--- a/5-人员管理/流程制度规范类文件/050105-人员工作交接管理制度.docx
+++ b/5-人员管理/流程制度规范类文件/050105-人员工作交接管理制度.docx
@@ -1,7 +1,6 @@
 
 <file path=word/document.xml><?xml version="1.0" encoding="utf-8"?>
-<w:document xmlns:wpc="http://schemas.microsoft.com/office/word/2010/wordprocessingCanvas" xmlns:mc="http://schemas.openxmlformats.org/markup-compatibility/2006" xmlns:o="urn:schemas-microsoft-com:office:office" xmlns:r="http://schemas.openxmlformats.org/officeDocument/2006/relationships" xmlns:m="http://schemas.openxmlformats.org/officeDocument/2006/math" xmlns:v="urn:schemas-microsoft-com:vml" xmlns:wp14="http://schemas.microsoft.com/office/word/2010/wordprocessingDrawing" xmlns:wp="http://schemas.openxmlformats.org/drawingml/2006/wordprocessingDrawing" xmlns:w10="urn:schemas-microsoft-com:office:word" xmlns:w="http://schemas.openxmlformats.org/wordprocessingml/2006/main" xmlns:w14="http://schemas.microsoft.com/office/word/2010/wordml" xmlns:w15="http://schemas.microsoft.com/office/word/2012/wordml" xmlns:wne="http://schemas.microsoft.com/office/word/2006/wordml" xmlns:wpg="http://schemas.microsoft.com/office/word/2010/wordprocessingGroup" xmlns:wpi="http://schemas.microsoft.com/office/word/2010/wordprocessingInk" xmlns:wps="http://schemas.microsoft.com/office/word/2010/wordprocessingShape" mc:Ignorable="w14 w15 wp14">
-  <!-- Generated by Aspose.Words for .NET 13.3.0.1 -->
+<w:document xmlns:wpc="http://schemas.microsoft.com/office/word/2010/wordprocessingCanvas" xmlns:mc="http://schemas.openxmlformats.org/markup-compatibility/2006" xmlns:o="urn:schemas-microsoft-com:office:office" xmlns:r="http://schemas.openxmlformats.org/officeDocument/2006/relationships" xmlns:m="http://schemas.openxmlformats.org/officeDocument/2006/math" xmlns:v="urn:schemas-microsoft-com:vml" xmlns:wp14="http://schemas.microsoft.com/office/word/2010/wordprocessingDrawing" xmlns:wp="http://schemas.openxmlformats.org/drawingml/2006/wordprocessingDrawing" xmlns:w="http://schemas.openxmlformats.org/wordprocessingml/2006/main" xmlns:w14="http://schemas.microsoft.com/office/word/2010/wordml" xmlns:w10="urn:schemas-microsoft-com:office:word" xmlns:w15="http://schemas.microsoft.com/office/word/2012/wordml" xmlns:wpg="http://schemas.microsoft.com/office/word/2010/wordprocessingGroup" xmlns:wpi="http://schemas.microsoft.com/office/word/2010/wordprocessingInk" xmlns:wne="http://schemas.microsoft.com/office/word/2006/wordml" xmlns:wps="http://schemas.microsoft.com/office/word/2010/wordprocessingShape" xmlns:wpsCustomData="http://www.wps.cn/officeDocument/2013/wpsCustomData" mc:Ignorable="w14 w15 wp14">
   <w:body>
     <w:p>
       <w:pPr>
@@ -14,7 +13,7 @@
         <w:spacing w:before="78" w:line="219" w:lineRule="auto"/>
         <w:ind w:left="25"/>
         <w:rPr>
-          <w:rFonts w:ascii="宋体" w:eastAsia="宋体" w:hAnsi="宋体" w:cs="宋体" w:hint="default"/>
+          <w:rFonts w:hint="default" w:ascii="宋体" w:hAnsi="宋体" w:eastAsia="宋体" w:cs="宋体"/>
           <w:sz w:val="24"/>
           <w:szCs w:val="24"/>
           <w:lang w:val="en-US" w:eastAsia="zh-CN"/>
@@ -22,7 +21,7 @@
       </w:pPr>
       <w:r>
         <w:rPr>
-          <w:rFonts w:ascii="宋体" w:eastAsia="宋体" w:hAnsi="宋体" w:cs="宋体"/>
+          <w:rFonts w:ascii="宋体" w:hAnsi="宋体" w:eastAsia="宋体" w:cs="宋体"/>
           <w:b/>
           <w:bCs/>
           <w:spacing w:val="-3"/>
@@ -33,7 +32,7 @@
       </w:r>
       <w:r>
         <w:rPr>
-          <w:rFonts w:ascii="宋体" w:eastAsia="宋体" w:hAnsi="宋体" w:cs="宋体" w:hint="eastAsia"/>
+          <w:rFonts w:hint="eastAsia" w:ascii="宋体" w:hAnsi="宋体" w:eastAsia="宋体" w:cs="宋体"/>
           <w:b/>
           <w:bCs/>
           <w:spacing w:val="-3"/>
@@ -45,7 +44,7 @@
       </w:r>
       <w:r>
         <w:rPr>
-          <w:rFonts w:ascii="宋体" w:eastAsia="宋体" w:hAnsi="宋体" w:cs="宋体"/>
+          <w:rFonts w:ascii="宋体" w:hAnsi="宋体" w:eastAsia="宋体" w:cs="宋体"/>
           <w:b/>
           <w:bCs/>
           <w:spacing w:val="-3"/>
@@ -56,7 +55,7 @@
       </w:r>
       <w:r>
         <w:rPr>
-          <w:rFonts w:ascii="宋体" w:eastAsia="宋体" w:hAnsi="宋体" w:cs="宋体" w:hint="eastAsia"/>
+          <w:rFonts w:hint="eastAsia" w:ascii="宋体" w:hAnsi="宋体" w:eastAsia="宋体" w:cs="宋体"/>
           <w:b/>
           <w:bCs/>
           <w:spacing w:val="-3"/>
@@ -86,14 +85,14 @@
         <w:ind w:left="23"/>
         <w:textAlignment w:val="auto"/>
         <w:rPr>
-          <w:rFonts w:ascii="宋体" w:eastAsia="宋体" w:hAnsi="宋体" w:cs="宋体"/>
-          <w:sz w:val="24"/>
-          <w:szCs w:val="24"/>
-        </w:rPr>
-      </w:pPr>
-      <w:r>
-        <w:rPr>
-          <w:rFonts w:ascii="宋体" w:eastAsia="宋体" w:hAnsi="宋体" w:cs="宋体"/>
+          <w:rFonts w:ascii="宋体" w:hAnsi="宋体" w:eastAsia="宋体" w:cs="宋体"/>
+          <w:sz w:val="24"/>
+          <w:szCs w:val="24"/>
+        </w:rPr>
+      </w:pPr>
+      <w:r>
+        <w:rPr>
+          <w:rFonts w:ascii="宋体" w:hAnsi="宋体" w:eastAsia="宋体" w:cs="宋体"/>
           <w:b/>
           <w:bCs/>
           <w:spacing w:val="240"/>
@@ -105,7 +104,7 @@
       </w:r>
       <w:r>
         <w:rPr>
-          <w:rFonts w:ascii="宋体" w:eastAsia="宋体" w:hAnsi="宋体" w:cs="宋体"/>
+          <w:rFonts w:ascii="宋体" w:hAnsi="宋体" w:eastAsia="宋体" w:cs="宋体"/>
           <w:b/>
           <w:bCs/>
           <w:spacing w:val="0"/>
@@ -117,7 +116,7 @@
       </w:r>
       <w:r>
         <w:rPr>
-          <w:rFonts w:ascii="宋体" w:eastAsia="宋体" w:hAnsi="宋体" w:cs="宋体"/>
+          <w:rFonts w:ascii="宋体" w:hAnsi="宋体" w:eastAsia="宋体" w:cs="宋体"/>
           <w:b/>
           <w:bCs/>
           <w:spacing w:val="-5"/>
@@ -129,7 +128,7 @@
     </w:p>
     <w:p>
       <w:pPr>
-        <w:pStyle w:val="a"/>
+        <w:pStyle w:val="25"/>
         <w:keepLines w:val="0"/>
         <w:pageBreakBefore w:val="0"/>
         <w:widowControl/>
@@ -149,7 +148,7 @@
     </w:p>
     <w:p>
       <w:pPr>
-        <w:pStyle w:val="a0"/>
+        <w:pStyle w:val="26"/>
         <w:keepLines w:val="0"/>
         <w:pageBreakBefore w:val="0"/>
         <w:widowControl/>
@@ -175,17 +174,18 @@
     </w:p>
     <w:tbl>
       <w:tblPr>
-        <w:tblStyle w:val="TableGrid"/>
+        <w:tblStyle w:val="22"/>
         <w:tblW w:w="0" w:type="auto"/>
         <w:tblInd w:w="2443" w:type="dxa"/>
         <w:tblBorders>
-          <w:top w:val="nil"/>
-          <w:left w:val="nil"/>
-          <w:bottom w:val="nil"/>
-          <w:right w:val="nil"/>
-          <w:insideH w:val="nil"/>
-          <w:insideV w:val="nil"/>
+          <w:top w:val="none" w:color="auto" w:sz="0" w:space="0"/>
+          <w:left w:val="none" w:color="auto" w:sz="0" w:space="0"/>
+          <w:bottom w:val="none" w:color="auto" w:sz="0" w:space="0"/>
+          <w:right w:val="none" w:color="auto" w:sz="0" w:space="0"/>
+          <w:insideH w:val="none" w:color="auto" w:sz="0" w:space="0"/>
+          <w:insideV w:val="none" w:color="auto" w:sz="0" w:space="0"/>
         </w:tblBorders>
+        <w:tblLayout w:type="autofit"/>
         <w:tblCellMar>
           <w:top w:w="0" w:type="dxa"/>
           <w:left w:w="108" w:type="dxa"/>
@@ -199,15 +199,13 @@
       </w:tblGrid>
       <w:tr>
         <w:tblPrEx>
-          <w:tblW w:w="0" w:type="auto"/>
-          <w:tblInd w:w="2443" w:type="dxa"/>
           <w:tblBorders>
-            <w:top w:val="nil"/>
-            <w:left w:val="nil"/>
-            <w:bottom w:val="nil"/>
-            <w:right w:val="nil"/>
-            <w:insideH w:val="nil"/>
-            <w:insideV w:val="nil"/>
+            <w:top w:val="none" w:color="auto" w:sz="0" w:space="0"/>
+            <w:left w:val="none" w:color="auto" w:sz="0" w:space="0"/>
+            <w:bottom w:val="none" w:color="auto" w:sz="0" w:space="0"/>
+            <w:right w:val="none" w:color="auto" w:sz="0" w:space="0"/>
+            <w:insideH w:val="none" w:color="auto" w:sz="0" w:space="0"/>
+            <w:insideV w:val="none" w:color="auto" w:sz="0" w:space="0"/>
           </w:tblBorders>
           <w:tblCellMar>
             <w:top w:w="0" w:type="dxa"/>
@@ -217,7 +215,7 @@
           </w:tblCellMar>
         </w:tblPrEx>
         <w:trPr>
-          <w:trHeight w:val="810"/>
+          <w:trHeight w:val="810" w:hRule="atLeast"/>
         </w:trPr>
         <w:tc>
           <w:tcPr>
@@ -247,7 +245,7 @@
             </w:r>
             <w:r>
               <w:rPr>
-                <w:rFonts w:asciiTheme="minorAscii" w:eastAsiaTheme="minorEastAsia" w:hAnsiTheme="minorAscii" w:hint="default"/>
+                <w:rFonts w:hint="default" w:asciiTheme="minorAscii" w:hAnsiTheme="minorAscii" w:eastAsiaTheme="minorEastAsia"/>
                 <w:spacing w:val="227"/>
                 <w:sz w:val="21"/>
                 <w:vertAlign w:val="baseline"/>
@@ -297,7 +295,7 @@
             </w:r>
             <w:r>
               <w:rPr>
-                <w:rFonts w:asciiTheme="minorAscii" w:eastAsiaTheme="minorEastAsia" w:hAnsiTheme="minorAscii" w:hint="eastAsia"/>
+                <w:rFonts w:hint="eastAsia" w:asciiTheme="minorAscii" w:hAnsiTheme="minorAscii" w:eastAsiaTheme="minorEastAsia"/>
                 <w:spacing w:val="227"/>
                 <w:sz w:val="21"/>
                 <w:vertAlign w:val="baseline"/>
@@ -319,8 +317,14 @@
       </w:tr>
       <w:tr>
         <w:tblPrEx>
-          <w:tblW w:w="0" w:type="auto"/>
-          <w:tblInd w:w="2443" w:type="dxa"/>
+          <w:tblBorders>
+            <w:top w:val="none" w:color="auto" w:sz="0" w:space="0"/>
+            <w:left w:val="none" w:color="auto" w:sz="0" w:space="0"/>
+            <w:bottom w:val="none" w:color="auto" w:sz="0" w:space="0"/>
+            <w:right w:val="none" w:color="auto" w:sz="0" w:space="0"/>
+            <w:insideH w:val="none" w:color="auto" w:sz="0" w:space="0"/>
+            <w:insideV w:val="none" w:color="auto" w:sz="0" w:space="0"/>
+          </w:tblBorders>
           <w:tblCellMar>
             <w:top w:w="0" w:type="dxa"/>
             <w:left w:w="108" w:type="dxa"/>
@@ -329,7 +333,7 @@
           </w:tblCellMar>
         </w:tblPrEx>
         <w:trPr>
-          <w:trHeight w:val="810"/>
+          <w:trHeight w:val="810" w:hRule="atLeast"/>
         </w:trPr>
         <w:tc>
           <w:tcPr>
@@ -345,7 +349,7 @@
               <w:overflowPunct/>
               <w:bidi w:val="0"/>
               <w:rPr>
-                <w:rFonts w:ascii="Arial" w:eastAsia="Arial" w:hAnsi="Arial" w:cs="Arial" w:hint="eastAsia"/>
+                <w:rFonts w:hint="eastAsia" w:ascii="Arial" w:hAnsi="Arial" w:eastAsia="Arial" w:cs="Arial"/>
                 <w:snapToGrid w:val="0"/>
                 <w:color w:val="000000"/>
                 <w:kern w:val="0"/>
@@ -365,7 +369,7 @@
             </w:r>
             <w:r>
               <w:rPr>
-                <w:rFonts w:asciiTheme="minorAscii" w:eastAsiaTheme="minorEastAsia" w:hAnsiTheme="minorAscii" w:hint="default"/>
+                <w:rFonts w:hint="default" w:asciiTheme="minorAscii" w:hAnsiTheme="minorAscii" w:eastAsiaTheme="minorEastAsia"/>
                 <w:spacing w:val="227"/>
                 <w:sz w:val="21"/>
                 <w:vertAlign w:val="baseline"/>
@@ -397,7 +401,7 @@
               <w:overflowPunct/>
               <w:bidi w:val="0"/>
               <w:rPr>
-                <w:rFonts w:ascii="Arial" w:eastAsia="Arial" w:hAnsi="Arial" w:cs="Arial" w:hint="eastAsia"/>
+                <w:rFonts w:hint="eastAsia" w:ascii="Arial" w:hAnsi="Arial" w:eastAsia="Arial" w:cs="Arial"/>
                 <w:snapToGrid w:val="0"/>
                 <w:color w:val="000000"/>
                 <w:kern w:val="0"/>
@@ -413,11 +417,21 @@
                 <w:vertAlign w:val="baseline"/>
                 <w:lang w:val="en-US" w:eastAsia="zh-CN"/>
               </w:rPr>
-              <w:t>编制时间</w:t>
+              <w:t>审核</w:t>
+            </w:r>
+            <w:bookmarkStart w:id="35" w:name="_GoBack"/>
+            <w:bookmarkEnd w:id="35"/>
+            <w:r>
+              <w:rPr>
+                <w:rFonts w:hint="eastAsia"/>
+                <w:vertAlign w:val="baseline"/>
+                <w:lang w:val="en-US" w:eastAsia="zh-CN"/>
+              </w:rPr>
+              <w:t>时间</w:t>
             </w:r>
             <w:r>
               <w:rPr>
-                <w:rFonts w:asciiTheme="minorAscii" w:eastAsiaTheme="minorEastAsia" w:hAnsiTheme="minorAscii" w:hint="eastAsia"/>
+                <w:rFonts w:hint="eastAsia" w:asciiTheme="minorAscii" w:hAnsiTheme="minorAscii" w:eastAsiaTheme="minorEastAsia"/>
                 <w:spacing w:val="227"/>
                 <w:sz w:val="21"/>
                 <w:vertAlign w:val="baseline"/>
@@ -439,8 +453,14 @@
       </w:tr>
       <w:tr>
         <w:tblPrEx>
-          <w:tblW w:w="0" w:type="auto"/>
-          <w:tblInd w:w="2443" w:type="dxa"/>
+          <w:tblBorders>
+            <w:top w:val="none" w:color="auto" w:sz="0" w:space="0"/>
+            <w:left w:val="none" w:color="auto" w:sz="0" w:space="0"/>
+            <w:bottom w:val="none" w:color="auto" w:sz="0" w:space="0"/>
+            <w:right w:val="none" w:color="auto" w:sz="0" w:space="0"/>
+            <w:insideH w:val="none" w:color="auto" w:sz="0" w:space="0"/>
+            <w:insideV w:val="none" w:color="auto" w:sz="0" w:space="0"/>
+          </w:tblBorders>
           <w:tblCellMar>
             <w:top w:w="0" w:type="dxa"/>
             <w:left w:w="108" w:type="dxa"/>
@@ -449,7 +469,7 @@
           </w:tblCellMar>
         </w:tblPrEx>
         <w:trPr>
-          <w:trHeight w:val="635"/>
+          <w:trHeight w:val="635" w:hRule="atLeast"/>
         </w:trPr>
         <w:tc>
           <w:tcPr>
@@ -479,7 +499,7 @@
             </w:r>
             <w:r>
               <w:rPr>
-                <w:rFonts w:asciiTheme="minorAscii" w:eastAsiaTheme="minorEastAsia" w:hAnsiTheme="minorAscii" w:hint="eastAsia"/>
+                <w:rFonts w:hint="eastAsia" w:asciiTheme="minorAscii" w:hAnsiTheme="minorAscii" w:eastAsiaTheme="minorEastAsia"/>
                 <w:spacing w:val="227"/>
                 <w:sz w:val="21"/>
                 <w:vertAlign w:val="baseline"/>
@@ -525,7 +545,7 @@
             </w:r>
             <w:r>
               <w:rPr>
-                <w:rFonts w:asciiTheme="minorAscii" w:eastAsiaTheme="minorEastAsia" w:hAnsiTheme="minorAscii" w:hint="eastAsia"/>
+                <w:rFonts w:hint="eastAsia" w:asciiTheme="minorAscii" w:hAnsiTheme="minorAscii" w:eastAsiaTheme="minorEastAsia"/>
                 <w:spacing w:val="227"/>
                 <w:sz w:val="21"/>
                 <w:vertAlign w:val="baseline"/>
@@ -570,14 +590,14 @@
         <w:spacing w:before="153" w:line="225" w:lineRule="auto"/>
         <w:ind w:left="3634"/>
         <w:rPr>
-          <w:rFonts w:ascii="宋体" w:eastAsia="宋体" w:hAnsi="宋体" w:cs="宋体"/>
+          <w:rFonts w:ascii="宋体" w:hAnsi="宋体" w:eastAsia="宋体" w:cs="宋体"/>
           <w:sz w:val="31"/>
           <w:szCs w:val="31"/>
         </w:rPr>
       </w:pPr>
       <w:r>
         <w:rPr>
-          <w:rFonts w:ascii="宋体" w:eastAsia="宋体" w:hAnsi="宋体" w:cs="宋体"/>
+          <w:rFonts w:ascii="宋体" w:hAnsi="宋体" w:eastAsia="宋体" w:cs="宋体"/>
           <w:b/>
           <w:bCs/>
           <w:spacing w:val="4"/>
@@ -589,16 +609,16 @@
     </w:p>
     <w:tbl>
       <w:tblPr>
-        <w:tblStyle w:val="TableNormal0"/>
+        <w:tblStyle w:val="27"/>
         <w:tblW w:w="8301" w:type="dxa"/>
         <w:tblInd w:w="2" w:type="dxa"/>
         <w:tblBorders>
-          <w:top w:val="single" w:sz="2" w:space="0" w:color="000000"/>
-          <w:left w:val="single" w:sz="2" w:space="0" w:color="000000"/>
-          <w:bottom w:val="single" w:sz="2" w:space="0" w:color="000000"/>
-          <w:right w:val="single" w:sz="2" w:space="0" w:color="000000"/>
-          <w:insideH w:val="single" w:sz="2" w:space="0" w:color="000000"/>
-          <w:insideV w:val="single" w:sz="2" w:space="0" w:color="000000"/>
+          <w:top w:val="single" w:color="000000" w:sz="2" w:space="0"/>
+          <w:left w:val="single" w:color="000000" w:sz="2" w:space="0"/>
+          <w:bottom w:val="single" w:color="000000" w:sz="2" w:space="0"/>
+          <w:right w:val="single" w:color="000000" w:sz="2" w:space="0"/>
+          <w:insideH w:val="single" w:color="000000" w:sz="2" w:space="0"/>
+          <w:insideV w:val="single" w:color="000000" w:sz="2" w:space="0"/>
         </w:tblBorders>
         <w:tblLayout w:type="fixed"/>
         <w:tblCellMar>
@@ -618,17 +638,14 @@
       </w:tblGrid>
       <w:tr>
         <w:tblPrEx>
-          <w:tblW w:w="8301" w:type="dxa"/>
-          <w:tblInd w:w="2" w:type="dxa"/>
           <w:tblBorders>
-            <w:top w:val="single" w:sz="2" w:space="0" w:color="000000"/>
-            <w:left w:val="single" w:sz="2" w:space="0" w:color="000000"/>
-            <w:bottom w:val="single" w:sz="2" w:space="0" w:color="000000"/>
-            <w:right w:val="single" w:sz="2" w:space="0" w:color="000000"/>
-            <w:insideH w:val="single" w:sz="2" w:space="0" w:color="000000"/>
-            <w:insideV w:val="single" w:sz="2" w:space="0" w:color="000000"/>
+            <w:top w:val="single" w:color="000000" w:sz="2" w:space="0"/>
+            <w:left w:val="single" w:color="000000" w:sz="2" w:space="0"/>
+            <w:bottom w:val="single" w:color="000000" w:sz="2" w:space="0"/>
+            <w:right w:val="single" w:color="000000" w:sz="2" w:space="0"/>
+            <w:insideH w:val="single" w:color="000000" w:sz="2" w:space="0"/>
+            <w:insideV w:val="single" w:color="000000" w:sz="2" w:space="0"/>
           </w:tblBorders>
-          <w:tblLayout w:type="fixed"/>
           <w:tblCellMar>
             <w:top w:w="0" w:type="dxa"/>
             <w:left w:w="0" w:type="dxa"/>
@@ -637,7 +654,7 @@
           </w:tblCellMar>
         </w:tblPrEx>
         <w:trPr>
-          <w:trHeight w:val="593"/>
+          <w:trHeight w:val="593" w:hRule="atLeast"/>
         </w:trPr>
         <w:tc>
           <w:tcPr>
@@ -654,14 +671,14 @@
               <w:spacing w:before="176" w:line="228" w:lineRule="auto"/>
               <w:ind w:left="607"/>
               <w:rPr>
-                <w:rFonts w:ascii="宋体" w:eastAsia="宋体" w:hAnsi="宋体" w:cs="宋体"/>
+                <w:rFonts w:ascii="宋体" w:hAnsi="宋体" w:eastAsia="宋体" w:cs="宋体"/>
                 <w:sz w:val="20"/>
                 <w:szCs w:val="20"/>
               </w:rPr>
             </w:pPr>
             <w:r>
               <w:rPr>
-                <w:rFonts w:ascii="宋体" w:eastAsia="宋体" w:hAnsi="宋体" w:cs="宋体"/>
+                <w:rFonts w:ascii="宋体" w:hAnsi="宋体" w:eastAsia="宋体" w:cs="宋体"/>
                 <w:spacing w:val="-14"/>
                 <w:sz w:val="20"/>
                 <w:szCs w:val="20"/>
@@ -685,14 +702,14 @@
               <w:spacing w:before="175" w:line="227" w:lineRule="auto"/>
               <w:ind w:left="253"/>
               <w:rPr>
-                <w:rFonts w:ascii="宋体" w:eastAsia="宋体" w:hAnsi="宋体" w:cs="宋体"/>
+                <w:rFonts w:ascii="宋体" w:hAnsi="宋体" w:eastAsia="宋体" w:cs="宋体"/>
                 <w:sz w:val="20"/>
                 <w:szCs w:val="20"/>
               </w:rPr>
             </w:pPr>
             <w:r>
               <w:rPr>
-                <w:rFonts w:ascii="宋体" w:eastAsia="宋体" w:hAnsi="宋体" w:cs="宋体"/>
+                <w:rFonts w:ascii="宋体" w:hAnsi="宋体" w:eastAsia="宋体" w:cs="宋体"/>
                 <w:spacing w:val="4"/>
                 <w:sz w:val="20"/>
                 <w:szCs w:val="20"/>
@@ -716,14 +733,14 @@
               <w:spacing w:before="175" w:line="228" w:lineRule="auto"/>
               <w:ind w:left="730"/>
               <w:rPr>
-                <w:rFonts w:ascii="宋体" w:eastAsia="宋体" w:hAnsi="宋体" w:cs="宋体"/>
+                <w:rFonts w:ascii="宋体" w:hAnsi="宋体" w:eastAsia="宋体" w:cs="宋体"/>
                 <w:sz w:val="20"/>
                 <w:szCs w:val="20"/>
               </w:rPr>
             </w:pPr>
             <w:r>
               <w:rPr>
-                <w:rFonts w:ascii="宋体" w:eastAsia="宋体" w:hAnsi="宋体" w:cs="宋体"/>
+                <w:rFonts w:ascii="宋体" w:hAnsi="宋体" w:eastAsia="宋体" w:cs="宋体"/>
                 <w:spacing w:val="7"/>
                 <w:sz w:val="20"/>
                 <w:szCs w:val="20"/>
@@ -747,14 +764,14 @@
               <w:spacing w:before="175" w:line="228" w:lineRule="auto"/>
               <w:ind w:left="310"/>
               <w:rPr>
-                <w:rFonts w:ascii="宋体" w:eastAsia="宋体" w:hAnsi="宋体" w:cs="宋体"/>
+                <w:rFonts w:ascii="宋体" w:hAnsi="宋体" w:eastAsia="宋体" w:cs="宋体"/>
                 <w:sz w:val="20"/>
                 <w:szCs w:val="20"/>
               </w:rPr>
             </w:pPr>
             <w:r>
               <w:rPr>
-                <w:rFonts w:ascii="宋体" w:eastAsia="宋体" w:hAnsi="宋体" w:cs="宋体"/>
+                <w:rFonts w:ascii="宋体" w:hAnsi="宋体" w:eastAsia="宋体" w:cs="宋体"/>
                 <w:spacing w:val="6"/>
                 <w:sz w:val="20"/>
                 <w:szCs w:val="20"/>
@@ -778,7 +795,7 @@
               <w:spacing w:before="175" w:line="228" w:lineRule="auto"/>
               <w:ind w:left="310"/>
               <w:rPr>
-                <w:rFonts w:ascii="宋体" w:eastAsia="宋体" w:hAnsi="宋体" w:cs="宋体" w:hint="eastAsia"/>
+                <w:rFonts w:hint="eastAsia" w:ascii="宋体" w:hAnsi="宋体" w:eastAsia="宋体" w:cs="宋体"/>
                 <w:spacing w:val="6"/>
                 <w:sz w:val="20"/>
                 <w:szCs w:val="20"/>
@@ -787,7 +804,7 @@
             </w:pPr>
             <w:r>
               <w:rPr>
-                <w:rFonts w:ascii="宋体" w:eastAsia="宋体" w:hAnsi="宋体" w:cs="宋体" w:hint="eastAsia"/>
+                <w:rFonts w:hint="eastAsia" w:ascii="宋体" w:hAnsi="宋体" w:eastAsia="宋体" w:cs="宋体"/>
                 <w:spacing w:val="6"/>
                 <w:sz w:val="20"/>
                 <w:szCs w:val="20"/>
@@ -812,14 +829,14 @@
               <w:spacing w:before="176" w:line="229" w:lineRule="auto"/>
               <w:ind w:left="311"/>
               <w:rPr>
-                <w:rFonts w:ascii="宋体" w:eastAsia="宋体" w:hAnsi="宋体" w:cs="宋体"/>
+                <w:rFonts w:ascii="宋体" w:hAnsi="宋体" w:eastAsia="宋体" w:cs="宋体"/>
                 <w:sz w:val="20"/>
                 <w:szCs w:val="20"/>
               </w:rPr>
             </w:pPr>
             <w:r>
               <w:rPr>
-                <w:rFonts w:ascii="宋体" w:eastAsia="宋体" w:hAnsi="宋体" w:cs="宋体"/>
+                <w:rFonts w:ascii="宋体" w:hAnsi="宋体" w:eastAsia="宋体" w:cs="宋体"/>
                 <w:spacing w:val="7"/>
                 <w:sz w:val="20"/>
                 <w:szCs w:val="20"/>
@@ -831,9 +848,14 @@
       </w:tr>
       <w:tr>
         <w:tblPrEx>
-          <w:tblW w:w="8301" w:type="dxa"/>
-          <w:tblInd w:w="2" w:type="dxa"/>
-          <w:tblLayout w:type="fixed"/>
+          <w:tblBorders>
+            <w:top w:val="single" w:color="000000" w:sz="2" w:space="0"/>
+            <w:left w:val="single" w:color="000000" w:sz="2" w:space="0"/>
+            <w:bottom w:val="single" w:color="000000" w:sz="2" w:space="0"/>
+            <w:right w:val="single" w:color="000000" w:sz="2" w:space="0"/>
+            <w:insideH w:val="single" w:color="000000" w:sz="2" w:space="0"/>
+            <w:insideV w:val="single" w:color="000000" w:sz="2" w:space="0"/>
+          </w:tblBorders>
           <w:tblCellMar>
             <w:top w:w="0" w:type="dxa"/>
             <w:left w:w="0" w:type="dxa"/>
@@ -842,7 +864,7 @@
           </w:tblCellMar>
         </w:tblPrEx>
         <w:trPr>
-          <w:trHeight w:val="556"/>
+          <w:trHeight w:val="556" w:hRule="atLeast"/>
         </w:trPr>
         <w:tc>
           <w:tcPr>
@@ -859,14 +881,14 @@
               <w:spacing w:before="173" w:line="267" w:lineRule="exact"/>
               <w:ind w:left="260"/>
               <w:rPr>
-                <w:rFonts w:ascii="宋体" w:eastAsia="宋体" w:hAnsi="宋体" w:cs="宋体"/>
+                <w:rFonts w:ascii="宋体" w:hAnsi="宋体" w:eastAsia="宋体" w:cs="宋体"/>
                 <w:sz w:val="20"/>
                 <w:szCs w:val="20"/>
               </w:rPr>
             </w:pPr>
             <w:r>
               <w:rPr>
-                <w:rFonts w:ascii="宋体" w:eastAsia="宋体" w:hAnsi="宋体" w:cs="宋体"/>
+                <w:rFonts w:ascii="宋体" w:hAnsi="宋体" w:eastAsia="宋体" w:cs="宋体"/>
                 <w:spacing w:val="3"/>
                 <w:position w:val="1"/>
                 <w:sz w:val="20"/>
@@ -891,14 +913,14 @@
               <w:spacing w:before="173" w:line="267" w:lineRule="exact"/>
               <w:ind w:left="248"/>
               <w:rPr>
-                <w:rFonts w:ascii="宋体" w:eastAsia="宋体" w:hAnsi="宋体" w:cs="宋体"/>
+                <w:rFonts w:ascii="宋体" w:hAnsi="宋体" w:eastAsia="宋体" w:cs="宋体"/>
                 <w:sz w:val="20"/>
                 <w:szCs w:val="20"/>
               </w:rPr>
             </w:pPr>
             <w:r>
               <w:rPr>
-                <w:rFonts w:ascii="宋体" w:eastAsia="宋体" w:hAnsi="宋体" w:cs="宋体"/>
+                <w:rFonts w:ascii="宋体" w:hAnsi="宋体" w:eastAsia="宋体" w:cs="宋体"/>
                 <w:spacing w:val="4"/>
                 <w:position w:val="1"/>
                 <w:sz w:val="20"/>
@@ -924,14 +946,14 @@
               <w:ind w:left="114"/>
               <w:jc w:val="center"/>
               <w:rPr>
-                <w:rFonts w:ascii="宋体" w:eastAsia="宋体" w:hAnsi="宋体" w:cs="宋体"/>
+                <w:rFonts w:ascii="宋体" w:hAnsi="宋体" w:eastAsia="宋体" w:cs="宋体"/>
                 <w:sz w:val="20"/>
                 <w:szCs w:val="20"/>
               </w:rPr>
             </w:pPr>
             <w:r>
               <w:rPr>
-                <w:rFonts w:ascii="宋体" w:eastAsia="宋体" w:hAnsi="宋体" w:cs="宋体"/>
+                <w:rFonts w:ascii="宋体" w:hAnsi="宋体" w:eastAsia="宋体" w:cs="宋体"/>
                 <w:spacing w:val="7"/>
                 <w:sz w:val="20"/>
                 <w:szCs w:val="20"/>
@@ -955,7 +977,7 @@
               <w:spacing w:before="172" w:line="228" w:lineRule="auto"/>
               <w:ind w:left="313"/>
               <w:rPr>
-                <w:rFonts w:ascii="宋体" w:eastAsia="宋体" w:hAnsi="宋体" w:cs="宋体"/>
+                <w:rFonts w:ascii="宋体" w:hAnsi="宋体" w:eastAsia="宋体" w:cs="宋体"/>
                 <w:sz w:val="20"/>
                 <w:szCs w:val="20"/>
               </w:rPr>
@@ -989,7 +1011,7 @@
               <w:spacing w:before="172" w:line="228" w:lineRule="auto"/>
               <w:ind w:left="313"/>
               <w:rPr>
-                <w:rFonts w:ascii="宋体" w:eastAsia="宋体" w:hAnsi="宋体" w:cs="宋体" w:hint="eastAsia"/>
+                <w:rFonts w:hint="eastAsia" w:ascii="宋体" w:hAnsi="宋体" w:eastAsia="宋体" w:cs="宋体"/>
                 <w:spacing w:val="5"/>
                 <w:sz w:val="20"/>
                 <w:szCs w:val="20"/>
@@ -1019,14 +1041,14 @@
               <w:spacing w:before="173" w:line="229" w:lineRule="auto"/>
               <w:ind w:left="314"/>
               <w:rPr>
-                <w:rFonts w:ascii="宋体" w:eastAsia="宋体" w:hAnsi="宋体" w:cs="宋体"/>
+                <w:rFonts w:ascii="宋体" w:hAnsi="宋体" w:eastAsia="宋体" w:cs="宋体"/>
                 <w:sz w:val="20"/>
                 <w:szCs w:val="20"/>
               </w:rPr>
             </w:pPr>
             <w:r>
               <w:rPr>
-                <w:rFonts w:ascii="宋体" w:eastAsia="宋体" w:hAnsi="宋体" w:cs="宋体" w:hint="eastAsia"/>
+                <w:rFonts w:hint="eastAsia" w:ascii="宋体" w:hAnsi="宋体" w:eastAsia="宋体" w:cs="宋体"/>
                 <w:spacing w:val="6"/>
                 <w:sz w:val="20"/>
                 <w:szCs w:val="20"/>
@@ -1039,9 +1061,14 @@
       </w:tr>
       <w:tr>
         <w:tblPrEx>
-          <w:tblW w:w="8301" w:type="dxa"/>
-          <w:tblInd w:w="2" w:type="dxa"/>
-          <w:tblLayout w:type="fixed"/>
+          <w:tblBorders>
+            <w:top w:val="single" w:color="000000" w:sz="2" w:space="0"/>
+            <w:left w:val="single" w:color="000000" w:sz="2" w:space="0"/>
+            <w:bottom w:val="single" w:color="000000" w:sz="2" w:space="0"/>
+            <w:right w:val="single" w:color="000000" w:sz="2" w:space="0"/>
+            <w:insideH w:val="single" w:color="000000" w:sz="2" w:space="0"/>
+            <w:insideV w:val="single" w:color="000000" w:sz="2" w:space="0"/>
+          </w:tblBorders>
           <w:tblCellMar>
             <w:top w:w="0" w:type="dxa"/>
             <w:left w:w="0" w:type="dxa"/>
@@ -1050,7 +1077,7 @@
           </w:tblCellMar>
         </w:tblPrEx>
         <w:trPr>
-          <w:trHeight w:val="556"/>
+          <w:trHeight w:val="556" w:hRule="atLeast"/>
         </w:trPr>
         <w:tc>
           <w:tcPr>
@@ -1058,7 +1085,7 @@
           </w:tcPr>
           <w:p>
             <w:pPr>
-              <w:pStyle w:val="TableText"/>
+              <w:pStyle w:val="28"/>
               <w:keepLines w:val="0"/>
               <w:pageBreakBefore w:val="0"/>
               <w:widowControl/>
@@ -1074,7 +1101,7 @@
           </w:tcPr>
           <w:p>
             <w:pPr>
-              <w:pStyle w:val="TableText"/>
+              <w:pStyle w:val="28"/>
               <w:keepLines w:val="0"/>
               <w:pageBreakBefore w:val="0"/>
               <w:widowControl/>
@@ -1090,7 +1117,7 @@
           </w:tcPr>
           <w:p>
             <w:pPr>
-              <w:pStyle w:val="TableText"/>
+              <w:pStyle w:val="28"/>
               <w:keepLines w:val="0"/>
               <w:pageBreakBefore w:val="0"/>
               <w:widowControl/>
@@ -1140,7 +1167,7 @@
           </w:tcPr>
           <w:p>
             <w:pPr>
-              <w:pStyle w:val="TableText"/>
+              <w:pStyle w:val="28"/>
               <w:keepLines w:val="0"/>
               <w:pageBreakBefore w:val="0"/>
               <w:widowControl/>
@@ -1153,9 +1180,14 @@
       </w:tr>
       <w:tr>
         <w:tblPrEx>
-          <w:tblW w:w="8301" w:type="dxa"/>
-          <w:tblInd w:w="2" w:type="dxa"/>
-          <w:tblLayout w:type="fixed"/>
+          <w:tblBorders>
+            <w:top w:val="single" w:color="000000" w:sz="2" w:space="0"/>
+            <w:left w:val="single" w:color="000000" w:sz="2" w:space="0"/>
+            <w:bottom w:val="single" w:color="000000" w:sz="2" w:space="0"/>
+            <w:right w:val="single" w:color="000000" w:sz="2" w:space="0"/>
+            <w:insideH w:val="single" w:color="000000" w:sz="2" w:space="0"/>
+            <w:insideV w:val="single" w:color="000000" w:sz="2" w:space="0"/>
+          </w:tblBorders>
           <w:tblCellMar>
             <w:top w:w="0" w:type="dxa"/>
             <w:left w:w="0" w:type="dxa"/>
@@ -1164,7 +1196,7 @@
           </w:tblCellMar>
         </w:tblPrEx>
         <w:trPr>
-          <w:trHeight w:val="556"/>
+          <w:trHeight w:val="556" w:hRule="atLeast"/>
         </w:trPr>
         <w:tc>
           <w:tcPr>
@@ -1172,7 +1204,7 @@
           </w:tcPr>
           <w:p>
             <w:pPr>
-              <w:pStyle w:val="TableText"/>
+              <w:pStyle w:val="28"/>
               <w:keepLines w:val="0"/>
               <w:pageBreakBefore w:val="0"/>
               <w:widowControl/>
@@ -1188,7 +1220,7 @@
           </w:tcPr>
           <w:p>
             <w:pPr>
-              <w:pStyle w:val="TableText"/>
+              <w:pStyle w:val="28"/>
               <w:keepLines w:val="0"/>
               <w:pageBreakBefore w:val="0"/>
               <w:widowControl/>
@@ -1204,7 +1236,7 @@
           </w:tcPr>
           <w:p>
             <w:pPr>
-              <w:pStyle w:val="TableText"/>
+              <w:pStyle w:val="28"/>
               <w:keepLines w:val="0"/>
               <w:pageBreakBefore w:val="0"/>
               <w:widowControl/>
@@ -1254,7 +1286,7 @@
           </w:tcPr>
           <w:p>
             <w:pPr>
-              <w:pStyle w:val="TableText"/>
+              <w:pStyle w:val="28"/>
               <w:keepLines w:val="0"/>
               <w:pageBreakBefore w:val="0"/>
               <w:widowControl/>
@@ -1267,9 +1299,14 @@
       </w:tr>
       <w:tr>
         <w:tblPrEx>
-          <w:tblW w:w="8301" w:type="dxa"/>
-          <w:tblInd w:w="2" w:type="dxa"/>
-          <w:tblLayout w:type="fixed"/>
+          <w:tblBorders>
+            <w:top w:val="single" w:color="000000" w:sz="2" w:space="0"/>
+            <w:left w:val="single" w:color="000000" w:sz="2" w:space="0"/>
+            <w:bottom w:val="single" w:color="000000" w:sz="2" w:space="0"/>
+            <w:right w:val="single" w:color="000000" w:sz="2" w:space="0"/>
+            <w:insideH w:val="single" w:color="000000" w:sz="2" w:space="0"/>
+            <w:insideV w:val="single" w:color="000000" w:sz="2" w:space="0"/>
+          </w:tblBorders>
           <w:tblCellMar>
             <w:top w:w="0" w:type="dxa"/>
             <w:left w:w="0" w:type="dxa"/>
@@ -1278,7 +1315,7 @@
           </w:tblCellMar>
         </w:tblPrEx>
         <w:trPr>
-          <w:trHeight w:val="557"/>
+          <w:trHeight w:val="557" w:hRule="atLeast"/>
         </w:trPr>
         <w:tc>
           <w:tcPr>
@@ -1286,7 +1323,7 @@
           </w:tcPr>
           <w:p>
             <w:pPr>
-              <w:pStyle w:val="TableText"/>
+              <w:pStyle w:val="28"/>
               <w:keepLines w:val="0"/>
               <w:pageBreakBefore w:val="0"/>
               <w:widowControl/>
@@ -1302,7 +1339,7 @@
           </w:tcPr>
           <w:p>
             <w:pPr>
-              <w:pStyle w:val="TableText"/>
+              <w:pStyle w:val="28"/>
               <w:keepLines w:val="0"/>
               <w:pageBreakBefore w:val="0"/>
               <w:widowControl/>
@@ -1318,7 +1355,7 @@
           </w:tcPr>
           <w:p>
             <w:pPr>
-              <w:pStyle w:val="TableText"/>
+              <w:pStyle w:val="28"/>
               <w:keepLines w:val="0"/>
               <w:pageBreakBefore w:val="0"/>
               <w:widowControl/>
@@ -1334,7 +1371,7 @@
           </w:tcPr>
           <w:p>
             <w:pPr>
-              <w:pStyle w:val="TableText"/>
+              <w:pStyle w:val="28"/>
               <w:keepLines w:val="0"/>
               <w:pageBreakBefore w:val="0"/>
               <w:widowControl/>
@@ -1350,7 +1387,7 @@
           </w:tcPr>
           <w:p>
             <w:pPr>
-              <w:pStyle w:val="TableText"/>
+              <w:pStyle w:val="28"/>
               <w:keepLines w:val="0"/>
               <w:pageBreakBefore w:val="0"/>
               <w:widowControl/>
@@ -1366,7 +1403,7 @@
           </w:tcPr>
           <w:p>
             <w:pPr>
-              <w:pStyle w:val="TableText"/>
+              <w:pStyle w:val="28"/>
               <w:keepLines w:val="0"/>
               <w:pageBreakBefore w:val="0"/>
               <w:widowControl/>
@@ -1379,9 +1416,14 @@
       </w:tr>
       <w:tr>
         <w:tblPrEx>
-          <w:tblW w:w="8301" w:type="dxa"/>
-          <w:tblInd w:w="2" w:type="dxa"/>
-          <w:tblLayout w:type="fixed"/>
+          <w:tblBorders>
+            <w:top w:val="single" w:color="000000" w:sz="2" w:space="0"/>
+            <w:left w:val="single" w:color="000000" w:sz="2" w:space="0"/>
+            <w:bottom w:val="single" w:color="000000" w:sz="2" w:space="0"/>
+            <w:right w:val="single" w:color="000000" w:sz="2" w:space="0"/>
+            <w:insideH w:val="single" w:color="000000" w:sz="2" w:space="0"/>
+            <w:insideV w:val="single" w:color="000000" w:sz="2" w:space="0"/>
+          </w:tblBorders>
           <w:tblCellMar>
             <w:top w:w="0" w:type="dxa"/>
             <w:left w:w="0" w:type="dxa"/>
@@ -1390,7 +1432,7 @@
           </w:tblCellMar>
         </w:tblPrEx>
         <w:trPr>
-          <w:trHeight w:val="556"/>
+          <w:trHeight w:val="556" w:hRule="atLeast"/>
         </w:trPr>
         <w:tc>
           <w:tcPr>
@@ -1398,7 +1440,7 @@
           </w:tcPr>
           <w:p>
             <w:pPr>
-              <w:pStyle w:val="TableText"/>
+              <w:pStyle w:val="28"/>
               <w:keepLines w:val="0"/>
               <w:pageBreakBefore w:val="0"/>
               <w:widowControl/>
@@ -1414,7 +1456,7 @@
           </w:tcPr>
           <w:p>
             <w:pPr>
-              <w:pStyle w:val="TableText"/>
+              <w:pStyle w:val="28"/>
               <w:keepLines w:val="0"/>
               <w:pageBreakBefore w:val="0"/>
               <w:widowControl/>
@@ -1430,7 +1472,7 @@
           </w:tcPr>
           <w:p>
             <w:pPr>
-              <w:pStyle w:val="TableText"/>
+              <w:pStyle w:val="28"/>
               <w:keepLines w:val="0"/>
               <w:pageBreakBefore w:val="0"/>
               <w:widowControl/>
@@ -1446,7 +1488,7 @@
           </w:tcPr>
           <w:p>
             <w:pPr>
-              <w:pStyle w:val="TableText"/>
+              <w:pStyle w:val="28"/>
               <w:keepLines w:val="0"/>
               <w:pageBreakBefore w:val="0"/>
               <w:widowControl/>
@@ -1462,7 +1504,7 @@
           </w:tcPr>
           <w:p>
             <w:pPr>
-              <w:pStyle w:val="TableText"/>
+              <w:pStyle w:val="28"/>
               <w:keepLines w:val="0"/>
               <w:pageBreakBefore w:val="0"/>
               <w:widowControl/>
@@ -1478,7 +1520,7 @@
           </w:tcPr>
           <w:p>
             <w:pPr>
-              <w:pStyle w:val="TableText"/>
+              <w:pStyle w:val="28"/>
               <w:keepLines w:val="0"/>
               <w:pageBreakBefore w:val="0"/>
               <w:widowControl/>
@@ -1491,18 +1533,17 @@
       </w:tr>
       <w:tr>
         <w:tblPrEx>
-          <w:tblW w:w="8301" w:type="dxa"/>
-          <w:tblInd w:w="2" w:type="dxa"/>
-          <w:tblLayout w:type="fixed"/>
-          <w:tblCellMar>
-            <w:top w:w="0" w:type="dxa"/>
-            <w:left w:w="0" w:type="dxa"/>
-            <w:bottom w:w="0" w:type="dxa"/>
-            <w:right w:w="0" w:type="dxa"/>
-          </w:tblCellMar>
+          <w:tblBorders>
+            <w:top w:val="single" w:color="000000" w:sz="2" w:space="0"/>
+            <w:left w:val="single" w:color="000000" w:sz="2" w:space="0"/>
+            <w:bottom w:val="single" w:color="000000" w:sz="2" w:space="0"/>
+            <w:right w:val="single" w:color="000000" w:sz="2" w:space="0"/>
+            <w:insideH w:val="single" w:color="000000" w:sz="2" w:space="0"/>
+            <w:insideV w:val="single" w:color="000000" w:sz="2" w:space="0"/>
+          </w:tblBorders>
         </w:tblPrEx>
         <w:trPr>
-          <w:trHeight w:val="561"/>
+          <w:trHeight w:val="561" w:hRule="atLeast"/>
         </w:trPr>
         <w:tc>
           <w:tcPr>
@@ -1510,7 +1551,7 @@
           </w:tcPr>
           <w:p>
             <w:pPr>
-              <w:pStyle w:val="TableText"/>
+              <w:pStyle w:val="28"/>
               <w:keepLines w:val="0"/>
               <w:pageBreakBefore w:val="0"/>
               <w:widowControl/>
@@ -1526,7 +1567,7 @@
           </w:tcPr>
           <w:p>
             <w:pPr>
-              <w:pStyle w:val="TableText"/>
+              <w:pStyle w:val="28"/>
               <w:keepLines w:val="0"/>
               <w:pageBreakBefore w:val="0"/>
               <w:widowControl/>
@@ -1542,7 +1583,7 @@
           </w:tcPr>
           <w:p>
             <w:pPr>
-              <w:pStyle w:val="TableText"/>
+              <w:pStyle w:val="28"/>
               <w:keepLines w:val="0"/>
               <w:pageBreakBefore w:val="0"/>
               <w:widowControl/>
@@ -1558,7 +1599,7 @@
           </w:tcPr>
           <w:p>
             <w:pPr>
-              <w:pStyle w:val="TableText"/>
+              <w:pStyle w:val="28"/>
               <w:keepLines w:val="0"/>
               <w:pageBreakBefore w:val="0"/>
               <w:widowControl/>
@@ -1574,7 +1615,7 @@
           </w:tcPr>
           <w:p>
             <w:pPr>
-              <w:pStyle w:val="TableText"/>
+              <w:pStyle w:val="28"/>
               <w:keepLines w:val="0"/>
               <w:pageBreakBefore w:val="0"/>
               <w:widowControl/>
@@ -1590,7 +1631,7 @@
           </w:tcPr>
           <w:p>
             <w:pPr>
-              <w:pStyle w:val="TableText"/>
+              <w:pStyle w:val="28"/>
               <w:keepLines w:val="0"/>
               <w:pageBreakBefore w:val="0"/>
               <w:widowControl/>
@@ -1618,7 +1659,7 @@
     <w:sdt>
       <w:sdtPr>
         <w:rPr>
-          <w:rFonts w:ascii="宋体" w:eastAsia="宋体" w:hAnsi="宋体" w:cs="Arial"/>
+          <w:rFonts w:ascii="宋体" w:hAnsi="宋体" w:eastAsia="宋体" w:cs="Arial"/>
           <w:snapToGrid w:val="0"/>
           <w:color w:val="000000"/>
           <w:kern w:val="0"/>
@@ -1634,7 +1675,7 @@
       </w:sdtPr>
       <w:sdtEndPr>
         <w:rPr>
-          <w:rFonts w:ascii="宋体" w:eastAsia="宋体" w:hAnsi="宋体" w:cs="宋体" w:hint="eastAsia"/>
+          <w:rFonts w:hint="eastAsia" w:ascii="宋体" w:hAnsi="宋体" w:eastAsia="宋体" w:cs="宋体"/>
           <w:snapToGrid w:val="0"/>
           <w:color w:val="000000"/>
           <w:kern w:val="0"/>
@@ -1653,17 +1694,17 @@
             <w:overflowPunct/>
             <w:bidi w:val="0"/>
             <w:spacing w:before="0" w:beforeLines="0" w:after="0" w:afterLines="0" w:line="240" w:lineRule="auto"/>
-            <w:ind w:left="0" w:right="0" w:firstLine="0" w:leftChars="0" w:rightChars="0" w:firstLineChars="0"/>
+            <w:ind w:left="0" w:leftChars="0" w:right="0" w:rightChars="0" w:firstLine="0" w:firstLineChars="0"/>
             <w:jc w:val="center"/>
             <w:rPr>
-              <w:rFonts w:ascii="宋体" w:eastAsia="宋体" w:hAnsi="宋体" w:cs="宋体" w:hint="eastAsia"/>
+              <w:rFonts w:hint="eastAsia" w:ascii="宋体" w:hAnsi="宋体" w:eastAsia="宋体" w:cs="宋体"/>
               <w:sz w:val="24"/>
               <w:szCs w:val="24"/>
             </w:rPr>
           </w:pPr>
           <w:r>
             <w:rPr>
-              <w:rFonts w:ascii="宋体" w:eastAsia="宋体" w:hAnsi="宋体" w:cs="宋体" w:hint="eastAsia"/>
+              <w:rFonts w:hint="eastAsia" w:ascii="宋体" w:hAnsi="宋体" w:eastAsia="宋体" w:cs="宋体"/>
               <w:sz w:val="24"/>
               <w:szCs w:val="24"/>
             </w:rPr>
@@ -1672,16 +1713,14 @@
         </w:p>
         <w:p>
           <w:pPr>
-            <w:pStyle w:val="TOC1"/>
+            <w:pStyle w:val="17"/>
             <w:tabs>
               <w:tab w:val="right" w:leader="dot" w:pos="8306"/>
             </w:tabs>
           </w:pPr>
-          <w:bookmarkStart w:id="3" w:name="_GoBack"/>
-          <w:bookmarkEnd w:id="3"/>
-          <w:r>
-            <w:rPr>
-              <w:rFonts w:ascii="宋体" w:eastAsia="宋体" w:hAnsi="宋体" w:cs="宋体" w:hint="eastAsia"/>
+          <w:r>
+            <w:rPr>
+              <w:rFonts w:hint="eastAsia" w:ascii="宋体" w:hAnsi="宋体" w:eastAsia="宋体" w:cs="宋体"/>
               <w:sz w:val="24"/>
               <w:szCs w:val="24"/>
             </w:rPr>
@@ -1689,7 +1728,7 @@
           </w:r>
           <w:r>
             <w:rPr>
-              <w:rFonts w:ascii="宋体" w:eastAsia="宋体" w:hAnsi="宋体" w:cs="宋体" w:hint="eastAsia"/>
+              <w:rFonts w:hint="eastAsia" w:ascii="宋体" w:hAnsi="宋体" w:eastAsia="宋体" w:cs="宋体"/>
               <w:sz w:val="24"/>
               <w:szCs w:val="24"/>
             </w:rPr>
@@ -1697,7 +1736,7 @@
           </w:r>
           <w:r>
             <w:rPr>
-              <w:rFonts w:ascii="宋体" w:eastAsia="宋体" w:hAnsi="宋体" w:cs="宋体" w:hint="eastAsia"/>
+              <w:rFonts w:hint="eastAsia" w:ascii="宋体" w:hAnsi="宋体" w:eastAsia="宋体" w:cs="宋体"/>
               <w:sz w:val="24"/>
               <w:szCs w:val="24"/>
             </w:rPr>
@@ -1705,21 +1744,21 @@
           </w:r>
           <w:r>
             <w:rPr>
-              <w:rFonts w:ascii="宋体" w:eastAsia="宋体" w:hAnsi="宋体" w:cs="宋体" w:hint="eastAsia"/>
+              <w:rFonts w:hint="eastAsia" w:ascii="宋体" w:hAnsi="宋体" w:eastAsia="宋体" w:cs="宋体"/>
               <w:szCs w:val="24"/>
             </w:rPr>
             <w:fldChar w:fldCharType="begin"/>
           </w:r>
           <w:r>
             <w:rPr>
-              <w:rFonts w:ascii="宋体" w:eastAsia="宋体" w:hAnsi="宋体" w:cs="宋体" w:hint="eastAsia"/>
+              <w:rFonts w:hint="eastAsia" w:ascii="宋体" w:hAnsi="宋体" w:eastAsia="宋体" w:cs="宋体"/>
               <w:szCs w:val="24"/>
             </w:rPr>
             <w:instrText xml:space="preserve"> HYPERLINK \l _Toc10875 </w:instrText>
           </w:r>
           <w:r>
             <w:rPr>
-              <w:rFonts w:ascii="宋体" w:eastAsia="宋体" w:hAnsi="宋体" w:cs="宋体" w:hint="eastAsia"/>
+              <w:rFonts w:hint="eastAsia" w:ascii="宋体" w:hAnsi="宋体" w:eastAsia="宋体" w:cs="宋体"/>
               <w:szCs w:val="24"/>
             </w:rPr>
             <w:fldChar w:fldCharType="separate"/>
@@ -1751,7 +1790,7 @@
           </w:r>
           <w:r>
             <w:rPr>
-              <w:rFonts w:ascii="宋体" w:eastAsia="宋体" w:hAnsi="宋体" w:cs="宋体" w:hint="eastAsia"/>
+              <w:rFonts w:hint="eastAsia" w:ascii="宋体" w:hAnsi="宋体" w:eastAsia="宋体" w:cs="宋体"/>
               <w:szCs w:val="24"/>
             </w:rPr>
             <w:fldChar w:fldCharType="end"/>
@@ -1759,28 +1798,28 @@
         </w:p>
         <w:p>
           <w:pPr>
-            <w:pStyle w:val="TOC1"/>
+            <w:pStyle w:val="17"/>
             <w:tabs>
               <w:tab w:val="right" w:leader="dot" w:pos="8306"/>
             </w:tabs>
           </w:pPr>
           <w:r>
             <w:rPr>
-              <w:rFonts w:ascii="宋体" w:eastAsia="宋体" w:hAnsi="宋体" w:cs="宋体" w:hint="eastAsia"/>
+              <w:rFonts w:hint="eastAsia" w:ascii="宋体" w:hAnsi="宋体" w:eastAsia="宋体" w:cs="宋体"/>
               <w:szCs w:val="24"/>
             </w:rPr>
             <w:fldChar w:fldCharType="begin"/>
           </w:r>
           <w:r>
             <w:rPr>
-              <w:rFonts w:ascii="宋体" w:eastAsia="宋体" w:hAnsi="宋体" w:cs="宋体" w:hint="eastAsia"/>
+              <w:rFonts w:hint="eastAsia" w:ascii="宋体" w:hAnsi="宋体" w:eastAsia="宋体" w:cs="宋体"/>
               <w:szCs w:val="24"/>
             </w:rPr>
             <w:instrText xml:space="preserve"> HYPERLINK \l _Toc27940 </w:instrText>
           </w:r>
           <w:r>
             <w:rPr>
-              <w:rFonts w:ascii="宋体" w:eastAsia="宋体" w:hAnsi="宋体" w:cs="宋体" w:hint="eastAsia"/>
+              <w:rFonts w:hint="eastAsia" w:ascii="宋体" w:hAnsi="宋体" w:eastAsia="宋体" w:cs="宋体"/>
               <w:szCs w:val="24"/>
             </w:rPr>
             <w:fldChar w:fldCharType="separate"/>
@@ -1812,7 +1851,7 @@
           </w:r>
           <w:r>
             <w:rPr>
-              <w:rFonts w:ascii="宋体" w:eastAsia="宋体" w:hAnsi="宋体" w:cs="宋体" w:hint="eastAsia"/>
+              <w:rFonts w:hint="eastAsia" w:ascii="宋体" w:hAnsi="宋体" w:eastAsia="宋体" w:cs="宋体"/>
               <w:szCs w:val="24"/>
             </w:rPr>
             <w:fldChar w:fldCharType="end"/>
@@ -1820,28 +1859,28 @@
         </w:p>
         <w:p>
           <w:pPr>
-            <w:pStyle w:val="TOC1"/>
+            <w:pStyle w:val="17"/>
             <w:tabs>
               <w:tab w:val="right" w:leader="dot" w:pos="8306"/>
             </w:tabs>
           </w:pPr>
           <w:r>
             <w:rPr>
-              <w:rFonts w:ascii="宋体" w:eastAsia="宋体" w:hAnsi="宋体" w:cs="宋体" w:hint="eastAsia"/>
+              <w:rFonts w:hint="eastAsia" w:ascii="宋体" w:hAnsi="宋体" w:eastAsia="宋体" w:cs="宋体"/>
               <w:szCs w:val="24"/>
             </w:rPr>
             <w:fldChar w:fldCharType="begin"/>
           </w:r>
           <w:r>
             <w:rPr>
-              <w:rFonts w:ascii="宋体" w:eastAsia="宋体" w:hAnsi="宋体" w:cs="宋体" w:hint="eastAsia"/>
+              <w:rFonts w:hint="eastAsia" w:ascii="宋体" w:hAnsi="宋体" w:eastAsia="宋体" w:cs="宋体"/>
               <w:szCs w:val="24"/>
             </w:rPr>
             <w:instrText xml:space="preserve"> HYPERLINK \l _Toc29659 </w:instrText>
           </w:r>
           <w:r>
             <w:rPr>
-              <w:rFonts w:ascii="宋体" w:eastAsia="宋体" w:hAnsi="宋体" w:cs="宋体" w:hint="eastAsia"/>
+              <w:rFonts w:hint="eastAsia" w:ascii="宋体" w:hAnsi="宋体" w:eastAsia="宋体" w:cs="宋体"/>
               <w:szCs w:val="24"/>
             </w:rPr>
             <w:fldChar w:fldCharType="separate"/>
@@ -1875,7 +1914,7 @@
           </w:r>
           <w:r>
             <w:rPr>
-              <w:rFonts w:ascii="宋体" w:eastAsia="宋体" w:hAnsi="宋体" w:cs="宋体" w:hint="eastAsia"/>
+              <w:rFonts w:hint="eastAsia" w:ascii="宋体" w:hAnsi="宋体" w:eastAsia="宋体" w:cs="宋体"/>
               <w:szCs w:val="24"/>
             </w:rPr>
             <w:fldChar w:fldCharType="end"/>
@@ -1883,28 +1922,28 @@
         </w:p>
         <w:p>
           <w:pPr>
-            <w:pStyle w:val="TOC1"/>
+            <w:pStyle w:val="17"/>
             <w:tabs>
               <w:tab w:val="right" w:leader="dot" w:pos="8306"/>
             </w:tabs>
           </w:pPr>
           <w:r>
             <w:rPr>
-              <w:rFonts w:ascii="宋体" w:eastAsia="宋体" w:hAnsi="宋体" w:cs="宋体" w:hint="eastAsia"/>
+              <w:rFonts w:hint="eastAsia" w:ascii="宋体" w:hAnsi="宋体" w:eastAsia="宋体" w:cs="宋体"/>
               <w:szCs w:val="24"/>
             </w:rPr>
             <w:fldChar w:fldCharType="begin"/>
           </w:r>
           <w:r>
             <w:rPr>
-              <w:rFonts w:ascii="宋体" w:eastAsia="宋体" w:hAnsi="宋体" w:cs="宋体" w:hint="eastAsia"/>
+              <w:rFonts w:hint="eastAsia" w:ascii="宋体" w:hAnsi="宋体" w:eastAsia="宋体" w:cs="宋体"/>
               <w:szCs w:val="24"/>
             </w:rPr>
             <w:instrText xml:space="preserve"> HYPERLINK \l _Toc21968 </w:instrText>
           </w:r>
           <w:r>
             <w:rPr>
-              <w:rFonts w:ascii="宋体" w:eastAsia="宋体" w:hAnsi="宋体" w:cs="宋体" w:hint="eastAsia"/>
+              <w:rFonts w:hint="eastAsia" w:ascii="宋体" w:hAnsi="宋体" w:eastAsia="宋体" w:cs="宋体"/>
               <w:szCs w:val="24"/>
             </w:rPr>
             <w:fldChar w:fldCharType="separate"/>
@@ -1943,7 +1982,7 @@
           </w:r>
           <w:r>
             <w:rPr>
-              <w:rFonts w:ascii="宋体" w:eastAsia="宋体" w:hAnsi="宋体" w:cs="宋体" w:hint="eastAsia"/>
+              <w:rFonts w:hint="eastAsia" w:ascii="宋体" w:hAnsi="宋体" w:eastAsia="宋体" w:cs="宋体"/>
               <w:szCs w:val="24"/>
             </w:rPr>
             <w:fldChar w:fldCharType="end"/>
@@ -1951,28 +1990,28 @@
         </w:p>
         <w:p>
           <w:pPr>
-            <w:pStyle w:val="TOC1"/>
+            <w:pStyle w:val="17"/>
             <w:tabs>
               <w:tab w:val="right" w:leader="dot" w:pos="8306"/>
             </w:tabs>
           </w:pPr>
           <w:r>
             <w:rPr>
-              <w:rFonts w:ascii="宋体" w:eastAsia="宋体" w:hAnsi="宋体" w:cs="宋体" w:hint="eastAsia"/>
+              <w:rFonts w:hint="eastAsia" w:ascii="宋体" w:hAnsi="宋体" w:eastAsia="宋体" w:cs="宋体"/>
               <w:szCs w:val="24"/>
             </w:rPr>
             <w:fldChar w:fldCharType="begin"/>
           </w:r>
           <w:r>
             <w:rPr>
-              <w:rFonts w:ascii="宋体" w:eastAsia="宋体" w:hAnsi="宋体" w:cs="宋体" w:hint="eastAsia"/>
+              <w:rFonts w:hint="eastAsia" w:ascii="宋体" w:hAnsi="宋体" w:eastAsia="宋体" w:cs="宋体"/>
               <w:szCs w:val="24"/>
             </w:rPr>
             <w:instrText xml:space="preserve"> HYPERLINK \l _Toc26393 </w:instrText>
           </w:r>
           <w:r>
             <w:rPr>
-              <w:rFonts w:ascii="宋体" w:eastAsia="宋体" w:hAnsi="宋体" w:cs="宋体" w:hint="eastAsia"/>
+              <w:rFonts w:hint="eastAsia" w:ascii="宋体" w:hAnsi="宋体" w:eastAsia="宋体" w:cs="宋体"/>
               <w:szCs w:val="24"/>
             </w:rPr>
             <w:fldChar w:fldCharType="separate"/>
@@ -2013,7 +2052,7 @@
           </w:r>
           <w:r>
             <w:rPr>
-              <w:rFonts w:ascii="宋体" w:eastAsia="宋体" w:hAnsi="宋体" w:cs="宋体" w:hint="eastAsia"/>
+              <w:rFonts w:hint="eastAsia" w:ascii="宋体" w:hAnsi="宋体" w:eastAsia="宋体" w:cs="宋体"/>
               <w:szCs w:val="24"/>
             </w:rPr>
             <w:fldChar w:fldCharType="end"/>
@@ -2021,28 +2060,28 @@
         </w:p>
         <w:p>
           <w:pPr>
-            <w:pStyle w:val="TOC1"/>
+            <w:pStyle w:val="17"/>
             <w:tabs>
               <w:tab w:val="right" w:leader="dot" w:pos="8306"/>
             </w:tabs>
           </w:pPr>
           <w:r>
             <w:rPr>
-              <w:rFonts w:ascii="宋体" w:eastAsia="宋体" w:hAnsi="宋体" w:cs="宋体" w:hint="eastAsia"/>
+              <w:rFonts w:hint="eastAsia" w:ascii="宋体" w:hAnsi="宋体" w:eastAsia="宋体" w:cs="宋体"/>
               <w:szCs w:val="24"/>
             </w:rPr>
             <w:fldChar w:fldCharType="begin"/>
           </w:r>
           <w:r>
             <w:rPr>
-              <w:rFonts w:ascii="宋体" w:eastAsia="宋体" w:hAnsi="宋体" w:cs="宋体" w:hint="eastAsia"/>
+              <w:rFonts w:hint="eastAsia" w:ascii="宋体" w:hAnsi="宋体" w:eastAsia="宋体" w:cs="宋体"/>
               <w:szCs w:val="24"/>
             </w:rPr>
             <w:instrText xml:space="preserve"> HYPERLINK \l _Toc371 </w:instrText>
           </w:r>
           <w:r>
             <w:rPr>
-              <w:rFonts w:ascii="宋体" w:eastAsia="宋体" w:hAnsi="宋体" w:cs="宋体" w:hint="eastAsia"/>
+              <w:rFonts w:hint="eastAsia" w:ascii="宋体" w:hAnsi="宋体" w:eastAsia="宋体" w:cs="宋体"/>
               <w:szCs w:val="24"/>
             </w:rPr>
             <w:fldChar w:fldCharType="separate"/>
@@ -2081,7 +2120,7 @@
           </w:r>
           <w:r>
             <w:rPr>
-              <w:rFonts w:ascii="宋体" w:eastAsia="宋体" w:hAnsi="宋体" w:cs="宋体" w:hint="eastAsia"/>
+              <w:rFonts w:hint="eastAsia" w:ascii="宋体" w:hAnsi="宋体" w:eastAsia="宋体" w:cs="宋体"/>
               <w:szCs w:val="24"/>
             </w:rPr>
             <w:fldChar w:fldCharType="end"/>
@@ -2089,28 +2128,28 @@
         </w:p>
         <w:p>
           <w:pPr>
-            <w:pStyle w:val="TOC1"/>
+            <w:pStyle w:val="17"/>
             <w:tabs>
               <w:tab w:val="right" w:leader="dot" w:pos="8306"/>
             </w:tabs>
           </w:pPr>
           <w:r>
             <w:rPr>
-              <w:rFonts w:ascii="宋体" w:eastAsia="宋体" w:hAnsi="宋体" w:cs="宋体" w:hint="eastAsia"/>
+              <w:rFonts w:hint="eastAsia" w:ascii="宋体" w:hAnsi="宋体" w:eastAsia="宋体" w:cs="宋体"/>
               <w:szCs w:val="24"/>
             </w:rPr>
             <w:fldChar w:fldCharType="begin"/>
           </w:r>
           <w:r>
             <w:rPr>
-              <w:rFonts w:ascii="宋体" w:eastAsia="宋体" w:hAnsi="宋体" w:cs="宋体" w:hint="eastAsia"/>
+              <w:rFonts w:hint="eastAsia" w:ascii="宋体" w:hAnsi="宋体" w:eastAsia="宋体" w:cs="宋体"/>
               <w:szCs w:val="24"/>
             </w:rPr>
             <w:instrText xml:space="preserve"> HYPERLINK \l _Toc11446 </w:instrText>
           </w:r>
           <w:r>
             <w:rPr>
-              <w:rFonts w:ascii="宋体" w:eastAsia="宋体" w:hAnsi="宋体" w:cs="宋体" w:hint="eastAsia"/>
+              <w:rFonts w:hint="eastAsia" w:ascii="宋体" w:hAnsi="宋体" w:eastAsia="宋体" w:cs="宋体"/>
               <w:szCs w:val="24"/>
             </w:rPr>
             <w:fldChar w:fldCharType="separate"/>
@@ -2149,7 +2188,7 @@
           </w:r>
           <w:r>
             <w:rPr>
-              <w:rFonts w:ascii="宋体" w:eastAsia="宋体" w:hAnsi="宋体" w:cs="宋体" w:hint="eastAsia"/>
+              <w:rFonts w:hint="eastAsia" w:ascii="宋体" w:hAnsi="宋体" w:eastAsia="宋体" w:cs="宋体"/>
               <w:szCs w:val="24"/>
             </w:rPr>
             <w:fldChar w:fldCharType="end"/>
@@ -2157,28 +2196,28 @@
         </w:p>
         <w:p>
           <w:pPr>
-            <w:pStyle w:val="TOC2"/>
+            <w:pStyle w:val="18"/>
             <w:tabs>
               <w:tab w:val="right" w:leader="dot" w:pos="8306"/>
             </w:tabs>
           </w:pPr>
           <w:r>
             <w:rPr>
-              <w:rFonts w:ascii="宋体" w:eastAsia="宋体" w:hAnsi="宋体" w:cs="宋体" w:hint="eastAsia"/>
+              <w:rFonts w:hint="eastAsia" w:ascii="宋体" w:hAnsi="宋体" w:eastAsia="宋体" w:cs="宋体"/>
               <w:szCs w:val="24"/>
             </w:rPr>
             <w:fldChar w:fldCharType="begin"/>
           </w:r>
           <w:r>
             <w:rPr>
-              <w:rFonts w:ascii="宋体" w:eastAsia="宋体" w:hAnsi="宋体" w:cs="宋体" w:hint="eastAsia"/>
+              <w:rFonts w:hint="eastAsia" w:ascii="宋体" w:hAnsi="宋体" w:eastAsia="宋体" w:cs="宋体"/>
               <w:szCs w:val="24"/>
             </w:rPr>
             <w:instrText xml:space="preserve"> HYPERLINK \l _Toc19749 </w:instrText>
           </w:r>
           <w:r>
             <w:rPr>
-              <w:rFonts w:ascii="宋体" w:eastAsia="宋体" w:hAnsi="宋体" w:cs="宋体" w:hint="eastAsia"/>
+              <w:rFonts w:hint="eastAsia" w:ascii="宋体" w:hAnsi="宋体" w:eastAsia="宋体" w:cs="宋体"/>
               <w:szCs w:val="24"/>
             </w:rPr>
             <w:fldChar w:fldCharType="separate"/>
@@ -2223,7 +2262,7 @@
           </w:r>
           <w:r>
             <w:rPr>
-              <w:rFonts w:ascii="宋体" w:eastAsia="宋体" w:hAnsi="宋体" w:cs="宋体" w:hint="eastAsia"/>
+              <w:rFonts w:hint="eastAsia" w:ascii="宋体" w:hAnsi="宋体" w:eastAsia="宋体" w:cs="宋体"/>
               <w:szCs w:val="24"/>
             </w:rPr>
             <w:fldChar w:fldCharType="end"/>
@@ -2231,28 +2270,28 @@
         </w:p>
         <w:p>
           <w:pPr>
-            <w:pStyle w:val="TOC2"/>
+            <w:pStyle w:val="18"/>
             <w:tabs>
               <w:tab w:val="right" w:leader="dot" w:pos="8306"/>
             </w:tabs>
           </w:pPr>
           <w:r>
             <w:rPr>
-              <w:rFonts w:ascii="宋体" w:eastAsia="宋体" w:hAnsi="宋体" w:cs="宋体" w:hint="eastAsia"/>
+              <w:rFonts w:hint="eastAsia" w:ascii="宋体" w:hAnsi="宋体" w:eastAsia="宋体" w:cs="宋体"/>
               <w:szCs w:val="24"/>
             </w:rPr>
             <w:fldChar w:fldCharType="begin"/>
           </w:r>
           <w:r>
             <w:rPr>
-              <w:rFonts w:ascii="宋体" w:eastAsia="宋体" w:hAnsi="宋体" w:cs="宋体" w:hint="eastAsia"/>
+              <w:rFonts w:hint="eastAsia" w:ascii="宋体" w:hAnsi="宋体" w:eastAsia="宋体" w:cs="宋体"/>
               <w:szCs w:val="24"/>
             </w:rPr>
             <w:instrText xml:space="preserve"> HYPERLINK \l _Toc4511 </w:instrText>
           </w:r>
           <w:r>
             <w:rPr>
-              <w:rFonts w:ascii="宋体" w:eastAsia="宋体" w:hAnsi="宋体" w:cs="宋体" w:hint="eastAsia"/>
+              <w:rFonts w:hint="eastAsia" w:ascii="宋体" w:hAnsi="宋体" w:eastAsia="宋体" w:cs="宋体"/>
               <w:szCs w:val="24"/>
             </w:rPr>
             <w:fldChar w:fldCharType="separate"/>
@@ -2286,7 +2325,7 @@
           </w:r>
           <w:r>
             <w:rPr>
-              <w:rFonts w:ascii="宋体" w:eastAsia="宋体" w:hAnsi="宋体" w:cs="宋体" w:hint="eastAsia"/>
+              <w:rFonts w:hint="eastAsia" w:ascii="宋体" w:hAnsi="宋体" w:eastAsia="宋体" w:cs="宋体"/>
               <w:szCs w:val="24"/>
             </w:rPr>
             <w:fldChar w:fldCharType="end"/>
@@ -2294,28 +2333,28 @@
         </w:p>
         <w:p>
           <w:pPr>
-            <w:pStyle w:val="TOC3"/>
+            <w:pStyle w:val="14"/>
             <w:tabs>
               <w:tab w:val="right" w:leader="dot" w:pos="8306"/>
             </w:tabs>
           </w:pPr>
           <w:r>
             <w:rPr>
-              <w:rFonts w:ascii="宋体" w:eastAsia="宋体" w:hAnsi="宋体" w:cs="宋体" w:hint="eastAsia"/>
+              <w:rFonts w:hint="eastAsia" w:ascii="宋体" w:hAnsi="宋体" w:eastAsia="宋体" w:cs="宋体"/>
               <w:szCs w:val="24"/>
             </w:rPr>
             <w:fldChar w:fldCharType="begin"/>
           </w:r>
           <w:r>
             <w:rPr>
-              <w:rFonts w:ascii="宋体" w:eastAsia="宋体" w:hAnsi="宋体" w:cs="宋体" w:hint="eastAsia"/>
+              <w:rFonts w:hint="eastAsia" w:ascii="宋体" w:hAnsi="宋体" w:eastAsia="宋体" w:cs="宋体"/>
               <w:szCs w:val="24"/>
             </w:rPr>
             <w:instrText xml:space="preserve"> HYPERLINK \l _Toc28045 </w:instrText>
           </w:r>
           <w:r>
             <w:rPr>
-              <w:rFonts w:ascii="宋体" w:eastAsia="宋体" w:hAnsi="宋体" w:cs="宋体" w:hint="eastAsia"/>
+              <w:rFonts w:hint="eastAsia" w:ascii="宋体" w:hAnsi="宋体" w:eastAsia="宋体" w:cs="宋体"/>
               <w:szCs w:val="24"/>
             </w:rPr>
             <w:fldChar w:fldCharType="separate"/>
@@ -2349,7 +2388,7 @@
           </w:r>
           <w:r>
             <w:rPr>
-              <w:rFonts w:ascii="宋体" w:eastAsia="宋体" w:hAnsi="宋体" w:cs="宋体" w:hint="eastAsia"/>
+              <w:rFonts w:hint="eastAsia" w:ascii="宋体" w:hAnsi="宋体" w:eastAsia="宋体" w:cs="宋体"/>
               <w:szCs w:val="24"/>
             </w:rPr>
             <w:fldChar w:fldCharType="end"/>
@@ -2357,28 +2396,28 @@
         </w:p>
         <w:p>
           <w:pPr>
-            <w:pStyle w:val="TOC3"/>
+            <w:pStyle w:val="14"/>
             <w:tabs>
               <w:tab w:val="right" w:leader="dot" w:pos="8306"/>
             </w:tabs>
           </w:pPr>
           <w:r>
             <w:rPr>
-              <w:rFonts w:ascii="宋体" w:eastAsia="宋体" w:hAnsi="宋体" w:cs="宋体" w:hint="eastAsia"/>
+              <w:rFonts w:hint="eastAsia" w:ascii="宋体" w:hAnsi="宋体" w:eastAsia="宋体" w:cs="宋体"/>
               <w:szCs w:val="24"/>
             </w:rPr>
             <w:fldChar w:fldCharType="begin"/>
           </w:r>
           <w:r>
             <w:rPr>
-              <w:rFonts w:ascii="宋体" w:eastAsia="宋体" w:hAnsi="宋体" w:cs="宋体" w:hint="eastAsia"/>
+              <w:rFonts w:hint="eastAsia" w:ascii="宋体" w:hAnsi="宋体" w:eastAsia="宋体" w:cs="宋体"/>
               <w:szCs w:val="24"/>
             </w:rPr>
             <w:instrText xml:space="preserve"> HYPERLINK \l _Toc19874 </w:instrText>
           </w:r>
           <w:r>
             <w:rPr>
-              <w:rFonts w:ascii="宋体" w:eastAsia="宋体" w:hAnsi="宋体" w:cs="宋体" w:hint="eastAsia"/>
+              <w:rFonts w:hint="eastAsia" w:ascii="宋体" w:hAnsi="宋体" w:eastAsia="宋体" w:cs="宋体"/>
               <w:szCs w:val="24"/>
             </w:rPr>
             <w:fldChar w:fldCharType="separate"/>
@@ -2412,7 +2451,7 @@
           </w:r>
           <w:r>
             <w:rPr>
-              <w:rFonts w:ascii="宋体" w:eastAsia="宋体" w:hAnsi="宋体" w:cs="宋体" w:hint="eastAsia"/>
+              <w:rFonts w:hint="eastAsia" w:ascii="宋体" w:hAnsi="宋体" w:eastAsia="宋体" w:cs="宋体"/>
               <w:szCs w:val="24"/>
             </w:rPr>
             <w:fldChar w:fldCharType="end"/>
@@ -2420,28 +2459,28 @@
         </w:p>
         <w:p>
           <w:pPr>
-            <w:pStyle w:val="TOC3"/>
+            <w:pStyle w:val="14"/>
             <w:tabs>
               <w:tab w:val="right" w:leader="dot" w:pos="8306"/>
             </w:tabs>
           </w:pPr>
           <w:r>
             <w:rPr>
-              <w:rFonts w:ascii="宋体" w:eastAsia="宋体" w:hAnsi="宋体" w:cs="宋体" w:hint="eastAsia"/>
+              <w:rFonts w:hint="eastAsia" w:ascii="宋体" w:hAnsi="宋体" w:eastAsia="宋体" w:cs="宋体"/>
               <w:szCs w:val="24"/>
             </w:rPr>
             <w:fldChar w:fldCharType="begin"/>
           </w:r>
           <w:r>
             <w:rPr>
-              <w:rFonts w:ascii="宋体" w:eastAsia="宋体" w:hAnsi="宋体" w:cs="宋体" w:hint="eastAsia"/>
+              <w:rFonts w:hint="eastAsia" w:ascii="宋体" w:hAnsi="宋体" w:eastAsia="宋体" w:cs="宋体"/>
               <w:szCs w:val="24"/>
             </w:rPr>
             <w:instrText xml:space="preserve"> HYPERLINK \l _Toc16889 </w:instrText>
           </w:r>
           <w:r>
             <w:rPr>
-              <w:rFonts w:ascii="宋体" w:eastAsia="宋体" w:hAnsi="宋体" w:cs="宋体" w:hint="eastAsia"/>
+              <w:rFonts w:hint="eastAsia" w:ascii="宋体" w:hAnsi="宋体" w:eastAsia="宋体" w:cs="宋体"/>
               <w:szCs w:val="24"/>
             </w:rPr>
             <w:fldChar w:fldCharType="separate"/>
@@ -2475,7 +2514,7 @@
           </w:r>
           <w:r>
             <w:rPr>
-              <w:rFonts w:ascii="宋体" w:eastAsia="宋体" w:hAnsi="宋体" w:cs="宋体" w:hint="eastAsia"/>
+              <w:rFonts w:hint="eastAsia" w:ascii="宋体" w:hAnsi="宋体" w:eastAsia="宋体" w:cs="宋体"/>
               <w:szCs w:val="24"/>
             </w:rPr>
             <w:fldChar w:fldCharType="end"/>
@@ -2483,28 +2522,28 @@
         </w:p>
         <w:p>
           <w:pPr>
-            <w:pStyle w:val="TOC3"/>
+            <w:pStyle w:val="14"/>
             <w:tabs>
               <w:tab w:val="right" w:leader="dot" w:pos="8306"/>
             </w:tabs>
           </w:pPr>
           <w:r>
             <w:rPr>
-              <w:rFonts w:ascii="宋体" w:eastAsia="宋体" w:hAnsi="宋体" w:cs="宋体" w:hint="eastAsia"/>
+              <w:rFonts w:hint="eastAsia" w:ascii="宋体" w:hAnsi="宋体" w:eastAsia="宋体" w:cs="宋体"/>
               <w:szCs w:val="24"/>
             </w:rPr>
             <w:fldChar w:fldCharType="begin"/>
           </w:r>
           <w:r>
             <w:rPr>
-              <w:rFonts w:ascii="宋体" w:eastAsia="宋体" w:hAnsi="宋体" w:cs="宋体" w:hint="eastAsia"/>
+              <w:rFonts w:hint="eastAsia" w:ascii="宋体" w:hAnsi="宋体" w:eastAsia="宋体" w:cs="宋体"/>
               <w:szCs w:val="24"/>
             </w:rPr>
             <w:instrText xml:space="preserve"> HYPERLINK \l _Toc5795 </w:instrText>
           </w:r>
           <w:r>
             <w:rPr>
-              <w:rFonts w:ascii="宋体" w:eastAsia="宋体" w:hAnsi="宋体" w:cs="宋体" w:hint="eastAsia"/>
+              <w:rFonts w:hint="eastAsia" w:ascii="宋体" w:hAnsi="宋体" w:eastAsia="宋体" w:cs="宋体"/>
               <w:szCs w:val="24"/>
             </w:rPr>
             <w:fldChar w:fldCharType="separate"/>
@@ -2543,7 +2582,7 @@
           </w:r>
           <w:r>
             <w:rPr>
-              <w:rFonts w:ascii="宋体" w:eastAsia="宋体" w:hAnsi="宋体" w:cs="宋体" w:hint="eastAsia"/>
+              <w:rFonts w:hint="eastAsia" w:ascii="宋体" w:hAnsi="宋体" w:eastAsia="宋体" w:cs="宋体"/>
               <w:szCs w:val="24"/>
             </w:rPr>
             <w:fldChar w:fldCharType="end"/>
@@ -2551,28 +2590,28 @@
         </w:p>
         <w:p>
           <w:pPr>
-            <w:pStyle w:val="TOC2"/>
+            <w:pStyle w:val="18"/>
             <w:tabs>
               <w:tab w:val="right" w:leader="dot" w:pos="8306"/>
             </w:tabs>
           </w:pPr>
           <w:r>
             <w:rPr>
-              <w:rFonts w:ascii="宋体" w:eastAsia="宋体" w:hAnsi="宋体" w:cs="宋体" w:hint="eastAsia"/>
+              <w:rFonts w:hint="eastAsia" w:ascii="宋体" w:hAnsi="宋体" w:eastAsia="宋体" w:cs="宋体"/>
               <w:szCs w:val="24"/>
             </w:rPr>
             <w:fldChar w:fldCharType="begin"/>
           </w:r>
           <w:r>
             <w:rPr>
-              <w:rFonts w:ascii="宋体" w:eastAsia="宋体" w:hAnsi="宋体" w:cs="宋体" w:hint="eastAsia"/>
+              <w:rFonts w:hint="eastAsia" w:ascii="宋体" w:hAnsi="宋体" w:eastAsia="宋体" w:cs="宋体"/>
               <w:szCs w:val="24"/>
             </w:rPr>
             <w:instrText xml:space="preserve"> HYPERLINK \l _Toc30019 </w:instrText>
           </w:r>
           <w:r>
             <w:rPr>
-              <w:rFonts w:ascii="宋体" w:eastAsia="宋体" w:hAnsi="宋体" w:cs="宋体" w:hint="eastAsia"/>
+              <w:rFonts w:hint="eastAsia" w:ascii="宋体" w:hAnsi="宋体" w:eastAsia="宋体" w:cs="宋体"/>
               <w:szCs w:val="24"/>
             </w:rPr>
             <w:fldChar w:fldCharType="separate"/>
@@ -2613,7 +2652,7 @@
           </w:r>
           <w:r>
             <w:rPr>
-              <w:rFonts w:ascii="宋体" w:eastAsia="宋体" w:hAnsi="宋体" w:cs="宋体" w:hint="eastAsia"/>
+              <w:rFonts w:hint="eastAsia" w:ascii="宋体" w:hAnsi="宋体" w:eastAsia="宋体" w:cs="宋体"/>
               <w:szCs w:val="24"/>
             </w:rPr>
             <w:fldChar w:fldCharType="end"/>
@@ -2621,28 +2660,28 @@
         </w:p>
         <w:p>
           <w:pPr>
-            <w:pStyle w:val="TOC3"/>
+            <w:pStyle w:val="14"/>
             <w:tabs>
               <w:tab w:val="right" w:leader="dot" w:pos="8306"/>
             </w:tabs>
           </w:pPr>
           <w:r>
             <w:rPr>
-              <w:rFonts w:ascii="宋体" w:eastAsia="宋体" w:hAnsi="宋体" w:cs="宋体" w:hint="eastAsia"/>
+              <w:rFonts w:hint="eastAsia" w:ascii="宋体" w:hAnsi="宋体" w:eastAsia="宋体" w:cs="宋体"/>
               <w:szCs w:val="24"/>
             </w:rPr>
             <w:fldChar w:fldCharType="begin"/>
           </w:r>
           <w:r>
             <w:rPr>
-              <w:rFonts w:ascii="宋体" w:eastAsia="宋体" w:hAnsi="宋体" w:cs="宋体" w:hint="eastAsia"/>
+              <w:rFonts w:hint="eastAsia" w:ascii="宋体" w:hAnsi="宋体" w:eastAsia="宋体" w:cs="宋体"/>
               <w:szCs w:val="24"/>
             </w:rPr>
             <w:instrText xml:space="preserve"> HYPERLINK \l _Toc11899 </w:instrText>
           </w:r>
           <w:r>
             <w:rPr>
-              <w:rFonts w:ascii="宋体" w:eastAsia="宋体" w:hAnsi="宋体" w:cs="宋体" w:hint="eastAsia"/>
+              <w:rFonts w:hint="eastAsia" w:ascii="宋体" w:hAnsi="宋体" w:eastAsia="宋体" w:cs="宋体"/>
               <w:szCs w:val="24"/>
             </w:rPr>
             <w:fldChar w:fldCharType="separate"/>
@@ -2676,7 +2715,7 @@
           </w:r>
           <w:r>
             <w:rPr>
-              <w:rFonts w:ascii="宋体" w:eastAsia="宋体" w:hAnsi="宋体" w:cs="宋体" w:hint="eastAsia"/>
+              <w:rFonts w:hint="eastAsia" w:ascii="宋体" w:hAnsi="宋体" w:eastAsia="宋体" w:cs="宋体"/>
               <w:szCs w:val="24"/>
             </w:rPr>
             <w:fldChar w:fldCharType="end"/>
@@ -2684,28 +2723,28 @@
         </w:p>
         <w:p>
           <w:pPr>
-            <w:pStyle w:val="TOC3"/>
+            <w:pStyle w:val="14"/>
             <w:tabs>
               <w:tab w:val="right" w:leader="dot" w:pos="8306"/>
             </w:tabs>
           </w:pPr>
           <w:r>
             <w:rPr>
-              <w:rFonts w:ascii="宋体" w:eastAsia="宋体" w:hAnsi="宋体" w:cs="宋体" w:hint="eastAsia"/>
+              <w:rFonts w:hint="eastAsia" w:ascii="宋体" w:hAnsi="宋体" w:eastAsia="宋体" w:cs="宋体"/>
               <w:szCs w:val="24"/>
             </w:rPr>
             <w:fldChar w:fldCharType="begin"/>
           </w:r>
           <w:r>
             <w:rPr>
-              <w:rFonts w:ascii="宋体" w:eastAsia="宋体" w:hAnsi="宋体" w:cs="宋体" w:hint="eastAsia"/>
+              <w:rFonts w:hint="eastAsia" w:ascii="宋体" w:hAnsi="宋体" w:eastAsia="宋体" w:cs="宋体"/>
               <w:szCs w:val="24"/>
             </w:rPr>
             <w:instrText xml:space="preserve"> HYPERLINK \l _Toc704 </w:instrText>
           </w:r>
           <w:r>
             <w:rPr>
-              <w:rFonts w:ascii="宋体" w:eastAsia="宋体" w:hAnsi="宋体" w:cs="宋体" w:hint="eastAsia"/>
+              <w:rFonts w:hint="eastAsia" w:ascii="宋体" w:hAnsi="宋体" w:eastAsia="宋体" w:cs="宋体"/>
               <w:szCs w:val="24"/>
             </w:rPr>
             <w:fldChar w:fldCharType="separate"/>
@@ -2746,7 +2785,7 @@
           </w:r>
           <w:r>
             <w:rPr>
-              <w:rFonts w:ascii="宋体" w:eastAsia="宋体" w:hAnsi="宋体" w:cs="宋体" w:hint="eastAsia"/>
+              <w:rFonts w:hint="eastAsia" w:ascii="宋体" w:hAnsi="宋体" w:eastAsia="宋体" w:cs="宋体"/>
               <w:szCs w:val="24"/>
             </w:rPr>
             <w:fldChar w:fldCharType="end"/>
@@ -2754,28 +2793,28 @@
         </w:p>
         <w:p>
           <w:pPr>
-            <w:pStyle w:val="TOC2"/>
+            <w:pStyle w:val="18"/>
             <w:tabs>
               <w:tab w:val="right" w:leader="dot" w:pos="8306"/>
             </w:tabs>
           </w:pPr>
           <w:r>
             <w:rPr>
-              <w:rFonts w:ascii="宋体" w:eastAsia="宋体" w:hAnsi="宋体" w:cs="宋体" w:hint="eastAsia"/>
+              <w:rFonts w:hint="eastAsia" w:ascii="宋体" w:hAnsi="宋体" w:eastAsia="宋体" w:cs="宋体"/>
               <w:szCs w:val="24"/>
             </w:rPr>
             <w:fldChar w:fldCharType="begin"/>
           </w:r>
           <w:r>
             <w:rPr>
-              <w:rFonts w:ascii="宋体" w:eastAsia="宋体" w:hAnsi="宋体" w:cs="宋体" w:hint="eastAsia"/>
+              <w:rFonts w:hint="eastAsia" w:ascii="宋体" w:hAnsi="宋体" w:eastAsia="宋体" w:cs="宋体"/>
               <w:szCs w:val="24"/>
             </w:rPr>
             <w:instrText xml:space="preserve"> HYPERLINK \l _Toc18582 </w:instrText>
           </w:r>
           <w:r>
             <w:rPr>
-              <w:rFonts w:ascii="宋体" w:eastAsia="宋体" w:hAnsi="宋体" w:cs="宋体" w:hint="eastAsia"/>
+              <w:rFonts w:hint="eastAsia" w:ascii="宋体" w:hAnsi="宋体" w:eastAsia="宋体" w:cs="宋体"/>
               <w:szCs w:val="24"/>
             </w:rPr>
             <w:fldChar w:fldCharType="separate"/>
@@ -2809,7 +2848,7 @@
           </w:r>
           <w:r>
             <w:rPr>
-              <w:rFonts w:ascii="宋体" w:eastAsia="宋体" w:hAnsi="宋体" w:cs="宋体" w:hint="eastAsia"/>
+              <w:rFonts w:hint="eastAsia" w:ascii="宋体" w:hAnsi="宋体" w:eastAsia="宋体" w:cs="宋体"/>
               <w:szCs w:val="24"/>
             </w:rPr>
             <w:fldChar w:fldCharType="end"/>
@@ -2817,42 +2856,42 @@
         </w:p>
         <w:p>
           <w:pPr>
-            <w:pStyle w:val="TOC1"/>
+            <w:pStyle w:val="17"/>
             <w:tabs>
               <w:tab w:val="right" w:leader="dot" w:pos="8306"/>
             </w:tabs>
           </w:pPr>
           <w:r>
             <w:rPr>
-              <w:rFonts w:ascii="宋体" w:eastAsia="宋体" w:hAnsi="宋体" w:cs="宋体" w:hint="eastAsia"/>
+              <w:rFonts w:hint="eastAsia" w:ascii="宋体" w:hAnsi="宋体" w:eastAsia="宋体" w:cs="宋体"/>
               <w:szCs w:val="24"/>
             </w:rPr>
             <w:fldChar w:fldCharType="begin"/>
           </w:r>
           <w:r>
             <w:rPr>
-              <w:rFonts w:ascii="宋体" w:eastAsia="宋体" w:hAnsi="宋体" w:cs="宋体" w:hint="eastAsia"/>
+              <w:rFonts w:hint="eastAsia" w:ascii="宋体" w:hAnsi="宋体" w:eastAsia="宋体" w:cs="宋体"/>
               <w:szCs w:val="24"/>
             </w:rPr>
             <w:instrText xml:space="preserve"> HYPERLINK \l _Toc10195 </w:instrText>
           </w:r>
           <w:r>
             <w:rPr>
-              <w:rFonts w:ascii="宋体" w:eastAsia="宋体" w:hAnsi="宋体" w:cs="宋体" w:hint="eastAsia"/>
+              <w:rFonts w:hint="eastAsia" w:ascii="宋体" w:hAnsi="宋体" w:eastAsia="宋体" w:cs="宋体"/>
               <w:szCs w:val="24"/>
             </w:rPr>
             <w:fldChar w:fldCharType="separate"/>
           </w:r>
           <w:r>
             <w:rPr>
-              <w:rFonts w:eastAsia="宋体" w:hint="default"/>
+              <w:rFonts w:hint="default" w:eastAsia="宋体"/>
               <w:lang w:val="en-US" w:eastAsia="zh-CN"/>
             </w:rPr>
             <w:t xml:space="preserve">6. </w:t>
           </w:r>
           <w:r>
             <w:rPr>
-              <w:rFonts w:eastAsia="宋体" w:hint="eastAsia"/>
+              <w:rFonts w:hint="eastAsia" w:eastAsia="宋体"/>
               <w:lang w:val="en-US" w:eastAsia="zh-CN"/>
             </w:rPr>
             <w:t>附则</w:t>
@@ -2877,7 +2916,7 @@
           </w:r>
           <w:r>
             <w:rPr>
-              <w:rFonts w:ascii="宋体" w:eastAsia="宋体" w:hAnsi="宋体" w:cs="宋体" w:hint="eastAsia"/>
+              <w:rFonts w:hint="eastAsia" w:ascii="宋体" w:hAnsi="宋体" w:eastAsia="宋体" w:cs="宋体"/>
               <w:szCs w:val="24"/>
             </w:rPr>
             <w:fldChar w:fldCharType="end"/>
@@ -2885,28 +2924,28 @@
         </w:p>
         <w:p>
           <w:pPr>
-            <w:pStyle w:val="TOC1"/>
+            <w:pStyle w:val="17"/>
             <w:tabs>
               <w:tab w:val="right" w:leader="dot" w:pos="8306"/>
             </w:tabs>
           </w:pPr>
           <w:r>
             <w:rPr>
-              <w:rFonts w:ascii="宋体" w:eastAsia="宋体" w:hAnsi="宋体" w:cs="宋体" w:hint="eastAsia"/>
+              <w:rFonts w:hint="eastAsia" w:ascii="宋体" w:hAnsi="宋体" w:eastAsia="宋体" w:cs="宋体"/>
               <w:szCs w:val="24"/>
             </w:rPr>
             <w:fldChar w:fldCharType="begin"/>
           </w:r>
           <w:r>
             <w:rPr>
-              <w:rFonts w:ascii="宋体" w:eastAsia="宋体" w:hAnsi="宋体" w:cs="宋体" w:hint="eastAsia"/>
+              <w:rFonts w:hint="eastAsia" w:ascii="宋体" w:hAnsi="宋体" w:eastAsia="宋体" w:cs="宋体"/>
               <w:szCs w:val="24"/>
             </w:rPr>
             <w:instrText xml:space="preserve"> HYPERLINK \l _Toc19925 </w:instrText>
           </w:r>
           <w:r>
             <w:rPr>
-              <w:rFonts w:ascii="宋体" w:eastAsia="宋体" w:hAnsi="宋体" w:cs="宋体" w:hint="eastAsia"/>
+              <w:rFonts w:hint="eastAsia" w:ascii="宋体" w:hAnsi="宋体" w:eastAsia="宋体" w:cs="宋体"/>
               <w:szCs w:val="24"/>
             </w:rPr>
             <w:fldChar w:fldCharType="separate"/>
@@ -2945,7 +2984,7 @@
           </w:r>
           <w:r>
             <w:rPr>
-              <w:rFonts w:ascii="宋体" w:eastAsia="宋体" w:hAnsi="宋体" w:cs="宋体" w:hint="eastAsia"/>
+              <w:rFonts w:hint="eastAsia" w:ascii="宋体" w:hAnsi="宋体" w:eastAsia="宋体" w:cs="宋体"/>
               <w:szCs w:val="24"/>
             </w:rPr>
             <w:fldChar w:fldCharType="end"/>
@@ -2953,28 +2992,28 @@
         </w:p>
         <w:p>
           <w:pPr>
-            <w:pStyle w:val="TOC1"/>
+            <w:pStyle w:val="17"/>
             <w:tabs>
               <w:tab w:val="right" w:leader="dot" w:pos="8306"/>
             </w:tabs>
           </w:pPr>
           <w:r>
             <w:rPr>
-              <w:rFonts w:ascii="宋体" w:eastAsia="宋体" w:hAnsi="宋体" w:cs="宋体" w:hint="eastAsia"/>
+              <w:rFonts w:hint="eastAsia" w:ascii="宋体" w:hAnsi="宋体" w:eastAsia="宋体" w:cs="宋体"/>
               <w:szCs w:val="24"/>
             </w:rPr>
             <w:fldChar w:fldCharType="begin"/>
           </w:r>
           <w:r>
             <w:rPr>
-              <w:rFonts w:ascii="宋体" w:eastAsia="宋体" w:hAnsi="宋体" w:cs="宋体" w:hint="eastAsia"/>
+              <w:rFonts w:hint="eastAsia" w:ascii="宋体" w:hAnsi="宋体" w:eastAsia="宋体" w:cs="宋体"/>
               <w:szCs w:val="24"/>
             </w:rPr>
             <w:instrText xml:space="preserve"> HYPERLINK \l _Toc20177 </w:instrText>
           </w:r>
           <w:r>
             <w:rPr>
-              <w:rFonts w:ascii="宋体" w:eastAsia="宋体" w:hAnsi="宋体" w:cs="宋体" w:hint="eastAsia"/>
+              <w:rFonts w:hint="eastAsia" w:ascii="宋体" w:hAnsi="宋体" w:eastAsia="宋体" w:cs="宋体"/>
               <w:szCs w:val="24"/>
             </w:rPr>
             <w:fldChar w:fldCharType="separate"/>
@@ -3013,7 +3052,7 @@
           </w:r>
           <w:r>
             <w:rPr>
-              <w:rFonts w:ascii="宋体" w:eastAsia="宋体" w:hAnsi="宋体" w:cs="宋体" w:hint="eastAsia"/>
+              <w:rFonts w:hint="eastAsia" w:ascii="宋体" w:hAnsi="宋体" w:eastAsia="宋体" w:cs="宋体"/>
               <w:szCs w:val="24"/>
             </w:rPr>
             <w:fldChar w:fldCharType="end"/>
@@ -3028,7 +3067,7 @@
             <w:overflowPunct/>
             <w:bidi w:val="0"/>
             <w:rPr>
-              <w:rFonts w:ascii="宋体" w:eastAsia="宋体" w:hAnsi="宋体" w:cs="宋体" w:hint="eastAsia"/>
+              <w:rFonts w:hint="eastAsia" w:ascii="宋体" w:hAnsi="宋体" w:eastAsia="宋体" w:cs="宋体"/>
               <w:snapToGrid w:val="0"/>
               <w:color w:val="000000"/>
               <w:kern w:val="0"/>
@@ -3039,7 +3078,7 @@
           </w:pPr>
           <w:r>
             <w:rPr>
-              <w:rFonts w:ascii="宋体" w:eastAsia="宋体" w:hAnsi="宋体" w:cs="宋体" w:hint="eastAsia"/>
+              <w:rFonts w:hint="eastAsia" w:ascii="宋体" w:hAnsi="宋体" w:eastAsia="宋体" w:cs="宋体"/>
               <w:szCs w:val="24"/>
             </w:rPr>
             <w:fldChar w:fldCharType="end"/>
@@ -3056,7 +3095,7 @@
         <w:overflowPunct/>
         <w:bidi w:val="0"/>
         <w:rPr>
-          <w:rFonts w:ascii="Arial" w:eastAsia="Arial" w:hAnsi="Arial" w:cs="Arial"/>
+          <w:rFonts w:ascii="Arial" w:hAnsi="Arial" w:eastAsia="Arial" w:cs="Arial"/>
           <w:snapToGrid w:val="0"/>
           <w:color w:val="000000"/>
           <w:kern w:val="0"/>
@@ -3067,7 +3106,7 @@
       </w:pPr>
       <w:r>
         <w:rPr>
-          <w:rFonts w:ascii="Arial" w:eastAsia="Arial" w:hAnsi="Arial" w:cs="Arial"/>
+          <w:rFonts w:ascii="Arial" w:hAnsi="Arial" w:eastAsia="Arial" w:cs="Arial"/>
           <w:snapToGrid w:val="0"/>
           <w:color w:val="000000"/>
           <w:kern w:val="0"/>
@@ -3080,7 +3119,7 @@
     </w:p>
     <w:p>
       <w:pPr>
-        <w:pStyle w:val="1"/>
+        <w:pStyle w:val="29"/>
         <w:keepLines w:val="0"/>
         <w:pageBreakBefore w:val="0"/>
         <w:widowControl/>
@@ -3088,15 +3127,15 @@
         <w:overflowPunct/>
         <w:bidi w:val="0"/>
       </w:pPr>
-      <w:bookmarkStart w:id="4" w:name="_Toc29659"/>
+      <w:bookmarkStart w:id="3" w:name="_Toc29659"/>
       <w:r>
         <w:t>目的</w:t>
       </w:r>
-      <w:bookmarkEnd w:id="4"/>
+      <w:bookmarkEnd w:id="3"/>
     </w:p>
     <w:p>
       <w:pPr>
-        <w:pStyle w:val="a1"/>
+        <w:pStyle w:val="30"/>
         <w:keepLines w:val="0"/>
         <w:pageBreakBefore w:val="0"/>
         <w:widowControl/>
@@ -3110,7 +3149,7 @@
     </w:p>
     <w:p>
       <w:pPr>
-        <w:pStyle w:val="1"/>
+        <w:pStyle w:val="29"/>
         <w:keepLines w:val="0"/>
         <w:pageBreakBefore w:val="0"/>
         <w:widowControl/>
@@ -3122,7 +3161,7 @@
           <w:lang w:val="en-US" w:eastAsia="zh-CN"/>
         </w:rPr>
       </w:pPr>
-      <w:bookmarkStart w:id="5" w:name="_Toc21968"/>
+      <w:bookmarkStart w:id="4" w:name="_Toc21968"/>
       <w:r>
         <w:rPr>
           <w:rFonts w:hint="eastAsia"/>
@@ -3130,11 +3169,11 @@
         </w:rPr>
         <w:t>原则</w:t>
       </w:r>
-      <w:bookmarkEnd w:id="5"/>
+      <w:bookmarkEnd w:id="4"/>
     </w:p>
     <w:p>
       <w:pPr>
-        <w:pStyle w:val="a1"/>
+        <w:pStyle w:val="30"/>
         <w:keepLines w:val="0"/>
         <w:pageBreakBefore w:val="0"/>
         <w:widowControl/>
@@ -3156,7 +3195,7 @@
     </w:p>
     <w:p>
       <w:pPr>
-        <w:pStyle w:val="1"/>
+        <w:pStyle w:val="29"/>
         <w:keepLines w:val="0"/>
         <w:pageBreakBefore w:val="0"/>
         <w:widowControl/>
@@ -3164,7 +3203,7 @@
         <w:overflowPunct/>
         <w:bidi w:val="0"/>
       </w:pPr>
-      <w:bookmarkStart w:id="6" w:name="_Toc26393"/>
+      <w:bookmarkStart w:id="5" w:name="_Toc26393"/>
       <w:r>
         <w:rPr>
           <w:rFonts w:hint="eastAsia"/>
@@ -3175,11 +3214,11 @@
       <w:r>
         <w:t>范围：</w:t>
       </w:r>
-      <w:bookmarkEnd w:id="6"/>
+      <w:bookmarkEnd w:id="5"/>
     </w:p>
     <w:p>
       <w:pPr>
-        <w:pStyle w:val="a1"/>
+        <w:pStyle w:val="30"/>
         <w:keepLines w:val="0"/>
         <w:pageBreakBefore w:val="0"/>
         <w:widowControl/>
@@ -3193,7 +3232,7 @@
     </w:p>
     <w:p>
       <w:pPr>
-        <w:pStyle w:val="1"/>
+        <w:pStyle w:val="29"/>
         <w:keepLines w:val="0"/>
         <w:pageBreakBefore w:val="0"/>
         <w:widowControl/>
@@ -3205,7 +3244,7 @@
           <w:lang w:val="en-US" w:eastAsia="zh-CN"/>
         </w:rPr>
       </w:pPr>
-      <w:bookmarkStart w:id="7" w:name="_Toc371"/>
+      <w:bookmarkStart w:id="6" w:name="_Toc371"/>
       <w:r>
         <w:rPr>
           <w:rFonts w:hint="eastAsia"/>
@@ -3213,11 +3252,11 @@
         </w:rPr>
         <w:t>岗位职责</w:t>
       </w:r>
-      <w:bookmarkEnd w:id="7"/>
+      <w:bookmarkEnd w:id="6"/>
     </w:p>
     <w:p>
       <w:pPr>
-        <w:pStyle w:val="a1"/>
+        <w:pStyle w:val="30"/>
         <w:keepLines w:val="0"/>
         <w:pageBreakBefore w:val="0"/>
         <w:widowControl/>
@@ -3239,7 +3278,7 @@
     </w:p>
     <w:p>
       <w:pPr>
-        <w:pStyle w:val="a1"/>
+        <w:pStyle w:val="30"/>
         <w:keepLines w:val="0"/>
         <w:pageBreakBefore w:val="0"/>
         <w:widowControl/>
@@ -3261,7 +3300,7 @@
     </w:p>
     <w:p>
       <w:pPr>
-        <w:pStyle w:val="1"/>
+        <w:pStyle w:val="29"/>
         <w:keepLines w:val="0"/>
         <w:pageBreakBefore w:val="0"/>
         <w:widowControl/>
@@ -3273,8 +3312,8 @@
           <w:lang w:val="en-US" w:eastAsia="zh-CN"/>
         </w:rPr>
       </w:pPr>
-      <w:bookmarkStart w:id="8" w:name="_Toc2098"/>
-      <w:bookmarkStart w:id="9" w:name="_Toc11446"/>
+      <w:bookmarkStart w:id="7" w:name="_Toc2098"/>
+      <w:bookmarkStart w:id="8" w:name="_Toc11446"/>
       <w:r>
         <w:rPr>
           <w:rFonts w:hint="eastAsia"/>
@@ -3282,12 +3321,12 @@
         </w:rPr>
         <w:t>工作交接实施</w:t>
       </w:r>
+      <w:bookmarkEnd w:id="7"/>
       <w:bookmarkEnd w:id="8"/>
-      <w:bookmarkEnd w:id="9"/>
     </w:p>
     <w:p>
       <w:pPr>
-        <w:pStyle w:val="2"/>
+        <w:pStyle w:val="31"/>
         <w:keepLines w:val="0"/>
         <w:pageBreakBefore w:val="0"/>
         <w:widowControl/>
@@ -3299,9 +3338,9 @@
           <w:lang w:val="en-US" w:eastAsia="zh-CN"/>
         </w:rPr>
       </w:pPr>
-      <w:bookmarkStart w:id="10" w:name="bookmark3"/>
-      <w:bookmarkEnd w:id="10"/>
-      <w:bookmarkStart w:id="11" w:name="_Toc19749"/>
+      <w:bookmarkStart w:id="9" w:name="bookmark3"/>
+      <w:bookmarkEnd w:id="9"/>
+      <w:bookmarkStart w:id="10" w:name="_Toc19749"/>
       <w:r>
         <w:t>离职类别</w:t>
       </w:r>
@@ -3315,11 +3354,11 @@
       <w:r>
         <w:t>：</w:t>
       </w:r>
-      <w:bookmarkEnd w:id="11"/>
+      <w:bookmarkEnd w:id="10"/>
     </w:p>
     <w:p>
       <w:pPr>
-        <w:pStyle w:val="a1"/>
+        <w:pStyle w:val="30"/>
         <w:keepLines w:val="0"/>
         <w:pageBreakBefore w:val="0"/>
         <w:widowControl/>
@@ -3341,7 +3380,7 @@
     </w:p>
     <w:p>
       <w:pPr>
-        <w:pStyle w:val="a1"/>
+        <w:pStyle w:val="30"/>
         <w:keepLines w:val="0"/>
         <w:pageBreakBefore w:val="0"/>
         <w:widowControl/>
@@ -3363,14 +3402,14 @@
     </w:p>
     <w:p>
       <w:pPr>
-        <w:pStyle w:val="a1"/>
+        <w:pStyle w:val="30"/>
         <w:keepLines w:val="0"/>
         <w:pageBreakBefore w:val="0"/>
         <w:widowControl/>
         <w:wordWrap/>
         <w:overflowPunct/>
         <w:bidi w:val="0"/>
-        <w:ind w:left="0" w:right="0" w:firstLine="0" w:leftChars="0" w:rightChars="0" w:firstLineChars="0"/>
+        <w:ind w:left="0" w:leftChars="0" w:right="0" w:rightChars="0" w:firstLine="0" w:firstLineChars="0"/>
         <w:jc w:val="center"/>
         <w:rPr>
           <w:rFonts w:hint="default"/>
@@ -3403,7 +3442,7 @@
           <w:rFonts w:hint="default"/>
           <w:lang w:val="en-US" w:eastAsia="zh-CN"/>
         </w:rPr>
-        <w:instrText>* Charformat</w:instrText>
+        <w:instrText xml:space="preserve">* Charformat</w:instrText>
       </w:r>
       <w:r>
         <w:rPr>
@@ -3485,7 +3524,7 @@
     </w:p>
     <w:tbl>
       <w:tblPr>
-        <w:tblStyle w:val="Table"/>
+        <w:tblStyle w:val="38"/>
         <w:tblW w:w="5000" w:type="pct"/>
         <w:tblInd w:w="0" w:type="dxa"/>
         <w:tblLayout w:type="fixed"/>
@@ -3502,9 +3541,6 @@
       </w:tblGrid>
       <w:tr>
         <w:tblPrEx>
-          <w:tblW w:w="5000" w:type="pct"/>
-          <w:tblInd w:w="0" w:type="dxa"/>
-          <w:tblLayout w:type="fixed"/>
           <w:tblCellMar>
             <w:top w:w="0" w:type="dxa"/>
             <w:left w:w="108" w:type="dxa"/>
@@ -3518,15 +3554,15 @@
         <w:tc>
           <w:tcPr>
             <w:tcBorders>
-              <w:top w:val="single" w:sz="4" w:space="0" w:color="auto"/>
-              <w:left w:val="single" w:sz="4" w:space="0" w:color="auto"/>
-              <w:bottom w:val="single" w:sz="4" w:space="0" w:color="auto"/>
-              <w:right w:val="single" w:sz="4" w:space="0" w:color="auto"/>
+              <w:top w:val="single" w:color="auto" w:sz="4" w:space="0"/>
+              <w:left w:val="single" w:color="auto" w:sz="4" w:space="0"/>
+              <w:bottom w:val="single" w:color="auto" w:sz="4" w:space="0"/>
+              <w:right w:val="single" w:color="auto" w:sz="4" w:space="0"/>
             </w:tcBorders>
           </w:tcPr>
           <w:p>
             <w:pPr>
-              <w:pStyle w:val="Compact"/>
+              <w:pStyle w:val="37"/>
               <w:keepLines w:val="0"/>
               <w:pageBreakBefore w:val="0"/>
               <w:widowControl/>
@@ -3546,15 +3582,15 @@
         <w:tc>
           <w:tcPr>
             <w:tcBorders>
-              <w:top w:val="single" w:sz="4" w:space="0" w:color="auto"/>
-              <w:left w:val="single" w:sz="4" w:space="0" w:color="auto"/>
-              <w:bottom w:val="single" w:sz="4" w:space="0" w:color="auto"/>
-              <w:right w:val="single" w:sz="4" w:space="0" w:color="auto"/>
+              <w:top w:val="single" w:color="auto" w:sz="4" w:space="0"/>
+              <w:left w:val="single" w:color="auto" w:sz="4" w:space="0"/>
+              <w:bottom w:val="single" w:color="auto" w:sz="4" w:space="0"/>
+              <w:right w:val="single" w:color="auto" w:sz="4" w:space="0"/>
             </w:tcBorders>
           </w:tcPr>
           <w:p>
             <w:pPr>
-              <w:pStyle w:val="Compact"/>
+              <w:pStyle w:val="37"/>
               <w:keepLines w:val="0"/>
               <w:pageBreakBefore w:val="0"/>
               <w:widowControl/>
@@ -3574,9 +3610,6 @@
       </w:tr>
       <w:tr>
         <w:tblPrEx>
-          <w:tblW w:w="5000" w:type="pct"/>
-          <w:tblInd w:w="0" w:type="dxa"/>
-          <w:tblLayout w:type="fixed"/>
           <w:tblCellMar>
             <w:top w:w="0" w:type="dxa"/>
             <w:left w:w="108" w:type="dxa"/>
@@ -3587,15 +3620,15 @@
         <w:tc>
           <w:tcPr>
             <w:tcBorders>
-              <w:top w:val="single" w:sz="4" w:space="0" w:color="auto"/>
-              <w:left w:val="single" w:sz="4" w:space="0" w:color="auto"/>
-              <w:bottom w:val="single" w:sz="4" w:space="0" w:color="auto"/>
-              <w:right w:val="single" w:sz="4" w:space="0" w:color="auto"/>
+              <w:top w:val="single" w:color="auto" w:sz="4" w:space="0"/>
+              <w:left w:val="single" w:color="auto" w:sz="4" w:space="0"/>
+              <w:bottom w:val="single" w:color="auto" w:sz="4" w:space="0"/>
+              <w:right w:val="single" w:color="auto" w:sz="4" w:space="0"/>
             </w:tcBorders>
           </w:tcPr>
           <w:p>
             <w:pPr>
-              <w:pStyle w:val="Compact"/>
+              <w:pStyle w:val="37"/>
               <w:keepLines w:val="0"/>
               <w:pageBreakBefore w:val="0"/>
               <w:widowControl/>
@@ -3617,15 +3650,15 @@
         <w:tc>
           <w:tcPr>
             <w:tcBorders>
-              <w:top w:val="single" w:sz="4" w:space="0" w:color="auto"/>
-              <w:left w:val="single" w:sz="4" w:space="0" w:color="auto"/>
-              <w:bottom w:val="single" w:sz="4" w:space="0" w:color="auto"/>
-              <w:right w:val="single" w:sz="4" w:space="0" w:color="auto"/>
+              <w:top w:val="single" w:color="auto" w:sz="4" w:space="0"/>
+              <w:left w:val="single" w:color="auto" w:sz="4" w:space="0"/>
+              <w:bottom w:val="single" w:color="auto" w:sz="4" w:space="0"/>
+              <w:right w:val="single" w:color="auto" w:sz="4" w:space="0"/>
             </w:tcBorders>
           </w:tcPr>
           <w:p>
             <w:pPr>
-              <w:pStyle w:val="Compact"/>
+              <w:pStyle w:val="37"/>
               <w:keepLines w:val="0"/>
               <w:pageBreakBefore w:val="0"/>
               <w:widowControl/>
@@ -3645,9 +3678,6 @@
       </w:tr>
       <w:tr>
         <w:tblPrEx>
-          <w:tblW w:w="5000" w:type="pct"/>
-          <w:tblInd w:w="0" w:type="dxa"/>
-          <w:tblLayout w:type="fixed"/>
           <w:tblCellMar>
             <w:top w:w="0" w:type="dxa"/>
             <w:left w:w="108" w:type="dxa"/>
@@ -3658,15 +3688,15 @@
         <w:tc>
           <w:tcPr>
             <w:tcBorders>
-              <w:top w:val="single" w:sz="4" w:space="0" w:color="auto"/>
-              <w:left w:val="single" w:sz="4" w:space="0" w:color="auto"/>
-              <w:bottom w:val="single" w:sz="4" w:space="0" w:color="auto"/>
-              <w:right w:val="single" w:sz="4" w:space="0" w:color="auto"/>
+              <w:top w:val="single" w:color="auto" w:sz="4" w:space="0"/>
+              <w:left w:val="single" w:color="auto" w:sz="4" w:space="0"/>
+              <w:bottom w:val="single" w:color="auto" w:sz="4" w:space="0"/>
+              <w:right w:val="single" w:color="auto" w:sz="4" w:space="0"/>
             </w:tcBorders>
           </w:tcPr>
           <w:p>
             <w:pPr>
-              <w:pStyle w:val="Compact"/>
+              <w:pStyle w:val="37"/>
               <w:keepLines w:val="0"/>
               <w:pageBreakBefore w:val="0"/>
               <w:widowControl/>
@@ -3688,15 +3718,15 @@
         <w:tc>
           <w:tcPr>
             <w:tcBorders>
-              <w:top w:val="single" w:sz="4" w:space="0" w:color="auto"/>
-              <w:left w:val="single" w:sz="4" w:space="0" w:color="auto"/>
-              <w:bottom w:val="single" w:sz="4" w:space="0" w:color="auto"/>
-              <w:right w:val="single" w:sz="4" w:space="0" w:color="auto"/>
+              <w:top w:val="single" w:color="auto" w:sz="4" w:space="0"/>
+              <w:left w:val="single" w:color="auto" w:sz="4" w:space="0"/>
+              <w:bottom w:val="single" w:color="auto" w:sz="4" w:space="0"/>
+              <w:right w:val="single" w:color="auto" w:sz="4" w:space="0"/>
             </w:tcBorders>
           </w:tcPr>
           <w:p>
             <w:pPr>
-              <w:pStyle w:val="Compact"/>
+              <w:pStyle w:val="37"/>
               <w:keepLines w:val="0"/>
               <w:pageBreakBefore w:val="0"/>
               <w:widowControl/>
@@ -3716,9 +3746,6 @@
       </w:tr>
       <w:tr>
         <w:tblPrEx>
-          <w:tblW w:w="5000" w:type="pct"/>
-          <w:tblInd w:w="0" w:type="dxa"/>
-          <w:tblLayout w:type="fixed"/>
           <w:tblCellMar>
             <w:top w:w="0" w:type="dxa"/>
             <w:left w:w="108" w:type="dxa"/>
@@ -3729,15 +3756,15 @@
         <w:tc>
           <w:tcPr>
             <w:tcBorders>
-              <w:top w:val="single" w:sz="4" w:space="0" w:color="auto"/>
-              <w:left w:val="single" w:sz="4" w:space="0" w:color="auto"/>
-              <w:bottom w:val="single" w:sz="4" w:space="0" w:color="auto"/>
-              <w:right w:val="single" w:sz="4" w:space="0" w:color="auto"/>
+              <w:top w:val="single" w:color="auto" w:sz="4" w:space="0"/>
+              <w:left w:val="single" w:color="auto" w:sz="4" w:space="0"/>
+              <w:bottom w:val="single" w:color="auto" w:sz="4" w:space="0"/>
+              <w:right w:val="single" w:color="auto" w:sz="4" w:space="0"/>
             </w:tcBorders>
           </w:tcPr>
           <w:p>
             <w:pPr>
-              <w:pStyle w:val="Compact"/>
+              <w:pStyle w:val="37"/>
               <w:keepLines w:val="0"/>
               <w:pageBreakBefore w:val="0"/>
               <w:widowControl/>
@@ -3759,15 +3786,15 @@
         <w:tc>
           <w:tcPr>
             <w:tcBorders>
-              <w:top w:val="single" w:sz="4" w:space="0" w:color="auto"/>
-              <w:left w:val="single" w:sz="4" w:space="0" w:color="auto"/>
-              <w:bottom w:val="single" w:sz="4" w:space="0" w:color="auto"/>
-              <w:right w:val="single" w:sz="4" w:space="0" w:color="auto"/>
+              <w:top w:val="single" w:color="auto" w:sz="4" w:space="0"/>
+              <w:left w:val="single" w:color="auto" w:sz="4" w:space="0"/>
+              <w:bottom w:val="single" w:color="auto" w:sz="4" w:space="0"/>
+              <w:right w:val="single" w:color="auto" w:sz="4" w:space="0"/>
             </w:tcBorders>
           </w:tcPr>
           <w:p>
             <w:pPr>
-              <w:pStyle w:val="Compact"/>
+              <w:pStyle w:val="37"/>
               <w:keepLines w:val="0"/>
               <w:pageBreakBefore w:val="0"/>
               <w:widowControl/>
@@ -3787,9 +3814,6 @@
       </w:tr>
       <w:tr>
         <w:tblPrEx>
-          <w:tblW w:w="5000" w:type="pct"/>
-          <w:tblInd w:w="0" w:type="dxa"/>
-          <w:tblLayout w:type="fixed"/>
           <w:tblCellMar>
             <w:top w:w="0" w:type="dxa"/>
             <w:left w:w="108" w:type="dxa"/>
@@ -3800,15 +3824,15 @@
         <w:tc>
           <w:tcPr>
             <w:tcBorders>
-              <w:top w:val="single" w:sz="4" w:space="0" w:color="auto"/>
-              <w:left w:val="single" w:sz="4" w:space="0" w:color="auto"/>
-              <w:bottom w:val="single" w:sz="4" w:space="0" w:color="auto"/>
-              <w:right w:val="single" w:sz="4" w:space="0" w:color="auto"/>
+              <w:top w:val="single" w:color="auto" w:sz="4" w:space="0"/>
+              <w:left w:val="single" w:color="auto" w:sz="4" w:space="0"/>
+              <w:bottom w:val="single" w:color="auto" w:sz="4" w:space="0"/>
+              <w:right w:val="single" w:color="auto" w:sz="4" w:space="0"/>
             </w:tcBorders>
           </w:tcPr>
           <w:p>
             <w:pPr>
-              <w:pStyle w:val="Compact"/>
+              <w:pStyle w:val="37"/>
               <w:keepLines w:val="0"/>
               <w:pageBreakBefore w:val="0"/>
               <w:widowControl/>
@@ -3830,15 +3854,15 @@
         <w:tc>
           <w:tcPr>
             <w:tcBorders>
-              <w:top w:val="single" w:sz="4" w:space="0" w:color="auto"/>
-              <w:left w:val="single" w:sz="4" w:space="0" w:color="auto"/>
-              <w:bottom w:val="single" w:sz="4" w:space="0" w:color="auto"/>
-              <w:right w:val="single" w:sz="4" w:space="0" w:color="auto"/>
+              <w:top w:val="single" w:color="auto" w:sz="4" w:space="0"/>
+              <w:left w:val="single" w:color="auto" w:sz="4" w:space="0"/>
+              <w:bottom w:val="single" w:color="auto" w:sz="4" w:space="0"/>
+              <w:right w:val="single" w:color="auto" w:sz="4" w:space="0"/>
             </w:tcBorders>
           </w:tcPr>
           <w:p>
             <w:pPr>
-              <w:pStyle w:val="Compact"/>
+              <w:pStyle w:val="37"/>
               <w:keepLines w:val="0"/>
               <w:pageBreakBefore w:val="0"/>
               <w:widowControl/>
@@ -3859,7 +3883,7 @@
     </w:tbl>
     <w:p>
       <w:pPr>
-        <w:pStyle w:val="a1"/>
+        <w:pStyle w:val="30"/>
         <w:keepLines w:val="0"/>
         <w:pageBreakBefore w:val="0"/>
         <w:widowControl/>
@@ -3891,17 +3915,17 @@
         <w:adjustRightInd w:val="0"/>
         <w:snapToGrid w:val="0"/>
         <w:spacing w:line="360" w:lineRule="auto"/>
-        <w:ind w:left="425" w:hanging="425" w:leftChars="0" w:firstLineChars="0"/>
+        <w:ind w:left="425" w:leftChars="0" w:hanging="425" w:firstLineChars="0"/>
         <w:textAlignment w:val="baseline"/>
         <w:rPr>
-          <w:rFonts w:ascii="宋体" w:eastAsia="宋体" w:hAnsi="宋体" w:cs="宋体"/>
-          <w:sz w:val="24"/>
-          <w:szCs w:val="24"/>
-        </w:rPr>
-      </w:pPr>
-      <w:r>
-        <w:rPr>
-          <w:rFonts w:ascii="宋体" w:eastAsia="宋体" w:hAnsi="宋体" w:cs="宋体"/>
+          <w:rFonts w:ascii="宋体" w:hAnsi="宋体" w:eastAsia="宋体" w:cs="宋体"/>
+          <w:sz w:val="24"/>
+          <w:szCs w:val="24"/>
+        </w:rPr>
+      </w:pPr>
+      <w:r>
+        <w:rPr>
+          <w:rFonts w:ascii="宋体" w:hAnsi="宋体" w:eastAsia="宋体" w:cs="宋体"/>
           <w:spacing w:val="-3"/>
           <w:sz w:val="24"/>
           <w:szCs w:val="24"/>
@@ -3910,7 +3934,7 @@
       </w:r>
       <w:r>
         <w:rPr>
-          <w:rFonts w:ascii="宋体" w:eastAsia="宋体" w:hAnsi="宋体" w:cs="宋体"/>
+          <w:rFonts w:ascii="宋体" w:hAnsi="宋体" w:eastAsia="宋体" w:cs="宋体"/>
           <w:spacing w:val="-46"/>
           <w:sz w:val="24"/>
           <w:szCs w:val="24"/>
@@ -3919,7 +3943,7 @@
       </w:r>
       <w:r>
         <w:rPr>
-          <w:rFonts w:ascii="宋体" w:eastAsia="宋体" w:hAnsi="宋体" w:cs="宋体"/>
+          <w:rFonts w:ascii="宋体" w:hAnsi="宋体" w:eastAsia="宋体" w:cs="宋体"/>
           <w:spacing w:val="-3"/>
           <w:sz w:val="24"/>
           <w:szCs w:val="24"/>
@@ -3928,7 +3952,7 @@
       </w:r>
       <w:r>
         <w:rPr>
-          <w:rFonts w:ascii="宋体" w:eastAsia="宋体" w:hAnsi="宋体" w:cs="宋体"/>
+          <w:rFonts w:ascii="宋体" w:hAnsi="宋体" w:eastAsia="宋体" w:cs="宋体"/>
           <w:spacing w:val="-46"/>
           <w:sz w:val="24"/>
           <w:szCs w:val="24"/>
@@ -3937,7 +3961,7 @@
       </w:r>
       <w:r>
         <w:rPr>
-          <w:rFonts w:ascii="宋体" w:eastAsia="宋体" w:hAnsi="宋体" w:cs="宋体"/>
+          <w:rFonts w:ascii="宋体" w:hAnsi="宋体" w:eastAsia="宋体" w:cs="宋体"/>
           <w:spacing w:val="-3"/>
           <w:sz w:val="24"/>
           <w:szCs w:val="24"/>
@@ -3946,7 +3970,7 @@
       </w:r>
       <w:r>
         <w:rPr>
-          <w:rFonts w:ascii="宋体" w:eastAsia="宋体" w:hAnsi="宋体" w:cs="宋体"/>
+          <w:rFonts w:ascii="宋体" w:hAnsi="宋体" w:eastAsia="宋体" w:cs="宋体"/>
           <w:spacing w:val="-4"/>
           <w:sz w:val="24"/>
           <w:szCs w:val="24"/>
@@ -3974,17 +3998,17 @@
         <w:adjustRightInd w:val="0"/>
         <w:snapToGrid w:val="0"/>
         <w:spacing w:line="360" w:lineRule="auto"/>
-        <w:ind w:left="425" w:hanging="425" w:leftChars="0" w:firstLineChars="0"/>
+        <w:ind w:left="425" w:leftChars="0" w:hanging="425" w:firstLineChars="0"/>
         <w:textAlignment w:val="baseline"/>
         <w:rPr>
-          <w:rFonts w:ascii="宋体" w:eastAsia="宋体" w:hAnsi="宋体" w:cs="宋体"/>
-          <w:sz w:val="24"/>
-          <w:szCs w:val="24"/>
-        </w:rPr>
-      </w:pPr>
-      <w:r>
-        <w:rPr>
-          <w:rFonts w:ascii="宋体" w:eastAsia="宋体" w:hAnsi="宋体" w:cs="宋体"/>
+          <w:rFonts w:ascii="宋体" w:hAnsi="宋体" w:eastAsia="宋体" w:cs="宋体"/>
+          <w:sz w:val="24"/>
+          <w:szCs w:val="24"/>
+        </w:rPr>
+      </w:pPr>
+      <w:r>
+        <w:rPr>
+          <w:rFonts w:ascii="宋体" w:hAnsi="宋体" w:eastAsia="宋体" w:cs="宋体"/>
           <w:spacing w:val="-1"/>
           <w:sz w:val="24"/>
           <w:szCs w:val="24"/>
@@ -4012,17 +4036,17 @@
         <w:adjustRightInd w:val="0"/>
         <w:snapToGrid w:val="0"/>
         <w:spacing w:line="360" w:lineRule="auto"/>
-        <w:ind w:left="425" w:hanging="425" w:leftChars="0" w:firstLineChars="0"/>
+        <w:ind w:left="425" w:leftChars="0" w:hanging="425" w:firstLineChars="0"/>
         <w:textAlignment w:val="baseline"/>
         <w:rPr>
-          <w:rFonts w:ascii="宋体" w:eastAsia="宋体" w:hAnsi="宋体" w:cs="宋体"/>
-          <w:sz w:val="24"/>
-          <w:szCs w:val="24"/>
-        </w:rPr>
-      </w:pPr>
-      <w:r>
-        <w:rPr>
-          <w:rFonts w:ascii="宋体" w:eastAsia="宋体" w:hAnsi="宋体" w:cs="宋体"/>
+          <w:rFonts w:ascii="宋体" w:hAnsi="宋体" w:eastAsia="宋体" w:cs="宋体"/>
+          <w:sz w:val="24"/>
+          <w:szCs w:val="24"/>
+        </w:rPr>
+      </w:pPr>
+      <w:r>
+        <w:rPr>
+          <w:rFonts w:ascii="宋体" w:hAnsi="宋体" w:eastAsia="宋体" w:cs="宋体"/>
           <w:spacing w:val="-2"/>
           <w:sz w:val="24"/>
           <w:szCs w:val="24"/>
@@ -4050,17 +4074,17 @@
         <w:adjustRightInd w:val="0"/>
         <w:snapToGrid w:val="0"/>
         <w:spacing w:line="360" w:lineRule="auto"/>
-        <w:ind w:left="425" w:hanging="425" w:leftChars="0" w:firstLineChars="0"/>
+        <w:ind w:left="425" w:leftChars="0" w:hanging="425" w:firstLineChars="0"/>
         <w:textAlignment w:val="baseline"/>
         <w:rPr>
-          <w:rFonts w:ascii="宋体" w:eastAsia="宋体" w:hAnsi="宋体" w:cs="宋体"/>
-          <w:sz w:val="24"/>
-          <w:szCs w:val="24"/>
-        </w:rPr>
-      </w:pPr>
-      <w:r>
-        <w:rPr>
-          <w:rFonts w:ascii="宋体" w:eastAsia="宋体" w:hAnsi="宋体" w:cs="宋体"/>
+          <w:rFonts w:ascii="宋体" w:hAnsi="宋体" w:eastAsia="宋体" w:cs="宋体"/>
+          <w:sz w:val="24"/>
+          <w:szCs w:val="24"/>
+        </w:rPr>
+      </w:pPr>
+      <w:r>
+        <w:rPr>
+          <w:rFonts w:ascii="宋体" w:hAnsi="宋体" w:eastAsia="宋体" w:cs="宋体"/>
           <w:sz w:val="24"/>
           <w:szCs w:val="24"/>
         </w:rPr>
@@ -4068,7 +4092,7 @@
       </w:r>
       <w:r>
         <w:rPr>
-          <w:rFonts w:ascii="宋体" w:eastAsia="宋体" w:hAnsi="宋体" w:cs="宋体"/>
+          <w:rFonts w:ascii="宋体" w:hAnsi="宋体" w:eastAsia="宋体" w:cs="宋体"/>
           <w:spacing w:val="-1"/>
           <w:sz w:val="24"/>
           <w:szCs w:val="24"/>
@@ -4078,7 +4102,7 @@
     </w:p>
     <w:p>
       <w:pPr>
-        <w:pStyle w:val="2"/>
+        <w:pStyle w:val="31"/>
         <w:keepLines w:val="0"/>
         <w:pageBreakBefore w:val="0"/>
         <w:widowControl/>
@@ -4086,17 +4110,17 @@
         <w:overflowPunct/>
         <w:bidi w:val="0"/>
       </w:pPr>
-      <w:bookmarkStart w:id="12" w:name="bookmark4"/>
+      <w:bookmarkStart w:id="11" w:name="bookmark4"/>
+      <w:bookmarkEnd w:id="11"/>
+      <w:bookmarkStart w:id="12" w:name="_Toc4511"/>
+      <w:r>
+        <w:t>离职办理程序</w:t>
+      </w:r>
       <w:bookmarkEnd w:id="12"/>
-      <w:bookmarkStart w:id="13" w:name="_Toc4511"/>
-      <w:r>
-        <w:t>离职办理程序</w:t>
-      </w:r>
-      <w:bookmarkEnd w:id="13"/>
     </w:p>
     <w:p>
       <w:pPr>
-        <w:pStyle w:val="a1"/>
+        <w:pStyle w:val="30"/>
         <w:keepLines w:val="0"/>
         <w:pageBreakBefore w:val="0"/>
         <w:widowControl/>
@@ -4118,7 +4142,7 @@
     </w:p>
     <w:p>
       <w:pPr>
-        <w:pStyle w:val="3"/>
+        <w:pStyle w:val="32"/>
         <w:keepLines w:val="0"/>
         <w:pageBreakBefore w:val="0"/>
         <w:widowControl/>
@@ -4126,15 +4150,15 @@
         <w:overflowPunct/>
         <w:bidi w:val="0"/>
       </w:pPr>
-      <w:bookmarkStart w:id="14" w:name="bookmark5"/>
+      <w:bookmarkStart w:id="13" w:name="bookmark5"/>
+      <w:bookmarkEnd w:id="13"/>
+      <w:bookmarkStart w:id="14" w:name="bookmark6"/>
       <w:bookmarkEnd w:id="14"/>
-      <w:bookmarkStart w:id="15" w:name="bookmark6"/>
+      <w:bookmarkStart w:id="15" w:name="_Toc28045"/>
+      <w:r>
+        <w:t>辞职程序</w:t>
+      </w:r>
       <w:bookmarkEnd w:id="15"/>
-      <w:bookmarkStart w:id="16" w:name="_Toc28045"/>
-      <w:r>
-        <w:t>辞职程序</w:t>
-      </w:r>
-      <w:bookmarkEnd w:id="16"/>
     </w:p>
     <w:p>
       <w:pPr>
@@ -4156,17 +4180,17 @@
         <w:adjustRightInd w:val="0"/>
         <w:snapToGrid w:val="0"/>
         <w:spacing w:line="360" w:lineRule="auto"/>
-        <w:ind w:left="425" w:right="0" w:hanging="425" w:leftChars="0" w:firstLineChars="0"/>
+        <w:ind w:left="425" w:leftChars="0" w:right="0" w:hanging="425" w:firstLineChars="0"/>
         <w:textAlignment w:val="baseline"/>
         <w:rPr>
-          <w:rFonts w:ascii="宋体" w:eastAsia="宋体" w:hAnsi="宋体" w:cs="宋体"/>
-          <w:sz w:val="24"/>
-          <w:szCs w:val="24"/>
-        </w:rPr>
-      </w:pPr>
-      <w:r>
-        <w:rPr>
-          <w:rFonts w:ascii="宋体" w:eastAsia="宋体" w:hAnsi="宋体" w:cs="宋体"/>
+          <w:rFonts w:ascii="宋体" w:hAnsi="宋体" w:eastAsia="宋体" w:cs="宋体"/>
+          <w:sz w:val="24"/>
+          <w:szCs w:val="24"/>
+        </w:rPr>
+      </w:pPr>
+      <w:r>
+        <w:rPr>
+          <w:rFonts w:ascii="宋体" w:hAnsi="宋体" w:eastAsia="宋体" w:cs="宋体"/>
           <w:spacing w:val="-3"/>
           <w:sz w:val="24"/>
           <w:szCs w:val="24"/>
@@ -4175,7 +4199,7 @@
       </w:r>
       <w:r>
         <w:rPr>
-          <w:rFonts w:ascii="宋体" w:eastAsia="宋体" w:hAnsi="宋体" w:cs="宋体"/>
+          <w:rFonts w:ascii="宋体" w:hAnsi="宋体" w:eastAsia="宋体" w:cs="宋体"/>
           <w:spacing w:val="-2"/>
           <w:sz w:val="24"/>
           <w:szCs w:val="24"/>
@@ -4184,7 +4208,7 @@
       </w:r>
       <w:r>
         <w:rPr>
-          <w:rFonts w:ascii="宋体" w:eastAsia="宋体" w:hAnsi="宋体" w:cs="宋体"/>
+          <w:rFonts w:ascii="宋体" w:hAnsi="宋体" w:eastAsia="宋体" w:cs="宋体"/>
           <w:spacing w:val="-3"/>
           <w:sz w:val="24"/>
           <w:szCs w:val="24"/>
@@ -4193,7 +4217,7 @@
       </w:r>
       <w:r>
         <w:rPr>
-          <w:rFonts w:ascii="宋体" w:eastAsia="宋体" w:hAnsi="宋体" w:cs="宋体" w:hint="eastAsia"/>
+          <w:rFonts w:hint="eastAsia" w:ascii="宋体" w:hAnsi="宋体" w:eastAsia="宋体" w:cs="宋体"/>
           <w:spacing w:val="-3"/>
           <w:sz w:val="24"/>
           <w:szCs w:val="24"/>
@@ -4203,7 +4227,7 @@
       </w:r>
       <w:r>
         <w:rPr>
-          <w:rFonts w:ascii="宋体" w:eastAsia="宋体" w:hAnsi="宋体" w:cs="宋体"/>
+          <w:rFonts w:ascii="宋体" w:hAnsi="宋体" w:eastAsia="宋体" w:cs="宋体"/>
           <w:spacing w:val="-3"/>
           <w:sz w:val="24"/>
           <w:szCs w:val="24"/>
@@ -4212,7 +4236,7 @@
       </w:r>
       <w:r>
         <w:rPr>
-          <w:rFonts w:ascii="宋体" w:eastAsia="宋体" w:hAnsi="宋体" w:cs="宋体"/>
+          <w:rFonts w:ascii="宋体" w:hAnsi="宋体" w:eastAsia="宋体" w:cs="宋体"/>
           <w:spacing w:val="-2"/>
           <w:sz w:val="24"/>
           <w:szCs w:val="24"/>
@@ -4240,17 +4264,17 @@
         <w:adjustRightInd w:val="0"/>
         <w:snapToGrid w:val="0"/>
         <w:spacing w:line="360" w:lineRule="auto"/>
-        <w:ind w:left="425" w:right="0" w:hanging="425" w:leftChars="0" w:firstLineChars="0"/>
+        <w:ind w:left="425" w:leftChars="0" w:right="0" w:hanging="425" w:firstLineChars="0"/>
         <w:textAlignment w:val="baseline"/>
         <w:rPr>
-          <w:rFonts w:ascii="宋体" w:eastAsia="宋体" w:hAnsi="宋体" w:cs="宋体"/>
-          <w:sz w:val="24"/>
-          <w:szCs w:val="24"/>
-        </w:rPr>
-      </w:pPr>
-      <w:r>
-        <w:rPr>
-          <w:rFonts w:ascii="宋体" w:eastAsia="宋体" w:hAnsi="宋体" w:cs="宋体"/>
+          <w:rFonts w:ascii="宋体" w:hAnsi="宋体" w:eastAsia="宋体" w:cs="宋体"/>
+          <w:sz w:val="24"/>
+          <w:szCs w:val="24"/>
+        </w:rPr>
+      </w:pPr>
+      <w:r>
+        <w:rPr>
+          <w:rFonts w:ascii="宋体" w:hAnsi="宋体" w:eastAsia="宋体" w:cs="宋体"/>
           <w:sz w:val="24"/>
           <w:szCs w:val="24"/>
         </w:rPr>
@@ -4258,7 +4282,7 @@
       </w:r>
       <w:r>
         <w:rPr>
-          <w:rFonts w:ascii="宋体" w:eastAsia="宋体" w:hAnsi="宋体" w:cs="宋体"/>
+          <w:rFonts w:ascii="宋体" w:hAnsi="宋体" w:eastAsia="宋体" w:cs="宋体"/>
           <w:spacing w:val="-1"/>
           <w:sz w:val="24"/>
           <w:szCs w:val="24"/>
@@ -4286,17 +4310,17 @@
         <w:adjustRightInd w:val="0"/>
         <w:snapToGrid w:val="0"/>
         <w:spacing w:line="360" w:lineRule="auto"/>
-        <w:ind w:left="425" w:right="0" w:hanging="425" w:leftChars="0" w:firstLineChars="0"/>
+        <w:ind w:left="425" w:leftChars="0" w:right="0" w:hanging="425" w:firstLineChars="0"/>
         <w:textAlignment w:val="baseline"/>
         <w:rPr>
-          <w:rFonts w:ascii="宋体" w:eastAsia="宋体" w:hAnsi="宋体" w:cs="宋体"/>
-          <w:sz w:val="24"/>
-          <w:szCs w:val="24"/>
-        </w:rPr>
-      </w:pPr>
-      <w:r>
-        <w:rPr>
-          <w:rFonts w:ascii="宋体" w:eastAsia="宋体" w:hAnsi="宋体" w:cs="宋体"/>
+          <w:rFonts w:ascii="宋体" w:hAnsi="宋体" w:eastAsia="宋体" w:cs="宋体"/>
+          <w:sz w:val="24"/>
+          <w:szCs w:val="24"/>
+        </w:rPr>
+      </w:pPr>
+      <w:r>
+        <w:rPr>
+          <w:rFonts w:ascii="宋体" w:hAnsi="宋体" w:eastAsia="宋体" w:cs="宋体"/>
           <w:sz w:val="24"/>
           <w:szCs w:val="24"/>
         </w:rPr>
@@ -4304,7 +4328,7 @@
       </w:r>
       <w:r>
         <w:rPr>
-          <w:rFonts w:ascii="宋体" w:eastAsia="宋体" w:hAnsi="宋体" w:cs="宋体"/>
+          <w:rFonts w:ascii="宋体" w:hAnsi="宋体" w:eastAsia="宋体" w:cs="宋体"/>
           <w:spacing w:val="-1"/>
           <w:sz w:val="24"/>
           <w:szCs w:val="24"/>
@@ -4313,7 +4337,7 @@
       </w:r>
       <w:r>
         <w:rPr>
-          <w:rFonts w:ascii="宋体" w:eastAsia="宋体" w:hAnsi="宋体" w:cs="宋体" w:hint="eastAsia"/>
+          <w:rFonts w:hint="eastAsia" w:ascii="宋体" w:hAnsi="宋体" w:eastAsia="宋体" w:cs="宋体"/>
           <w:spacing w:val="-1"/>
           <w:sz w:val="24"/>
           <w:szCs w:val="24"/>
@@ -4323,7 +4347,7 @@
       </w:r>
       <w:r>
         <w:rPr>
-          <w:rFonts w:ascii="宋体" w:eastAsia="宋体" w:hAnsi="宋体" w:cs="宋体"/>
+          <w:rFonts w:ascii="宋体" w:hAnsi="宋体" w:eastAsia="宋体" w:cs="宋体"/>
           <w:spacing w:val="-1"/>
           <w:sz w:val="24"/>
           <w:szCs w:val="24"/>
@@ -4333,7 +4357,7 @@
     </w:p>
     <w:p>
       <w:pPr>
-        <w:pStyle w:val="3"/>
+        <w:pStyle w:val="32"/>
         <w:keepLines w:val="0"/>
         <w:pageBreakBefore w:val="0"/>
         <w:widowControl/>
@@ -4341,17 +4365,17 @@
         <w:overflowPunct/>
         <w:bidi w:val="0"/>
       </w:pPr>
-      <w:bookmarkStart w:id="17" w:name="bookmark7"/>
+      <w:bookmarkStart w:id="16" w:name="bookmark7"/>
+      <w:bookmarkEnd w:id="16"/>
+      <w:bookmarkStart w:id="17" w:name="_Toc19874"/>
+      <w:r>
+        <w:t>辞退</w:t>
+      </w:r>
       <w:bookmarkEnd w:id="17"/>
-      <w:bookmarkStart w:id="18" w:name="_Toc19874"/>
-      <w:r>
-        <w:t>辞退</w:t>
-      </w:r>
-      <w:bookmarkEnd w:id="18"/>
     </w:p>
     <w:p>
       <w:pPr>
-        <w:pStyle w:val="a1"/>
+        <w:pStyle w:val="30"/>
         <w:keepLines w:val="0"/>
         <w:pageBreakBefore w:val="0"/>
         <w:widowControl/>
@@ -4385,7 +4409,7 @@
     </w:p>
     <w:p>
       <w:pPr>
-        <w:pStyle w:val="3"/>
+        <w:pStyle w:val="32"/>
         <w:keepLines w:val="0"/>
         <w:pageBreakBefore w:val="0"/>
         <w:widowControl/>
@@ -4393,13 +4417,13 @@
         <w:overflowPunct/>
         <w:bidi w:val="0"/>
       </w:pPr>
-      <w:bookmarkStart w:id="19" w:name="_Toc30802"/>
-      <w:bookmarkStart w:id="20" w:name="_Toc16889"/>
+      <w:bookmarkStart w:id="18" w:name="_Toc30802"/>
+      <w:bookmarkStart w:id="19" w:name="_Toc16889"/>
       <w:r>
         <w:t>协商解除劳动关系程序</w:t>
       </w:r>
+      <w:bookmarkEnd w:id="18"/>
       <w:bookmarkEnd w:id="19"/>
-      <w:bookmarkEnd w:id="20"/>
     </w:p>
     <w:p>
       <w:pPr>
@@ -4421,17 +4445,17 @@
         <w:adjustRightInd w:val="0"/>
         <w:snapToGrid w:val="0"/>
         <w:spacing w:line="360" w:lineRule="auto"/>
-        <w:ind w:left="425" w:right="0" w:hanging="425" w:leftChars="0" w:firstLineChars="0"/>
+        <w:ind w:left="425" w:leftChars="0" w:right="0" w:hanging="425" w:firstLineChars="0"/>
         <w:textAlignment w:val="baseline"/>
         <w:rPr>
-          <w:rFonts w:ascii="宋体" w:eastAsia="宋体" w:hAnsi="宋体" w:cs="宋体"/>
-          <w:sz w:val="24"/>
-          <w:szCs w:val="24"/>
-        </w:rPr>
-      </w:pPr>
-      <w:r>
-        <w:rPr>
-          <w:rFonts w:ascii="宋体" w:eastAsia="宋体" w:hAnsi="宋体" w:cs="宋体"/>
+          <w:rFonts w:ascii="宋体" w:hAnsi="宋体" w:eastAsia="宋体" w:cs="宋体"/>
+          <w:sz w:val="24"/>
+          <w:szCs w:val="24"/>
+        </w:rPr>
+      </w:pPr>
+      <w:r>
+        <w:rPr>
+          <w:rFonts w:ascii="宋体" w:hAnsi="宋体" w:eastAsia="宋体" w:cs="宋体"/>
           <w:sz w:val="24"/>
           <w:szCs w:val="24"/>
         </w:rPr>
@@ -4439,7 +4463,7 @@
       </w:r>
       <w:r>
         <w:rPr>
-          <w:rFonts w:ascii="宋体" w:eastAsia="宋体" w:hAnsi="宋体" w:cs="宋体" w:hint="eastAsia"/>
+          <w:rFonts w:hint="eastAsia" w:ascii="宋体" w:hAnsi="宋体" w:eastAsia="宋体" w:cs="宋体"/>
           <w:sz w:val="24"/>
           <w:szCs w:val="24"/>
           <w:lang w:eastAsia="zh-CN"/>
@@ -4448,7 +4472,7 @@
       </w:r>
       <w:r>
         <w:rPr>
-          <w:rFonts w:ascii="宋体" w:eastAsia="宋体" w:hAnsi="宋体" w:cs="宋体"/>
+          <w:rFonts w:ascii="宋体" w:hAnsi="宋体" w:eastAsia="宋体" w:cs="宋体"/>
           <w:sz w:val="24"/>
           <w:szCs w:val="24"/>
         </w:rPr>
@@ -4456,7 +4480,7 @@
       </w:r>
       <w:r>
         <w:rPr>
-          <w:rFonts w:ascii="宋体" w:eastAsia="宋体" w:hAnsi="宋体" w:cs="宋体"/>
+          <w:rFonts w:ascii="宋体" w:hAnsi="宋体" w:eastAsia="宋体" w:cs="宋体"/>
           <w:spacing w:val="-1"/>
           <w:sz w:val="24"/>
           <w:szCs w:val="24"/>
@@ -4465,7 +4489,7 @@
       </w:r>
       <w:r>
         <w:rPr>
-          <w:rFonts w:ascii="宋体" w:eastAsia="宋体" w:hAnsi="宋体" w:cs="宋体"/>
+          <w:rFonts w:ascii="宋体" w:hAnsi="宋体" w:eastAsia="宋体" w:cs="宋体"/>
           <w:spacing w:val="-8"/>
           <w:sz w:val="24"/>
           <w:szCs w:val="24"/>
@@ -4493,18 +4517,18 @@
         <w:adjustRightInd w:val="0"/>
         <w:snapToGrid w:val="0"/>
         <w:spacing w:line="360" w:lineRule="auto"/>
-        <w:ind w:left="425" w:right="0" w:hanging="425" w:leftChars="0" w:firstLineChars="0"/>
+        <w:ind w:left="425" w:leftChars="0" w:right="0" w:hanging="425" w:firstLineChars="0"/>
         <w:jc w:val="left"/>
         <w:textAlignment w:val="baseline"/>
         <w:rPr>
-          <w:rFonts w:ascii="宋体" w:eastAsia="宋体" w:hAnsi="宋体" w:cs="宋体"/>
-          <w:sz w:val="24"/>
-          <w:szCs w:val="24"/>
-        </w:rPr>
-      </w:pPr>
-      <w:r>
-        <w:rPr>
-          <w:rFonts w:ascii="宋体" w:eastAsia="宋体" w:hAnsi="宋体" w:cs="宋体"/>
+          <w:rFonts w:ascii="宋体" w:hAnsi="宋体" w:eastAsia="宋体" w:cs="宋体"/>
+          <w:sz w:val="24"/>
+          <w:szCs w:val="24"/>
+        </w:rPr>
+      </w:pPr>
+      <w:r>
+        <w:rPr>
+          <w:rFonts w:ascii="宋体" w:hAnsi="宋体" w:eastAsia="宋体" w:cs="宋体"/>
           <w:spacing w:val="-3"/>
           <w:sz w:val="24"/>
           <w:szCs w:val="24"/>
@@ -4513,7 +4537,7 @@
       </w:r>
       <w:r>
         <w:rPr>
-          <w:rFonts w:ascii="宋体" w:eastAsia="宋体" w:hAnsi="宋体" w:cs="宋体"/>
+          <w:rFonts w:ascii="宋体" w:hAnsi="宋体" w:eastAsia="宋体" w:cs="宋体"/>
           <w:spacing w:val="-4"/>
           <w:sz w:val="24"/>
           <w:szCs w:val="24"/>
@@ -4541,18 +4565,18 @@
         <w:adjustRightInd w:val="0"/>
         <w:snapToGrid w:val="0"/>
         <w:spacing w:line="360" w:lineRule="auto"/>
-        <w:ind w:left="425" w:right="0" w:hanging="425" w:leftChars="0" w:firstLineChars="0"/>
+        <w:ind w:left="425" w:leftChars="0" w:right="0" w:hanging="425" w:firstLineChars="0"/>
         <w:jc w:val="left"/>
         <w:textAlignment w:val="baseline"/>
         <w:rPr>
-          <w:rFonts w:ascii="宋体" w:eastAsia="宋体" w:hAnsi="宋体" w:cs="宋体"/>
-          <w:sz w:val="24"/>
-          <w:szCs w:val="24"/>
-        </w:rPr>
-      </w:pPr>
-      <w:r>
-        <w:rPr>
-          <w:rFonts w:ascii="宋体" w:eastAsia="宋体" w:hAnsi="宋体" w:cs="宋体"/>
+          <w:rFonts w:ascii="宋体" w:hAnsi="宋体" w:eastAsia="宋体" w:cs="宋体"/>
+          <w:sz w:val="24"/>
+          <w:szCs w:val="24"/>
+        </w:rPr>
+      </w:pPr>
+      <w:r>
+        <w:rPr>
+          <w:rFonts w:ascii="宋体" w:hAnsi="宋体" w:eastAsia="宋体" w:cs="宋体"/>
           <w:sz w:val="24"/>
           <w:szCs w:val="24"/>
         </w:rPr>
@@ -4560,7 +4584,7 @@
       </w:r>
       <w:r>
         <w:rPr>
-          <w:rFonts w:ascii="宋体" w:eastAsia="宋体" w:hAnsi="宋体" w:cs="宋体" w:hint="eastAsia"/>
+          <w:rFonts w:hint="eastAsia" w:ascii="宋体" w:hAnsi="宋体" w:eastAsia="宋体" w:cs="宋体"/>
           <w:sz w:val="24"/>
           <w:szCs w:val="24"/>
           <w:lang w:eastAsia="zh-CN"/>
@@ -4569,7 +4593,7 @@
       </w:r>
       <w:r>
         <w:rPr>
-          <w:rFonts w:ascii="宋体" w:eastAsia="宋体" w:hAnsi="宋体" w:cs="宋体"/>
+          <w:rFonts w:ascii="宋体" w:hAnsi="宋体" w:eastAsia="宋体" w:cs="宋体"/>
           <w:sz w:val="24"/>
           <w:szCs w:val="24"/>
         </w:rPr>
@@ -4577,7 +4601,7 @@
       </w:r>
       <w:r>
         <w:rPr>
-          <w:rFonts w:ascii="宋体" w:eastAsia="宋体" w:hAnsi="宋体" w:cs="宋体"/>
+          <w:rFonts w:ascii="宋体" w:hAnsi="宋体" w:eastAsia="宋体" w:cs="宋体"/>
           <w:spacing w:val="-1"/>
           <w:sz w:val="24"/>
           <w:szCs w:val="24"/>
@@ -4587,7 +4611,7 @@
     </w:p>
     <w:p>
       <w:pPr>
-        <w:pStyle w:val="3"/>
+        <w:pStyle w:val="32"/>
         <w:keepLines w:val="0"/>
         <w:pageBreakBefore w:val="0"/>
         <w:widowControl/>
@@ -4599,7 +4623,7 @@
           <w:lang w:val="en-US" w:eastAsia="zh-CN"/>
         </w:rPr>
       </w:pPr>
-      <w:bookmarkStart w:id="21" w:name="_Toc5795"/>
+      <w:bookmarkStart w:id="20" w:name="_Toc5795"/>
       <w:r>
         <w:rPr>
           <w:rFonts w:hint="eastAsia"/>
@@ -4607,11 +4631,11 @@
         </w:rPr>
         <w:t>自动离职</w:t>
       </w:r>
-      <w:bookmarkEnd w:id="21"/>
+      <w:bookmarkEnd w:id="20"/>
     </w:p>
     <w:p>
       <w:pPr>
-        <w:pStyle w:val="a1"/>
+        <w:pStyle w:val="30"/>
         <w:keepLines w:val="0"/>
         <w:pageBreakBefore w:val="0"/>
         <w:widowControl/>
@@ -4622,7 +4646,7 @@
         <w:wordWrap/>
         <w:overflowPunct/>
         <w:bidi w:val="0"/>
-        <w:ind w:left="425" w:hanging="425" w:leftChars="0" w:firstLineChars="0"/>
+        <w:ind w:left="425" w:leftChars="0" w:hanging="425" w:firstLineChars="0"/>
       </w:pPr>
       <w:r>
         <w:rPr>
@@ -4633,7 +4657,7 @@
     </w:p>
     <w:p>
       <w:pPr>
-        <w:pStyle w:val="a1"/>
+        <w:pStyle w:val="30"/>
         <w:keepLines w:val="0"/>
         <w:pageBreakBefore w:val="0"/>
         <w:widowControl/>
@@ -4644,7 +4668,7 @@
         <w:wordWrap/>
         <w:overflowPunct/>
         <w:bidi w:val="0"/>
-        <w:ind w:left="425" w:hanging="425" w:leftChars="0" w:firstLineChars="0"/>
+        <w:ind w:left="425" w:leftChars="0" w:hanging="425" w:firstLineChars="0"/>
       </w:pPr>
       <w:r>
         <w:rPr>
@@ -4655,7 +4679,7 @@
     </w:p>
     <w:p>
       <w:pPr>
-        <w:pStyle w:val="2"/>
+        <w:pStyle w:val="31"/>
         <w:keepLines w:val="0"/>
         <w:pageBreakBefore w:val="0"/>
         <w:widowControl/>
@@ -4663,11 +4687,11 @@
         <w:overflowPunct/>
         <w:bidi w:val="0"/>
       </w:pPr>
-      <w:bookmarkStart w:id="22" w:name="bookmark8"/>
+      <w:bookmarkStart w:id="21" w:name="bookmark8"/>
+      <w:bookmarkEnd w:id="21"/>
+      <w:bookmarkStart w:id="22" w:name="bookmark13"/>
       <w:bookmarkEnd w:id="22"/>
-      <w:bookmarkStart w:id="23" w:name="bookmark13"/>
-      <w:bookmarkEnd w:id="23"/>
-      <w:bookmarkStart w:id="24" w:name="_Toc30019"/>
+      <w:bookmarkStart w:id="23" w:name="_Toc30019"/>
       <w:r>
         <w:t>工作交接</w:t>
       </w:r>
@@ -4678,11 +4702,11 @@
         </w:rPr>
         <w:t>程序</w:t>
       </w:r>
-      <w:bookmarkEnd w:id="24"/>
+      <w:bookmarkEnd w:id="23"/>
     </w:p>
     <w:p>
       <w:pPr>
-        <w:pStyle w:val="a1"/>
+        <w:pStyle w:val="30"/>
         <w:keepLines w:val="0"/>
         <w:pageBreakBefore w:val="0"/>
         <w:widowControl/>
@@ -4706,7 +4730,7 @@
     </w:p>
     <w:p>
       <w:pPr>
-        <w:pStyle w:val="3"/>
+        <w:pStyle w:val="32"/>
         <w:keepLines w:val="0"/>
         <w:pageBreakBefore w:val="0"/>
         <w:widowControl/>
@@ -4714,13 +4738,13 @@
         <w:overflowPunct/>
         <w:bidi w:val="0"/>
       </w:pPr>
-      <w:bookmarkStart w:id="25" w:name="bookmark9"/>
+      <w:bookmarkStart w:id="24" w:name="bookmark9"/>
+      <w:bookmarkEnd w:id="24"/>
+      <w:bookmarkStart w:id="25" w:name="_Toc11899"/>
+      <w:r>
+        <w:t>工作交接</w:t>
+      </w:r>
       <w:bookmarkEnd w:id="25"/>
-      <w:bookmarkStart w:id="26" w:name="_Toc11899"/>
-      <w:r>
-        <w:t>工作交接</w:t>
-      </w:r>
-      <w:bookmarkEnd w:id="26"/>
     </w:p>
     <w:p>
       <w:pPr>
@@ -4742,17 +4766,17 @@
         <w:adjustRightInd w:val="0"/>
         <w:snapToGrid w:val="0"/>
         <w:spacing w:line="360" w:lineRule="auto"/>
-        <w:ind w:left="425" w:hanging="425" w:leftChars="0" w:firstLineChars="0"/>
+        <w:ind w:left="425" w:leftChars="0" w:hanging="425" w:firstLineChars="0"/>
         <w:textAlignment w:val="baseline"/>
         <w:rPr>
-          <w:rFonts w:ascii="宋体" w:eastAsia="宋体" w:hAnsi="宋体" w:cs="宋体"/>
-          <w:sz w:val="24"/>
-          <w:szCs w:val="24"/>
-        </w:rPr>
-      </w:pPr>
-      <w:r>
-        <w:rPr>
-          <w:rFonts w:ascii="宋体" w:eastAsia="宋体" w:hAnsi="宋体" w:cs="宋体"/>
+          <w:rFonts w:ascii="宋体" w:hAnsi="宋体" w:eastAsia="宋体" w:cs="宋体"/>
+          <w:sz w:val="24"/>
+          <w:szCs w:val="24"/>
+        </w:rPr>
+      </w:pPr>
+      <w:r>
+        <w:rPr>
+          <w:rFonts w:ascii="宋体" w:hAnsi="宋体" w:eastAsia="宋体" w:cs="宋体"/>
           <w:sz w:val="24"/>
           <w:szCs w:val="24"/>
         </w:rPr>
@@ -4760,7 +4784,7 @@
       </w:r>
       <w:r>
         <w:rPr>
-          <w:rFonts w:ascii="宋体" w:eastAsia="宋体" w:hAnsi="宋体" w:cs="宋体"/>
+          <w:rFonts w:ascii="宋体" w:hAnsi="宋体" w:eastAsia="宋体" w:cs="宋体"/>
           <w:spacing w:val="-1"/>
           <w:sz w:val="24"/>
           <w:szCs w:val="24"/>
@@ -4769,7 +4793,7 @@
       </w:r>
       <w:r>
         <w:rPr>
-          <w:rFonts w:ascii="宋体" w:eastAsia="宋体" w:hAnsi="宋体" w:cs="宋体"/>
+          <w:rFonts w:ascii="宋体" w:hAnsi="宋体" w:eastAsia="宋体" w:cs="宋体"/>
           <w:spacing w:val="-2"/>
           <w:sz w:val="24"/>
           <w:szCs w:val="24"/>
@@ -4778,7 +4802,7 @@
       </w:r>
       <w:r>
         <w:rPr>
-          <w:rFonts w:ascii="宋体" w:eastAsia="宋体" w:hAnsi="宋体" w:cs="宋体"/>
+          <w:rFonts w:ascii="宋体" w:hAnsi="宋体" w:eastAsia="宋体" w:cs="宋体"/>
           <w:spacing w:val="-3"/>
           <w:sz w:val="24"/>
           <w:szCs w:val="24"/>
@@ -4787,7 +4811,7 @@
       </w:r>
       <w:r>
         <w:rPr>
-          <w:rFonts w:ascii="宋体" w:eastAsia="宋体" w:hAnsi="宋体" w:cs="宋体"/>
+          <w:rFonts w:ascii="宋体" w:hAnsi="宋体" w:eastAsia="宋体" w:cs="宋体"/>
           <w:spacing w:val="-2"/>
           <w:sz w:val="24"/>
           <w:szCs w:val="24"/>
@@ -4815,17 +4839,17 @@
         <w:adjustRightInd w:val="0"/>
         <w:snapToGrid w:val="0"/>
         <w:spacing w:line="360" w:lineRule="auto"/>
-        <w:ind w:left="425" w:hanging="425" w:leftChars="0" w:firstLineChars="0"/>
+        <w:ind w:left="425" w:leftChars="0" w:hanging="425" w:firstLineChars="0"/>
         <w:textAlignment w:val="baseline"/>
         <w:rPr>
-          <w:rFonts w:ascii="宋体" w:eastAsia="宋体" w:hAnsi="宋体" w:cs="宋体"/>
-          <w:sz w:val="24"/>
-          <w:szCs w:val="24"/>
-        </w:rPr>
-      </w:pPr>
-      <w:r>
-        <w:rPr>
-          <w:rFonts w:ascii="宋体" w:eastAsia="宋体" w:hAnsi="宋体" w:cs="宋体"/>
+          <w:rFonts w:ascii="宋体" w:hAnsi="宋体" w:eastAsia="宋体" w:cs="宋体"/>
+          <w:sz w:val="24"/>
+          <w:szCs w:val="24"/>
+        </w:rPr>
+      </w:pPr>
+      <w:r>
+        <w:rPr>
+          <w:rFonts w:ascii="宋体" w:hAnsi="宋体" w:eastAsia="宋体" w:cs="宋体"/>
           <w:spacing w:val="-1"/>
           <w:sz w:val="24"/>
           <w:szCs w:val="24"/>
@@ -4853,17 +4877,17 @@
         <w:adjustRightInd w:val="0"/>
         <w:snapToGrid w:val="0"/>
         <w:spacing w:line="360" w:lineRule="auto"/>
-        <w:ind w:left="425" w:hanging="425" w:leftChars="0" w:firstLineChars="0"/>
+        <w:ind w:left="425" w:leftChars="0" w:hanging="425" w:firstLineChars="0"/>
         <w:textAlignment w:val="baseline"/>
         <w:rPr>
-          <w:rFonts w:ascii="宋体" w:eastAsia="宋体" w:hAnsi="宋体" w:cs="宋体"/>
-          <w:sz w:val="24"/>
-          <w:szCs w:val="24"/>
-        </w:rPr>
-      </w:pPr>
-      <w:r>
-        <w:rPr>
-          <w:rFonts w:ascii="宋体" w:eastAsia="宋体" w:hAnsi="宋体" w:cs="宋体"/>
+          <w:rFonts w:ascii="宋体" w:hAnsi="宋体" w:eastAsia="宋体" w:cs="宋体"/>
+          <w:sz w:val="24"/>
+          <w:szCs w:val="24"/>
+        </w:rPr>
+      </w:pPr>
+      <w:r>
+        <w:rPr>
+          <w:rFonts w:ascii="宋体" w:hAnsi="宋体" w:eastAsia="宋体" w:cs="宋体"/>
           <w:spacing w:val="-1"/>
           <w:sz w:val="24"/>
           <w:szCs w:val="24"/>
@@ -4891,17 +4915,17 @@
         <w:adjustRightInd w:val="0"/>
         <w:snapToGrid w:val="0"/>
         <w:spacing w:line="360" w:lineRule="auto"/>
-        <w:ind w:left="425" w:hanging="425" w:leftChars="0" w:firstLineChars="0"/>
+        <w:ind w:left="425" w:leftChars="0" w:hanging="425" w:firstLineChars="0"/>
         <w:textAlignment w:val="baseline"/>
         <w:rPr>
-          <w:rFonts w:ascii="宋体" w:eastAsia="宋体" w:hAnsi="宋体" w:cs="宋体"/>
-          <w:sz w:val="24"/>
-          <w:szCs w:val="24"/>
-        </w:rPr>
-      </w:pPr>
-      <w:r>
-        <w:rPr>
-          <w:rFonts w:ascii="宋体" w:eastAsia="宋体" w:hAnsi="宋体" w:cs="宋体"/>
+          <w:rFonts w:ascii="宋体" w:hAnsi="宋体" w:eastAsia="宋体" w:cs="宋体"/>
+          <w:sz w:val="24"/>
+          <w:szCs w:val="24"/>
+        </w:rPr>
+      </w:pPr>
+      <w:r>
+        <w:rPr>
+          <w:rFonts w:ascii="宋体" w:hAnsi="宋体" w:eastAsia="宋体" w:cs="宋体"/>
           <w:spacing w:val="-2"/>
           <w:sz w:val="24"/>
           <w:szCs w:val="24"/>
@@ -4910,7 +4934,7 @@
       </w:r>
       <w:r>
         <w:rPr>
-          <w:rFonts w:ascii="宋体" w:eastAsia="宋体" w:hAnsi="宋体" w:cs="宋体"/>
+          <w:rFonts w:ascii="宋体" w:hAnsi="宋体" w:eastAsia="宋体" w:cs="宋体"/>
           <w:spacing w:val="-3"/>
           <w:sz w:val="24"/>
           <w:szCs w:val="24"/>
@@ -4919,7 +4943,7 @@
       </w:r>
       <w:r>
         <w:rPr>
-          <w:rFonts w:ascii="宋体" w:eastAsia="宋体" w:hAnsi="宋体" w:cs="宋体"/>
+          <w:rFonts w:ascii="宋体" w:hAnsi="宋体" w:eastAsia="宋体" w:cs="宋体"/>
           <w:sz w:val="24"/>
           <w:szCs w:val="24"/>
         </w:rPr>
@@ -4927,7 +4951,7 @@
       </w:r>
       <w:r>
         <w:rPr>
-          <w:rFonts w:ascii="宋体" w:eastAsia="宋体" w:hAnsi="宋体" w:cs="宋体" w:hint="eastAsia"/>
+          <w:rFonts w:hint="eastAsia" w:ascii="宋体" w:hAnsi="宋体" w:eastAsia="宋体" w:cs="宋体"/>
           <w:sz w:val="24"/>
           <w:szCs w:val="24"/>
           <w:lang w:eastAsia="zh-CN"/>
@@ -4936,7 +4960,7 @@
       </w:r>
       <w:r>
         <w:rPr>
-          <w:rFonts w:ascii="宋体" w:eastAsia="宋体" w:hAnsi="宋体" w:cs="宋体"/>
+          <w:rFonts w:ascii="宋体" w:hAnsi="宋体" w:eastAsia="宋体" w:cs="宋体"/>
           <w:sz w:val="24"/>
           <w:szCs w:val="24"/>
         </w:rPr>
@@ -4944,7 +4968,7 @@
       </w:r>
       <w:r>
         <w:rPr>
-          <w:rFonts w:ascii="宋体" w:eastAsia="宋体" w:hAnsi="宋体" w:cs="宋体"/>
+          <w:rFonts w:ascii="宋体" w:hAnsi="宋体" w:eastAsia="宋体" w:cs="宋体"/>
           <w:spacing w:val="-1"/>
           <w:sz w:val="24"/>
           <w:szCs w:val="24"/>
@@ -4954,7 +4978,7 @@
     </w:p>
     <w:p>
       <w:pPr>
-        <w:pStyle w:val="3"/>
+        <w:pStyle w:val="32"/>
         <w:keepLines w:val="0"/>
         <w:pageBreakBefore w:val="0"/>
         <w:widowControl/>
@@ -4962,9 +4986,9 @@
         <w:overflowPunct/>
         <w:bidi w:val="0"/>
       </w:pPr>
-      <w:bookmarkStart w:id="27" w:name="bookmark10"/>
-      <w:bookmarkEnd w:id="27"/>
-      <w:bookmarkStart w:id="28" w:name="_Toc704"/>
+      <w:bookmarkStart w:id="26" w:name="bookmark10"/>
+      <w:bookmarkEnd w:id="26"/>
+      <w:bookmarkStart w:id="27" w:name="_Toc704"/>
       <w:r>
         <w:rPr>
           <w:rFonts w:hint="eastAsia"/>
@@ -4975,7 +4999,7 @@
       <w:r>
         <w:t>关部门签字确认</w:t>
       </w:r>
-      <w:bookmarkEnd w:id="28"/>
+      <w:bookmarkEnd w:id="27"/>
     </w:p>
     <w:p>
       <w:pPr>
@@ -4997,17 +5021,17 @@
         <w:adjustRightInd w:val="0"/>
         <w:snapToGrid w:val="0"/>
         <w:spacing w:line="360" w:lineRule="auto"/>
-        <w:ind w:left="425" w:right="0" w:hanging="425" w:leftChars="0" w:firstLineChars="0"/>
+        <w:ind w:left="425" w:leftChars="0" w:right="0" w:hanging="425" w:firstLineChars="0"/>
         <w:textAlignment w:val="baseline"/>
         <w:rPr>
-          <w:rFonts w:ascii="宋体" w:eastAsia="宋体" w:hAnsi="宋体" w:cs="宋体"/>
-          <w:sz w:val="24"/>
-          <w:szCs w:val="24"/>
-        </w:rPr>
-      </w:pPr>
-      <w:r>
-        <w:rPr>
-          <w:rFonts w:ascii="宋体" w:eastAsia="宋体" w:hAnsi="宋体" w:cs="宋体"/>
+          <w:rFonts w:ascii="宋体" w:hAnsi="宋体" w:eastAsia="宋体" w:cs="宋体"/>
+          <w:sz w:val="24"/>
+          <w:szCs w:val="24"/>
+        </w:rPr>
+      </w:pPr>
+      <w:r>
+        <w:rPr>
+          <w:rFonts w:ascii="宋体" w:hAnsi="宋体" w:eastAsia="宋体" w:cs="宋体"/>
           <w:spacing w:val="-1"/>
           <w:sz w:val="24"/>
           <w:szCs w:val="24"/>
@@ -5035,17 +5059,17 @@
         <w:adjustRightInd w:val="0"/>
         <w:snapToGrid w:val="0"/>
         <w:spacing w:line="360" w:lineRule="auto"/>
-        <w:ind w:left="425" w:right="0" w:hanging="425" w:leftChars="0" w:firstLineChars="0"/>
+        <w:ind w:left="425" w:leftChars="0" w:right="0" w:hanging="425" w:firstLineChars="0"/>
         <w:textAlignment w:val="baseline"/>
         <w:rPr>
-          <w:rFonts w:ascii="宋体" w:eastAsia="宋体" w:hAnsi="宋体" w:cs="宋体"/>
-          <w:sz w:val="24"/>
-          <w:szCs w:val="24"/>
-        </w:rPr>
-      </w:pPr>
-      <w:r>
-        <w:rPr>
-          <w:rFonts w:ascii="宋体" w:eastAsia="宋体" w:hAnsi="宋体" w:cs="宋体"/>
+          <w:rFonts w:ascii="宋体" w:hAnsi="宋体" w:eastAsia="宋体" w:cs="宋体"/>
+          <w:sz w:val="24"/>
+          <w:szCs w:val="24"/>
+        </w:rPr>
+      </w:pPr>
+      <w:r>
+        <w:rPr>
+          <w:rFonts w:ascii="宋体" w:hAnsi="宋体" w:eastAsia="宋体" w:cs="宋体"/>
           <w:spacing w:val="-2"/>
           <w:sz w:val="24"/>
           <w:szCs w:val="24"/>
@@ -5054,7 +5078,7 @@
       </w:r>
       <w:r>
         <w:rPr>
-          <w:rFonts w:ascii="宋体" w:eastAsia="宋体" w:hAnsi="宋体" w:cs="宋体"/>
+          <w:rFonts w:ascii="宋体" w:hAnsi="宋体" w:eastAsia="宋体" w:cs="宋体"/>
           <w:spacing w:val="-3"/>
           <w:sz w:val="24"/>
           <w:szCs w:val="24"/>
@@ -5063,7 +5087,7 @@
       </w:r>
       <w:r>
         <w:rPr>
-          <w:rFonts w:ascii="宋体" w:eastAsia="宋体" w:hAnsi="宋体" w:cs="宋体"/>
+          <w:rFonts w:ascii="宋体" w:hAnsi="宋体" w:eastAsia="宋体" w:cs="宋体"/>
           <w:spacing w:val="-2"/>
           <w:sz w:val="24"/>
           <w:szCs w:val="24"/>
@@ -5091,17 +5115,17 @@
         <w:adjustRightInd w:val="0"/>
         <w:snapToGrid w:val="0"/>
         <w:spacing w:line="360" w:lineRule="auto"/>
-        <w:ind w:left="425" w:right="0" w:hanging="425" w:leftChars="0" w:firstLineChars="0"/>
+        <w:ind w:left="425" w:leftChars="0" w:right="0" w:hanging="425" w:firstLineChars="0"/>
         <w:textAlignment w:val="baseline"/>
         <w:rPr>
-          <w:rFonts w:ascii="宋体" w:eastAsia="宋体" w:hAnsi="宋体" w:cs="宋体"/>
-          <w:sz w:val="24"/>
-          <w:szCs w:val="24"/>
-        </w:rPr>
-      </w:pPr>
-      <w:r>
-        <w:rPr>
-          <w:rFonts w:ascii="宋体" w:eastAsia="宋体" w:hAnsi="宋体" w:cs="宋体"/>
+          <w:rFonts w:ascii="宋体" w:hAnsi="宋体" w:eastAsia="宋体" w:cs="宋体"/>
+          <w:sz w:val="24"/>
+          <w:szCs w:val="24"/>
+        </w:rPr>
+      </w:pPr>
+      <w:r>
+        <w:rPr>
+          <w:rFonts w:ascii="宋体" w:hAnsi="宋体" w:eastAsia="宋体" w:cs="宋体"/>
           <w:sz w:val="24"/>
           <w:szCs w:val="24"/>
         </w:rPr>
@@ -5109,7 +5133,7 @@
       </w:r>
       <w:r>
         <w:rPr>
-          <w:rFonts w:ascii="宋体" w:eastAsia="宋体" w:hAnsi="宋体" w:cs="宋体"/>
+          <w:rFonts w:ascii="宋体" w:hAnsi="宋体" w:eastAsia="宋体" w:cs="宋体"/>
           <w:spacing w:val="-1"/>
           <w:sz w:val="24"/>
           <w:szCs w:val="24"/>
@@ -5137,17 +5161,17 @@
         <w:adjustRightInd w:val="0"/>
         <w:snapToGrid w:val="0"/>
         <w:spacing w:line="360" w:lineRule="auto"/>
-        <w:ind w:left="425" w:right="0" w:hanging="425" w:leftChars="0" w:firstLineChars="0"/>
+        <w:ind w:left="425" w:leftChars="0" w:right="0" w:hanging="425" w:firstLineChars="0"/>
         <w:textAlignment w:val="baseline"/>
         <w:rPr>
-          <w:rFonts w:ascii="宋体" w:eastAsia="宋体" w:hAnsi="宋体" w:cs="宋体"/>
-          <w:sz w:val="24"/>
-          <w:szCs w:val="24"/>
-        </w:rPr>
-      </w:pPr>
-      <w:r>
-        <w:rPr>
-          <w:rFonts w:ascii="宋体" w:eastAsia="宋体" w:hAnsi="宋体" w:cs="宋体"/>
+          <w:rFonts w:ascii="宋体" w:hAnsi="宋体" w:eastAsia="宋体" w:cs="宋体"/>
+          <w:sz w:val="24"/>
+          <w:szCs w:val="24"/>
+        </w:rPr>
+      </w:pPr>
+      <w:r>
+        <w:rPr>
+          <w:rFonts w:ascii="宋体" w:hAnsi="宋体" w:eastAsia="宋体" w:cs="宋体"/>
           <w:sz w:val="24"/>
           <w:szCs w:val="24"/>
         </w:rPr>
@@ -5155,7 +5179,7 @@
       </w:r>
       <w:r>
         <w:rPr>
-          <w:rFonts w:ascii="宋体" w:eastAsia="宋体" w:hAnsi="宋体" w:cs="宋体"/>
+          <w:rFonts w:ascii="宋体" w:hAnsi="宋体" w:eastAsia="宋体" w:cs="宋体"/>
           <w:spacing w:val="-1"/>
           <w:sz w:val="24"/>
           <w:szCs w:val="24"/>
@@ -5164,7 +5188,7 @@
       </w:r>
       <w:r>
         <w:rPr>
-          <w:rFonts w:ascii="宋体" w:eastAsia="宋体" w:hAnsi="宋体" w:cs="宋体" w:hint="eastAsia"/>
+          <w:rFonts w:hint="eastAsia" w:ascii="宋体" w:hAnsi="宋体" w:eastAsia="宋体" w:cs="宋体"/>
           <w:spacing w:val="-1"/>
           <w:sz w:val="24"/>
           <w:szCs w:val="24"/>
@@ -5175,7 +5199,7 @@
     </w:p>
     <w:p>
       <w:pPr>
-        <w:pStyle w:val="2"/>
+        <w:pStyle w:val="31"/>
         <w:keepLines w:val="0"/>
         <w:pageBreakBefore w:val="0"/>
         <w:widowControl/>
@@ -5183,13 +5207,13 @@
         <w:overflowPunct/>
         <w:bidi w:val="0"/>
       </w:pPr>
-      <w:bookmarkStart w:id="29" w:name="bookmark11"/>
+      <w:bookmarkStart w:id="28" w:name="bookmark11"/>
+      <w:bookmarkEnd w:id="28"/>
+      <w:bookmarkStart w:id="29" w:name="_Toc18582"/>
+      <w:r>
+        <w:t>其他事项</w:t>
+      </w:r>
       <w:bookmarkEnd w:id="29"/>
-      <w:bookmarkStart w:id="30" w:name="_Toc18582"/>
-      <w:r>
-        <w:t>其他事项</w:t>
-      </w:r>
-      <w:bookmarkEnd w:id="30"/>
     </w:p>
     <w:p>
       <w:pPr>
@@ -5211,17 +5235,17 @@
         <w:adjustRightInd w:val="0"/>
         <w:snapToGrid w:val="0"/>
         <w:spacing w:line="360" w:lineRule="auto"/>
-        <w:ind w:left="425" w:right="0" w:hanging="425" w:leftChars="0" w:firstLineChars="0"/>
+        <w:ind w:left="425" w:leftChars="0" w:right="0" w:hanging="425" w:firstLineChars="0"/>
         <w:textAlignment w:val="baseline"/>
         <w:rPr>
-          <w:rFonts w:ascii="宋体" w:eastAsia="宋体" w:hAnsi="宋体" w:cs="宋体"/>
-          <w:sz w:val="24"/>
-          <w:szCs w:val="24"/>
-        </w:rPr>
-      </w:pPr>
-      <w:r>
-        <w:rPr>
-          <w:rFonts w:ascii="宋体" w:eastAsia="宋体" w:hAnsi="宋体" w:cs="宋体"/>
+          <w:rFonts w:ascii="宋体" w:hAnsi="宋体" w:eastAsia="宋体" w:cs="宋体"/>
+          <w:sz w:val="24"/>
+          <w:szCs w:val="24"/>
+        </w:rPr>
+      </w:pPr>
+      <w:r>
+        <w:rPr>
+          <w:rFonts w:ascii="宋体" w:hAnsi="宋体" w:eastAsia="宋体" w:cs="宋体"/>
           <w:spacing w:val="-1"/>
           <w:sz w:val="24"/>
           <w:szCs w:val="24"/>
@@ -5249,17 +5273,17 @@
         <w:adjustRightInd w:val="0"/>
         <w:snapToGrid w:val="0"/>
         <w:spacing w:line="360" w:lineRule="auto"/>
-        <w:ind w:left="425" w:right="0" w:hanging="425" w:leftChars="0" w:firstLineChars="0"/>
+        <w:ind w:left="425" w:leftChars="0" w:right="0" w:hanging="425" w:firstLineChars="0"/>
         <w:textAlignment w:val="baseline"/>
         <w:rPr>
-          <w:rFonts w:ascii="宋体" w:eastAsia="宋体" w:hAnsi="宋体" w:cs="宋体"/>
-          <w:sz w:val="24"/>
-          <w:szCs w:val="24"/>
-        </w:rPr>
-      </w:pPr>
-      <w:r>
-        <w:rPr>
-          <w:rFonts w:ascii="宋体" w:eastAsia="宋体" w:hAnsi="宋体" w:cs="宋体"/>
+          <w:rFonts w:ascii="宋体" w:hAnsi="宋体" w:eastAsia="宋体" w:cs="宋体"/>
+          <w:sz w:val="24"/>
+          <w:szCs w:val="24"/>
+        </w:rPr>
+      </w:pPr>
+      <w:r>
+        <w:rPr>
+          <w:rFonts w:ascii="宋体" w:hAnsi="宋体" w:eastAsia="宋体" w:cs="宋体"/>
           <w:sz w:val="24"/>
           <w:szCs w:val="24"/>
         </w:rPr>
@@ -5267,7 +5291,7 @@
       </w:r>
       <w:r>
         <w:rPr>
-          <w:rFonts w:ascii="宋体" w:eastAsia="宋体" w:hAnsi="宋体" w:cs="宋体"/>
+          <w:rFonts w:ascii="宋体" w:hAnsi="宋体" w:eastAsia="宋体" w:cs="宋体"/>
           <w:spacing w:val="-2"/>
           <w:sz w:val="24"/>
           <w:szCs w:val="24"/>
@@ -5277,7 +5301,7 @@
     </w:p>
     <w:p>
       <w:pPr>
-        <w:pStyle w:val="1"/>
+        <w:pStyle w:val="29"/>
         <w:keepLines w:val="0"/>
         <w:pageBreakBefore w:val="0"/>
         <w:widowControl/>
@@ -5285,23 +5309,23 @@
         <w:overflowPunct/>
         <w:bidi w:val="0"/>
         <w:rPr>
-          <w:rStyle w:val="1Char"/>
-          <w:rFonts w:eastAsia="宋体" w:hint="default"/>
+          <w:rStyle w:val="39"/>
+          <w:rFonts w:hint="default" w:eastAsia="宋体"/>
           <w:lang w:val="en-US" w:eastAsia="zh-CN"/>
         </w:rPr>
       </w:pPr>
+      <w:bookmarkStart w:id="30" w:name="_Toc10195"/>
       <w:bookmarkStart w:id="31" w:name="_Toc17424"/>
-      <w:bookmarkStart w:id="32" w:name="_Toc10195"/>
-      <w:r>
-        <w:rPr>
-          <w:rStyle w:val="1Char"/>
-          <w:rFonts w:eastAsia="宋体" w:hint="eastAsia"/>
+      <w:r>
+        <w:rPr>
+          <w:rStyle w:val="39"/>
+          <w:rFonts w:hint="eastAsia" w:eastAsia="宋体"/>
           <w:lang w:val="en-US" w:eastAsia="zh-CN"/>
         </w:rPr>
         <w:t>附则</w:t>
       </w:r>
+      <w:bookmarkEnd w:id="30"/>
       <w:bookmarkEnd w:id="31"/>
-      <w:bookmarkEnd w:id="32"/>
     </w:p>
     <w:p>
       <w:pPr>
@@ -5323,19 +5347,19 @@
         <w:adjustRightInd w:val="0"/>
         <w:snapToGrid w:val="0"/>
         <w:spacing w:line="360" w:lineRule="auto"/>
-        <w:ind w:left="425" w:hanging="425" w:leftChars="0" w:firstLineChars="0"/>
+        <w:ind w:left="425" w:leftChars="0" w:hanging="425" w:firstLineChars="0"/>
         <w:textAlignment w:val="baseline"/>
         <w:rPr>
-          <w:rFonts w:ascii="宋体" w:eastAsia="宋体" w:hAnsi="宋体" w:cs="宋体"/>
-          <w:sz w:val="24"/>
-          <w:szCs w:val="24"/>
-        </w:rPr>
-      </w:pPr>
-      <w:bookmarkStart w:id="33" w:name="bookmark14"/>
-      <w:bookmarkEnd w:id="33"/>
-      <w:r>
-        <w:rPr>
-          <w:rFonts w:ascii="宋体" w:eastAsia="宋体" w:hAnsi="宋体" w:cs="宋体"/>
+          <w:rFonts w:ascii="宋体" w:hAnsi="宋体" w:eastAsia="宋体" w:cs="宋体"/>
+          <w:sz w:val="24"/>
+          <w:szCs w:val="24"/>
+        </w:rPr>
+      </w:pPr>
+      <w:bookmarkStart w:id="32" w:name="bookmark14"/>
+      <w:bookmarkEnd w:id="32"/>
+      <w:r>
+        <w:rPr>
+          <w:rFonts w:ascii="宋体" w:hAnsi="宋体" w:eastAsia="宋体" w:cs="宋体"/>
           <w:spacing w:val="-1"/>
           <w:sz w:val="24"/>
           <w:szCs w:val="24"/>
@@ -5344,7 +5368,7 @@
       </w:r>
       <w:r>
         <w:rPr>
-          <w:rFonts w:ascii="宋体" w:eastAsia="宋体" w:hAnsi="宋体" w:cs="宋体" w:hint="eastAsia"/>
+          <w:rFonts w:hint="eastAsia" w:ascii="宋体" w:hAnsi="宋体" w:eastAsia="宋体" w:cs="宋体"/>
           <w:spacing w:val="-1"/>
           <w:sz w:val="24"/>
           <w:szCs w:val="24"/>
@@ -5354,7 +5378,7 @@
       </w:r>
       <w:r>
         <w:rPr>
-          <w:rFonts w:ascii="宋体" w:eastAsia="宋体" w:hAnsi="宋体" w:cs="宋体"/>
+          <w:rFonts w:ascii="宋体" w:hAnsi="宋体" w:eastAsia="宋体" w:cs="宋体"/>
           <w:spacing w:val="-1"/>
           <w:sz w:val="24"/>
           <w:szCs w:val="24"/>
@@ -5382,10 +5406,10 @@
         <w:adjustRightInd w:val="0"/>
         <w:snapToGrid w:val="0"/>
         <w:spacing w:line="360" w:lineRule="auto"/>
-        <w:ind w:left="425" w:hanging="425" w:leftChars="0" w:firstLineChars="0"/>
+        <w:ind w:left="425" w:leftChars="0" w:hanging="425" w:firstLineChars="0"/>
         <w:textAlignment w:val="baseline"/>
         <w:rPr>
-          <w:rFonts w:ascii="宋体" w:eastAsia="宋体" w:hAnsi="宋体" w:cs="宋体"/>
+          <w:rFonts w:ascii="宋体" w:hAnsi="宋体" w:eastAsia="宋体" w:cs="宋体"/>
           <w:sz w:val="24"/>
           <w:szCs w:val="24"/>
           <w:lang w:val="en-US" w:eastAsia="en-US"/>
@@ -5393,7 +5417,7 @@
       </w:pPr>
       <w:r>
         <w:rPr>
-          <w:rFonts w:ascii="宋体" w:eastAsia="宋体" w:hAnsi="宋体" w:cs="宋体"/>
+          <w:rFonts w:ascii="宋体" w:hAnsi="宋体" w:eastAsia="宋体" w:cs="宋体"/>
           <w:spacing w:val="-2"/>
           <w:sz w:val="24"/>
           <w:szCs w:val="24"/>
@@ -5403,7 +5427,7 @@
     </w:p>
     <w:p>
       <w:pPr>
-        <w:pStyle w:val="1"/>
+        <w:pStyle w:val="29"/>
         <w:keepLines w:val="0"/>
         <w:pageBreakBefore w:val="0"/>
         <w:widowControl/>
@@ -5415,7 +5439,7 @@
           <w:lang w:val="en-US" w:eastAsia="zh-CN"/>
         </w:rPr>
       </w:pPr>
-      <w:bookmarkStart w:id="34" w:name="_Toc19925"/>
+      <w:bookmarkStart w:id="33" w:name="_Toc19925"/>
       <w:r>
         <w:rPr>
           <w:rFonts w:hint="eastAsia"/>
@@ -5423,11 +5447,11 @@
         </w:rPr>
         <w:t>附件</w:t>
       </w:r>
-      <w:bookmarkEnd w:id="34"/>
+      <w:bookmarkEnd w:id="33"/>
     </w:p>
     <w:p>
       <w:pPr>
-        <w:pStyle w:val="a4"/>
+        <w:pStyle w:val="42"/>
         <w:bidi w:val="0"/>
       </w:pPr>
       <w:r>
@@ -5436,7 +5460,7 @@
     </w:p>
     <w:p>
       <w:pPr>
-        <w:pStyle w:val="a4"/>
+        <w:pStyle w:val="42"/>
         <w:bidi w:val="0"/>
       </w:pPr>
       <w:r>
@@ -5445,7 +5469,7 @@
     </w:p>
     <w:p>
       <w:pPr>
-        <w:pStyle w:val="a4"/>
+        <w:pStyle w:val="42"/>
         <w:bidi w:val="0"/>
         <w:rPr>
           <w:rFonts w:hint="default"/>
@@ -5460,7 +5484,7 @@
     </w:p>
     <w:p>
       <w:pPr>
-        <w:pStyle w:val="a4"/>
+        <w:pStyle w:val="42"/>
         <w:bidi w:val="0"/>
       </w:pPr>
       <w:r>
@@ -5472,7 +5496,7 @@
     </w:p>
     <w:p>
       <w:pPr>
-        <w:pStyle w:val="1"/>
+        <w:pStyle w:val="29"/>
         <w:keepLines w:val="0"/>
         <w:pageBreakBefore w:val="0"/>
         <w:widowControl/>
@@ -5484,7 +5508,7 @@
           <w:lang w:val="en-US" w:eastAsia="zh-CN"/>
         </w:rPr>
       </w:pPr>
-      <w:bookmarkStart w:id="35" w:name="_Toc20177"/>
+      <w:bookmarkStart w:id="34" w:name="_Toc20177"/>
       <w:r>
         <w:rPr>
           <w:rFonts w:hint="eastAsia"/>
@@ -5492,11 +5516,11 @@
         </w:rPr>
         <w:t>记录</w:t>
       </w:r>
-      <w:bookmarkEnd w:id="35"/>
+      <w:bookmarkEnd w:id="34"/>
     </w:p>
     <w:p>
       <w:pPr>
-        <w:pStyle w:val="a1"/>
+        <w:pStyle w:val="30"/>
         <w:rPr>
           <w:rFonts w:hint="default"/>
           <w:lang w:val="en-US" w:eastAsia="zh-CN"/>
@@ -5511,33 +5535,83 @@
       </w:r>
     </w:p>
     <w:sectPr>
-      <w:headerReference w:type="default" r:id="rId4"/>
+      <w:headerReference r:id="rId5" w:type="default"/>
       <w:pgSz w:w="11906" w:h="16838"/>
       <w:pgMar w:top="1417" w:right="1800" w:bottom="1440" w:left="1800" w:header="1140" w:footer="992" w:gutter="0"/>
-      <w:cols w:num="1" w:space="425"/>
+      <w:cols w:space="425" w:num="1"/>
       <w:docGrid w:type="lines" w:linePitch="312" w:charSpace="0"/>
     </w:sectPr>
   </w:body>
 </w:document>
 </file>
 
+<file path=word/endnotes.xml><?xml version="1.0" encoding="utf-8"?>
+<w:endnotes xmlns:wpc="http://schemas.microsoft.com/office/word/2010/wordprocessingCanvas" xmlns:mc="http://schemas.openxmlformats.org/markup-compatibility/2006" xmlns:o="urn:schemas-microsoft-com:office:office" xmlns:r="http://schemas.openxmlformats.org/officeDocument/2006/relationships" xmlns:m="http://schemas.openxmlformats.org/officeDocument/2006/math" xmlns:v="urn:schemas-microsoft-com:vml" xmlns:wp14="http://schemas.microsoft.com/office/word/2010/wordprocessingDrawing" xmlns:wp="http://schemas.openxmlformats.org/drawingml/2006/wordprocessingDrawing" xmlns:w="http://schemas.openxmlformats.org/wordprocessingml/2006/main" xmlns:w14="http://schemas.microsoft.com/office/word/2010/wordml" xmlns:w15="http://schemas.microsoft.com/office/word/2012/wordml" xmlns:w10="urn:schemas-microsoft-com:office:word" xmlns:wpg="http://schemas.microsoft.com/office/word/2010/wordprocessingGroup" xmlns:wpi="http://schemas.microsoft.com/office/word/2010/wordprocessingInk" xmlns:wne="http://schemas.microsoft.com/office/word/2006/wordml" xmlns:wps="http://schemas.microsoft.com/office/word/2010/wordprocessingShape" xmlns:wpsCustomData="http://www.wps.cn/officeDocument/2013/wpsCustomData" mc:Ignorable="w14 w15 wp14">
+  <w:endnote w:type="separator" w:id="0">
+    <w:p>
+      <w:pPr>
+        <w:spacing w:line="240" w:lineRule="auto"/>
+      </w:pPr>
+      <w:r>
+        <w:separator/>
+      </w:r>
+    </w:p>
+  </w:endnote>
+  <w:endnote w:type="continuationSeparator" w:id="1">
+    <w:p>
+      <w:pPr>
+        <w:spacing w:line="240" w:lineRule="auto"/>
+      </w:pPr>
+      <w:r>
+        <w:continuationSeparator/>
+      </w:r>
+    </w:p>
+  </w:endnote>
+</w:endnotes>
+</file>
+
+<file path=word/footnotes.xml><?xml version="1.0" encoding="utf-8"?>
+<w:footnotes xmlns:wpc="http://schemas.microsoft.com/office/word/2010/wordprocessingCanvas" xmlns:mc="http://schemas.openxmlformats.org/markup-compatibility/2006" xmlns:o="urn:schemas-microsoft-com:office:office" xmlns:r="http://schemas.openxmlformats.org/officeDocument/2006/relationships" xmlns:m="http://schemas.openxmlformats.org/officeDocument/2006/math" xmlns:v="urn:schemas-microsoft-com:vml" xmlns:wp14="http://schemas.microsoft.com/office/word/2010/wordprocessingDrawing" xmlns:wp="http://schemas.openxmlformats.org/drawingml/2006/wordprocessingDrawing" xmlns:w="http://schemas.openxmlformats.org/wordprocessingml/2006/main" xmlns:w14="http://schemas.microsoft.com/office/word/2010/wordml" xmlns:w15="http://schemas.microsoft.com/office/word/2012/wordml" xmlns:w10="urn:schemas-microsoft-com:office:word" xmlns:wpg="http://schemas.microsoft.com/office/word/2010/wordprocessingGroup" xmlns:wpi="http://schemas.microsoft.com/office/word/2010/wordprocessingInk" xmlns:wne="http://schemas.microsoft.com/office/word/2006/wordml" xmlns:wps="http://schemas.microsoft.com/office/word/2010/wordprocessingShape" xmlns:wpsCustomData="http://www.wps.cn/officeDocument/2013/wpsCustomData" mc:Ignorable="w14 w15 wp14">
+  <w:footnote w:type="separator" w:id="0">
+    <w:p>
+      <w:pPr>
+        <w:spacing w:line="360" w:lineRule="auto"/>
+      </w:pPr>
+      <w:r>
+        <w:separator/>
+      </w:r>
+    </w:p>
+  </w:footnote>
+  <w:footnote w:type="continuationSeparator" w:id="1">
+    <w:p>
+      <w:pPr>
+        <w:spacing w:line="360" w:lineRule="auto"/>
+      </w:pPr>
+      <w:r>
+        <w:continuationSeparator/>
+      </w:r>
+    </w:p>
+  </w:footnote>
+</w:footnotes>
+</file>
+
 <file path=word/header1.xml><?xml version="1.0" encoding="utf-8"?>
-<w:hdr xmlns:wpc="http://schemas.microsoft.com/office/word/2010/wordprocessingCanvas" xmlns:mc="http://schemas.openxmlformats.org/markup-compatibility/2006" xmlns:o="urn:schemas-microsoft-com:office:office" xmlns:r="http://schemas.openxmlformats.org/officeDocument/2006/relationships" xmlns:m="http://schemas.openxmlformats.org/officeDocument/2006/math" xmlns:v="urn:schemas-microsoft-com:vml" xmlns:wp14="http://schemas.microsoft.com/office/word/2010/wordprocessingDrawing" xmlns:wp="http://schemas.openxmlformats.org/drawingml/2006/wordprocessingDrawing" xmlns:w10="urn:schemas-microsoft-com:office:word" xmlns:w="http://schemas.openxmlformats.org/wordprocessingml/2006/main" xmlns:w14="http://schemas.microsoft.com/office/word/2010/wordml" xmlns:w15="http://schemas.microsoft.com/office/word/2012/wordml" xmlns:wne="http://schemas.microsoft.com/office/word/2006/wordml" xmlns:wpg="http://schemas.microsoft.com/office/word/2010/wordprocessingGroup" xmlns:wpi="http://schemas.microsoft.com/office/word/2010/wordprocessingInk" xmlns:wps="http://schemas.microsoft.com/office/word/2010/wordprocessingShape" mc:Ignorable="w14 w15 wp14">
+<w:hdr xmlns:wpc="http://schemas.microsoft.com/office/word/2010/wordprocessingCanvas" xmlns:mc="http://schemas.openxmlformats.org/markup-compatibility/2006" xmlns:o="urn:schemas-microsoft-com:office:office" xmlns:r="http://schemas.openxmlformats.org/officeDocument/2006/relationships" xmlns:m="http://schemas.openxmlformats.org/officeDocument/2006/math" xmlns:v="urn:schemas-microsoft-com:vml" xmlns:wp14="http://schemas.microsoft.com/office/word/2010/wordprocessingDrawing" xmlns:wp="http://schemas.openxmlformats.org/drawingml/2006/wordprocessingDrawing" xmlns:w10="urn:schemas-microsoft-com:office:word" xmlns:w="http://schemas.openxmlformats.org/wordprocessingml/2006/main" xmlns:w14="http://schemas.microsoft.com/office/word/2010/wordml" xmlns:w15="http://schemas.microsoft.com/office/word/2012/wordml" xmlns:wpg="http://schemas.microsoft.com/office/word/2010/wordprocessingGroup" xmlns:wpi="http://schemas.microsoft.com/office/word/2010/wordprocessingInk" xmlns:wne="http://schemas.microsoft.com/office/word/2006/wordml" xmlns:wps="http://schemas.microsoft.com/office/word/2010/wordprocessingShape" xmlns:wpsCustomData="http://www.wps.cn/officeDocument/2013/wpsCustomData" mc:Ignorable="w14 w15 wp14">
   <w:p>
     <w:pPr>
-      <w:pStyle w:val="Header"/>
+      <w:pStyle w:val="16"/>
       <w:pBdr>
-        <w:bottom w:val="single" w:sz="4" w:space="1" w:color="auto"/>
+        <w:bottom w:val="single" w:color="auto" w:sz="4" w:space="1"/>
       </w:pBdr>
       <w:jc w:val="right"/>
       <w:rPr>
-        <w:rFonts w:eastAsiaTheme="minorEastAsia" w:hint="eastAsia"/>
+        <w:rFonts w:hint="eastAsia" w:eastAsiaTheme="minorEastAsia"/>
         <w:lang w:eastAsia="zh-CN"/>
       </w:rPr>
     </w:pPr>
     <w:r>
       <w:rPr>
-        <w:rFonts w:eastAsiaTheme="minorEastAsia" w:hint="eastAsia"/>
+        <w:rFonts w:hint="eastAsia" w:eastAsiaTheme="minorEastAsia"/>
         <w:lang w:eastAsia="zh-CN"/>
       </w:rPr>
       <w:t>天津通海信息技术有限公司</w:t>
@@ -5547,15 +5621,15 @@
 </file>
 
 <file path=word/numbering.xml><?xml version="1.0" encoding="utf-8"?>
-<w:numbering xmlns:wpc="http://schemas.microsoft.com/office/word/2010/wordprocessingCanvas" xmlns:mc="http://schemas.openxmlformats.org/markup-compatibility/2006" xmlns:o="urn:schemas-microsoft-com:office:office" xmlns:r="http://schemas.openxmlformats.org/officeDocument/2006/relationships" xmlns:m="http://schemas.openxmlformats.org/officeDocument/2006/math" xmlns:v="urn:schemas-microsoft-com:vml" xmlns:wp14="http://schemas.microsoft.com/office/word/2010/wordprocessingDrawing" xmlns:wp="http://schemas.openxmlformats.org/drawingml/2006/wordprocessingDrawing" xmlns:w10="urn:schemas-microsoft-com:office:word" xmlns:w="http://schemas.openxmlformats.org/wordprocessingml/2006/main" xmlns:w14="http://schemas.microsoft.com/office/word/2010/wordml" xmlns:w15="http://schemas.microsoft.com/office/word/2012/wordml" xmlns:wne="http://schemas.microsoft.com/office/word/2006/wordml" xmlns:wpg="http://schemas.microsoft.com/office/word/2010/wordprocessingGroup" xmlns:wpi="http://schemas.microsoft.com/office/word/2010/wordprocessingInk" xmlns:wps="http://schemas.microsoft.com/office/word/2010/wordprocessingShape" mc:Ignorable="w14 w15 wp14">
+<w:numbering xmlns:wpc="http://schemas.microsoft.com/office/word/2010/wordprocessingCanvas" xmlns:mc="http://schemas.openxmlformats.org/markup-compatibility/2006" xmlns:o="urn:schemas-microsoft-com:office:office" xmlns:r="http://schemas.openxmlformats.org/officeDocument/2006/relationships" xmlns:m="http://schemas.openxmlformats.org/officeDocument/2006/math" xmlns:v="urn:schemas-microsoft-com:vml" xmlns:wp14="http://schemas.microsoft.com/office/word/2010/wordprocessingDrawing" xmlns:wp="http://schemas.openxmlformats.org/drawingml/2006/wordprocessingDrawing" xmlns:w10="urn:schemas-microsoft-com:office:word" xmlns:w="http://schemas.openxmlformats.org/wordprocessingml/2006/main" xmlns:w14="http://schemas.microsoft.com/office/word/2010/wordml" xmlns:wpg="http://schemas.microsoft.com/office/word/2010/wordprocessingGroup" xmlns:wpi="http://schemas.microsoft.com/office/word/2010/wordprocessingInk" xmlns:wne="http://schemas.microsoft.com/office/word/2006/wordml" xmlns:wps="http://schemas.microsoft.com/office/word/2010/wordprocessingShape" xmlns:wpsCustomData="http://www.wps.cn/officeDocument/2013/wpsCustomData" mc:Ignorable="w14 wp14">
   <w:abstractNum w:abstractNumId="0">
     <w:nsid w:val="8E964DCE"/>
     <w:multiLevelType w:val="multilevel"/>
     <w:tmpl w:val="8E964DCE"/>
-    <w:lvl w:ilvl="0">
+    <w:lvl w:ilvl="0" w:tentative="0">
       <w:start w:val="1"/>
       <w:numFmt w:val="decimal"/>
-      <w:pStyle w:val="Heading1"/>
+      <w:pStyle w:val="2"/>
       <w:lvlText w:val="%1."/>
       <w:lvlJc w:val="left"/>
       <w:pPr>
@@ -5565,10 +5639,10 @@
         <w:rFonts w:hint="default"/>
       </w:rPr>
     </w:lvl>
-    <w:lvl w:ilvl="1">
+    <w:lvl w:ilvl="1" w:tentative="0">
       <w:start w:val="1"/>
       <w:numFmt w:val="decimal"/>
-      <w:pStyle w:val="Heading2"/>
+      <w:pStyle w:val="3"/>
       <w:lvlText w:val="%1.%2."/>
       <w:lvlJc w:val="left"/>
       <w:pPr>
@@ -5578,10 +5652,10 @@
         <w:rFonts w:hint="default"/>
       </w:rPr>
     </w:lvl>
-    <w:lvl w:ilvl="2">
+    <w:lvl w:ilvl="2" w:tentative="0">
       <w:start w:val="1"/>
       <w:numFmt w:val="decimal"/>
-      <w:pStyle w:val="Heading3"/>
+      <w:pStyle w:val="4"/>
       <w:lvlText w:val="%1.%2.%3."/>
       <w:lvlJc w:val="left"/>
       <w:pPr>
@@ -5591,10 +5665,10 @@
         <w:rFonts w:hint="default"/>
       </w:rPr>
     </w:lvl>
-    <w:lvl w:ilvl="3">
+    <w:lvl w:ilvl="3" w:tentative="0">
       <w:start w:val="1"/>
       <w:numFmt w:val="decimal"/>
-      <w:pStyle w:val="Heading4"/>
+      <w:pStyle w:val="5"/>
       <w:lvlText w:val="%1.%2.%3.%4."/>
       <w:lvlJc w:val="left"/>
       <w:pPr>
@@ -5604,10 +5678,10 @@
         <w:rFonts w:hint="default"/>
       </w:rPr>
     </w:lvl>
-    <w:lvl w:ilvl="4">
+    <w:lvl w:ilvl="4" w:tentative="0">
       <w:start w:val="1"/>
       <w:numFmt w:val="decimal"/>
-      <w:pStyle w:val="Heading5"/>
+      <w:pStyle w:val="6"/>
       <w:lvlText w:val="%1.%2.%3.%4.%5."/>
       <w:lvlJc w:val="left"/>
       <w:pPr>
@@ -5617,10 +5691,10 @@
         <w:rFonts w:hint="default"/>
       </w:rPr>
     </w:lvl>
-    <w:lvl w:ilvl="5">
+    <w:lvl w:ilvl="5" w:tentative="0">
       <w:start w:val="1"/>
       <w:numFmt w:val="decimal"/>
-      <w:pStyle w:val="Heading6"/>
+      <w:pStyle w:val="7"/>
       <w:lvlText w:val="%1.%2.%3.%4.%5.%6."/>
       <w:lvlJc w:val="left"/>
       <w:pPr>
@@ -5630,10 +5704,10 @@
         <w:rFonts w:hint="default"/>
       </w:rPr>
     </w:lvl>
-    <w:lvl w:ilvl="6">
+    <w:lvl w:ilvl="6" w:tentative="0">
       <w:start w:val="1"/>
       <w:numFmt w:val="decimal"/>
-      <w:pStyle w:val="Heading7"/>
+      <w:pStyle w:val="8"/>
       <w:lvlText w:val="%1.%2.%3.%4.%5.%6.%7."/>
       <w:lvlJc w:val="left"/>
       <w:pPr>
@@ -5643,10 +5717,10 @@
         <w:rFonts w:hint="default"/>
       </w:rPr>
     </w:lvl>
-    <w:lvl w:ilvl="7">
+    <w:lvl w:ilvl="7" w:tentative="0">
       <w:start w:val="1"/>
       <w:numFmt w:val="decimal"/>
-      <w:pStyle w:val="Heading8"/>
+      <w:pStyle w:val="9"/>
       <w:lvlText w:val="%1.%2.%3.%4.%5.%6.%7.%8."/>
       <w:lvlJc w:val="left"/>
       <w:pPr>
@@ -5656,10 +5730,10 @@
         <w:rFonts w:hint="default"/>
       </w:rPr>
     </w:lvl>
-    <w:lvl w:ilvl="8">
+    <w:lvl w:ilvl="8" w:tentative="0">
       <w:start w:val="1"/>
       <w:numFmt w:val="decimal"/>
-      <w:pStyle w:val="Heading9"/>
+      <w:pStyle w:val="10"/>
       <w:lvlText w:val="%1.%2.%3.%4.%5.%6.%7.%8.%9."/>
       <w:lvlJc w:val="left"/>
       <w:pPr>
@@ -5674,7 +5748,7 @@
     <w:nsid w:val="9FB84DF6"/>
     <w:multiLevelType w:val="singleLevel"/>
     <w:tmpl w:val="9FB84DF6"/>
-    <w:lvl w:ilvl="0">
+    <w:lvl w:ilvl="0" w:tentative="0">
       <w:start w:val="1"/>
       <w:numFmt w:val="decimal"/>
       <w:lvlText w:val="%1."/>
@@ -5691,7 +5765,7 @@
     <w:nsid w:val="EDBA23F1"/>
     <w:multiLevelType w:val="singleLevel"/>
     <w:tmpl w:val="EDBA23F1"/>
-    <w:lvl w:ilvl="0">
+    <w:lvl w:ilvl="0" w:tentative="0">
       <w:start w:val="1"/>
       <w:numFmt w:val="decimal"/>
       <w:lvlText w:val="%1."/>
@@ -5708,7 +5782,7 @@
     <w:nsid w:val="F1557598"/>
     <w:multiLevelType w:val="singleLevel"/>
     <w:tmpl w:val="F1557598"/>
-    <w:lvl w:ilvl="0">
+    <w:lvl w:ilvl="0" w:tentative="0">
       <w:start w:val="1"/>
       <w:numFmt w:val="decimal"/>
       <w:lvlText w:val="%1."/>
@@ -5725,7 +5799,7 @@
     <w:nsid w:val="F54452EE"/>
     <w:multiLevelType w:val="singleLevel"/>
     <w:tmpl w:val="F54452EE"/>
-    <w:lvl w:ilvl="0">
+    <w:lvl w:ilvl="0" w:tentative="0">
       <w:start w:val="1"/>
       <w:numFmt w:val="decimal"/>
       <w:lvlText w:val="%1."/>
@@ -5742,7 +5816,7 @@
     <w:nsid w:val="F9539CF3"/>
     <w:multiLevelType w:val="singleLevel"/>
     <w:tmpl w:val="F9539CF3"/>
-    <w:lvl w:ilvl="0">
+    <w:lvl w:ilvl="0" w:tentative="0">
       <w:start w:val="1"/>
       <w:numFmt w:val="decimal"/>
       <w:lvlText w:val="%1."/>
@@ -5759,7 +5833,7 @@
     <w:nsid w:val="08DB2521"/>
     <w:multiLevelType w:val="singleLevel"/>
     <w:tmpl w:val="08DB2521"/>
-    <w:lvl w:ilvl="0">
+    <w:lvl w:ilvl="0" w:tentative="0">
       <w:start w:val="1"/>
       <w:numFmt w:val="decimal"/>
       <w:lvlText w:val="%1."/>
@@ -5776,7 +5850,7 @@
     <w:nsid w:val="602D4418"/>
     <w:multiLevelType w:val="singleLevel"/>
     <w:tmpl w:val="602D4418"/>
-    <w:lvl w:ilvl="0">
+    <w:lvl w:ilvl="0" w:tentative="0">
       <w:start w:val="1"/>
       <w:numFmt w:val="decimal"/>
       <w:lvlText w:val="%1."/>
@@ -5793,7 +5867,7 @@
     <w:nsid w:val="739021FE"/>
     <w:multiLevelType w:val="singleLevel"/>
     <w:tmpl w:val="739021FE"/>
-    <w:lvl w:ilvl="0">
+    <w:lvl w:ilvl="0" w:tentative="0">
       <w:start w:val="1"/>
       <w:numFmt w:val="decimal"/>
       <w:lvlText w:val="%1."/>
@@ -5837,267 +5911,269 @@
 </file>
 
 <file path=word/styles.xml><?xml version="1.0" encoding="utf-8"?>
-<w:styles xmlns:mc="http://schemas.openxmlformats.org/markup-compatibility/2006" xmlns:r="http://schemas.openxmlformats.org/officeDocument/2006/relationships" xmlns:w="http://schemas.openxmlformats.org/wordprocessingml/2006/main" xmlns:w14="http://schemas.microsoft.com/office/word/2010/wordml" xmlns:w15="http://schemas.microsoft.com/office/word/2012/wordml" mc:Ignorable="w14 w15">
+<w:styles xmlns:mc="http://schemas.openxmlformats.org/markup-compatibility/2006" xmlns:o="urn:schemas-microsoft-com:office:office" xmlns:r="http://schemas.openxmlformats.org/officeDocument/2006/relationships" xmlns:m="http://schemas.openxmlformats.org/officeDocument/2006/math" xmlns:v="urn:schemas-microsoft-com:vml" xmlns:w="http://schemas.openxmlformats.org/wordprocessingml/2006/main" xmlns:w14="http://schemas.microsoft.com/office/word/2010/wordml" xmlns:w10="urn:schemas-microsoft-com:office:word" xmlns:sl="http://schemas.openxmlformats.org/schemaLibrary/2006/main" xmlns:wpsCustomData="http://www.wps.cn/officeDocument/2013/wpsCustomData" mc:Ignorable="w14">
   <w:docDefaults>
     <w:rPrDefault>
       <w:rPr>
-        <w:rFonts w:ascii="Times New Roman" w:eastAsia="宋体" w:hAnsi="Times New Roman" w:cs="Times New Roman"/>
+        <w:rFonts w:ascii="Times New Roman" w:hAnsi="Times New Roman" w:eastAsia="宋体" w:cs="Times New Roman"/>
       </w:rPr>
     </w:rPrDefault>
     <w:pPrDefault/>
   </w:docDefaults>
-  <w:latentStyles w:defLockedState="0" w:defUIPriority="99" w:defSemiHidden="1" w:defUnhideWhenUsed="1" w:defQFormat="0" w:count="260">
-    <w:lsdException w:name="Normal" w:semiHidden="0" w:uiPriority="0" w:unhideWhenUsed="0" w:qFormat="1"/>
-    <w:lsdException w:name="heading 1" w:semiHidden="0" w:uiPriority="0" w:unhideWhenUsed="0" w:qFormat="1"/>
-    <w:lsdException w:name="heading 2" w:semiHidden="0" w:uiPriority="0" w:qFormat="1"/>
-    <w:lsdException w:name="heading 3" w:uiPriority="0" w:qFormat="1"/>
-    <w:lsdException w:name="heading 4" w:semiHidden="0" w:uiPriority="0" w:qFormat="1"/>
-    <w:lsdException w:name="heading 5" w:uiPriority="0" w:qFormat="1"/>
-    <w:lsdException w:name="heading 6" w:uiPriority="0" w:qFormat="1"/>
-    <w:lsdException w:name="heading 7" w:uiPriority="0" w:qFormat="1"/>
-    <w:lsdException w:name="heading 8" w:uiPriority="0" w:qFormat="1"/>
-    <w:lsdException w:name="heading 9" w:uiPriority="0" w:qFormat="1"/>
-    <w:lsdException w:name="index 1" w:semiHidden="0" w:uiPriority="0" w:unhideWhenUsed="0"/>
-    <w:lsdException w:name="index 2" w:semiHidden="0" w:uiPriority="0" w:unhideWhenUsed="0"/>
-    <w:lsdException w:name="index 3" w:semiHidden="0" w:uiPriority="0" w:unhideWhenUsed="0"/>
-    <w:lsdException w:name="index 4" w:semiHidden="0" w:uiPriority="0" w:unhideWhenUsed="0"/>
-    <w:lsdException w:name="index 5" w:semiHidden="0" w:uiPriority="0" w:unhideWhenUsed="0"/>
-    <w:lsdException w:name="index 6" w:semiHidden="0" w:uiPriority="0" w:unhideWhenUsed="0"/>
-    <w:lsdException w:name="index 7" w:semiHidden="0" w:uiPriority="0" w:unhideWhenUsed="0"/>
-    <w:lsdException w:name="index 8" w:semiHidden="0" w:uiPriority="0" w:unhideWhenUsed="0"/>
-    <w:lsdException w:name="index 9" w:semiHidden="0" w:uiPriority="0" w:unhideWhenUsed="0"/>
-    <w:lsdException w:name="toc 1" w:semiHidden="0" w:uiPriority="0" w:unhideWhenUsed="0" w:qFormat="1"/>
-    <w:lsdException w:name="toc 2" w:semiHidden="0" w:uiPriority="0" w:unhideWhenUsed="0" w:qFormat="1"/>
-    <w:lsdException w:name="toc 3" w:semiHidden="0" w:uiPriority="0" w:unhideWhenUsed="0" w:qFormat="1"/>
-    <w:lsdException w:name="toc 4" w:semiHidden="0" w:uiPriority="0" w:unhideWhenUsed="0"/>
-    <w:lsdException w:name="toc 5" w:semiHidden="0" w:uiPriority="0" w:unhideWhenUsed="0"/>
-    <w:lsdException w:name="toc 6" w:semiHidden="0" w:uiPriority="0" w:unhideWhenUsed="0"/>
-    <w:lsdException w:name="toc 7" w:semiHidden="0" w:uiPriority="0" w:unhideWhenUsed="0"/>
-    <w:lsdException w:name="toc 8" w:semiHidden="0" w:uiPriority="0" w:unhideWhenUsed="0"/>
-    <w:lsdException w:name="toc 9" w:semiHidden="0" w:uiPriority="0" w:unhideWhenUsed="0"/>
-    <w:lsdException w:name="Normal Indent" w:semiHidden="0" w:uiPriority="0" w:unhideWhenUsed="0"/>
-    <w:lsdException w:name="footnote text" w:semiHidden="0" w:uiPriority="0" w:unhideWhenUsed="0"/>
-    <w:lsdException w:name="annotation text" w:semiHidden="0" w:uiPriority="0" w:unhideWhenUsed="0" w:qFormat="1"/>
-    <w:lsdException w:name="header" w:semiHidden="0" w:uiPriority="0" w:unhideWhenUsed="0" w:qFormat="1"/>
-    <w:lsdException w:name="footer" w:semiHidden="0" w:uiPriority="0" w:unhideWhenUsed="0" w:qFormat="1"/>
-    <w:lsdException w:name="index heading" w:semiHidden="0" w:uiPriority="0" w:unhideWhenUsed="0"/>
-    <w:lsdException w:name="caption" w:uiPriority="0" w:qFormat="1"/>
-    <w:lsdException w:name="table of figures" w:semiHidden="0" w:uiPriority="0" w:unhideWhenUsed="0"/>
-    <w:lsdException w:name="envelope address" w:semiHidden="0" w:uiPriority="0" w:unhideWhenUsed="0"/>
-    <w:lsdException w:name="envelope return" w:semiHidden="0" w:uiPriority="0" w:unhideWhenUsed="0"/>
-    <w:lsdException w:name="footnote reference" w:semiHidden="0" w:uiPriority="0" w:unhideWhenUsed="0"/>
-    <w:lsdException w:name="annotation reference" w:semiHidden="0" w:uiPriority="0" w:unhideWhenUsed="0"/>
-    <w:lsdException w:name="line number" w:semiHidden="0" w:uiPriority="0" w:unhideWhenUsed="0"/>
-    <w:lsdException w:name="page number" w:semiHidden="0" w:uiPriority="0" w:unhideWhenUsed="0"/>
-    <w:lsdException w:name="endnote reference" w:semiHidden="0" w:uiPriority="0" w:unhideWhenUsed="0"/>
-    <w:lsdException w:name="endnote text" w:semiHidden="0" w:uiPriority="0" w:unhideWhenUsed="0"/>
-    <w:lsdException w:name="table of authorities" w:semiHidden="0" w:uiPriority="0" w:unhideWhenUsed="0"/>
-    <w:lsdException w:name="macro" w:semiHidden="0" w:uiPriority="0" w:unhideWhenUsed="0"/>
-    <w:lsdException w:name="toa heading" w:semiHidden="0" w:uiPriority="0" w:unhideWhenUsed="0"/>
-    <w:lsdException w:name="List" w:semiHidden="0" w:uiPriority="0" w:unhideWhenUsed="0"/>
-    <w:lsdException w:name="List Bullet" w:semiHidden="0" w:uiPriority="0" w:unhideWhenUsed="0"/>
-    <w:lsdException w:name="List Number" w:semiHidden="0" w:uiPriority="0" w:unhideWhenUsed="0"/>
-    <w:lsdException w:name="List 2" w:semiHidden="0" w:uiPriority="0" w:unhideWhenUsed="0"/>
-    <w:lsdException w:name="List 3" w:semiHidden="0" w:uiPriority="0" w:unhideWhenUsed="0"/>
-    <w:lsdException w:name="List 4" w:semiHidden="0" w:uiPriority="0" w:unhideWhenUsed="0"/>
-    <w:lsdException w:name="List 5" w:semiHidden="0" w:uiPriority="0" w:unhideWhenUsed="0"/>
-    <w:lsdException w:name="List Bullet 2" w:semiHidden="0" w:uiPriority="0" w:unhideWhenUsed="0"/>
-    <w:lsdException w:name="List Bullet 3" w:semiHidden="0" w:uiPriority="0" w:unhideWhenUsed="0"/>
-    <w:lsdException w:name="List Bullet 4" w:semiHidden="0" w:uiPriority="0" w:unhideWhenUsed="0"/>
-    <w:lsdException w:name="List Bullet 5" w:semiHidden="0" w:uiPriority="0" w:unhideWhenUsed="0"/>
-    <w:lsdException w:name="List Number 2" w:semiHidden="0" w:uiPriority="0" w:unhideWhenUsed="0"/>
-    <w:lsdException w:name="List Number 3" w:semiHidden="0" w:uiPriority="0" w:unhideWhenUsed="0"/>
-    <w:lsdException w:name="List Number 4" w:semiHidden="0" w:uiPriority="0" w:unhideWhenUsed="0"/>
-    <w:lsdException w:name="List Number 5" w:semiHidden="0" w:uiPriority="0" w:unhideWhenUsed="0"/>
-    <w:lsdException w:name="Title" w:semiHidden="0" w:uiPriority="0" w:unhideWhenUsed="0" w:qFormat="1"/>
-    <w:lsdException w:name="Closing" w:semiHidden="0" w:uiPriority="0" w:unhideWhenUsed="0"/>
-    <w:lsdException w:name="Signature" w:semiHidden="0" w:uiPriority="0" w:unhideWhenUsed="0"/>
-    <w:lsdException w:name="Default Paragraph Font" w:uiPriority="0" w:unhideWhenUsed="0" w:qFormat="1"/>
-    <w:lsdException w:name="Body Text" w:uiPriority="0" w:unhideWhenUsed="0" w:qFormat="1"/>
-    <w:lsdException w:name="Body Text Indent" w:semiHidden="0" w:uiPriority="0" w:unhideWhenUsed="0"/>
-    <w:lsdException w:name="List Continue" w:semiHidden="0" w:uiPriority="0" w:unhideWhenUsed="0"/>
-    <w:lsdException w:name="List Continue 2" w:semiHidden="0" w:uiPriority="0" w:unhideWhenUsed="0"/>
-    <w:lsdException w:name="List Continue 3" w:semiHidden="0" w:uiPriority="0" w:unhideWhenUsed="0"/>
-    <w:lsdException w:name="List Continue 4" w:semiHidden="0" w:uiPriority="0" w:unhideWhenUsed="0"/>
-    <w:lsdException w:name="List Continue 5" w:semiHidden="0" w:uiPriority="0" w:unhideWhenUsed="0"/>
-    <w:lsdException w:name="Message Header" w:semiHidden="0" w:uiPriority="0" w:unhideWhenUsed="0"/>
-    <w:lsdException w:name="Subtitle" w:semiHidden="0" w:uiPriority="0" w:unhideWhenUsed="0" w:qFormat="1"/>
-    <w:lsdException w:name="Salutation" w:semiHidden="0" w:uiPriority="0" w:unhideWhenUsed="0"/>
-    <w:lsdException w:name="Date" w:semiHidden="0" w:uiPriority="0" w:unhideWhenUsed="0"/>
-    <w:lsdException w:name="Body Text First Indent" w:semiHidden="0" w:uiPriority="0" w:unhideWhenUsed="0"/>
-    <w:lsdException w:name="Body Text First Indent 2" w:semiHidden="0" w:uiPriority="0" w:unhideWhenUsed="0"/>
-    <w:lsdException w:name="Body Text 2" w:semiHidden="0" w:uiPriority="0" w:unhideWhenUsed="0"/>
-    <w:lsdException w:name="Body Text 3" w:semiHidden="0" w:uiPriority="0" w:unhideWhenUsed="0"/>
-    <w:lsdException w:name="Body Text Indent 2" w:semiHidden="0" w:uiPriority="0" w:unhideWhenUsed="0"/>
-    <w:lsdException w:name="Body Text Indent 3" w:semiHidden="0" w:uiPriority="0" w:unhideWhenUsed="0"/>
-    <w:lsdException w:name="Block Text" w:semiHidden="0" w:uiPriority="0" w:unhideWhenUsed="0"/>
-    <w:lsdException w:name="Hyperlink" w:semiHidden="0" w:uiPriority="0" w:unhideWhenUsed="0"/>
-    <w:lsdException w:name="FollowedHyperlink" w:semiHidden="0" w:uiPriority="0" w:unhideWhenUsed="0"/>
-    <w:lsdException w:name="Strong" w:semiHidden="0" w:uiPriority="0" w:unhideWhenUsed="0" w:qFormat="1"/>
-    <w:lsdException w:name="Emphasis" w:semiHidden="0" w:uiPriority="0" w:unhideWhenUsed="0" w:qFormat="1"/>
-    <w:lsdException w:name="Document Map" w:semiHidden="0" w:uiPriority="0" w:unhideWhenUsed="0"/>
-    <w:lsdException w:name="Plain Text" w:semiHidden="0" w:uiPriority="0" w:unhideWhenUsed="0"/>
-    <w:lsdException w:name="E-mail Signature" w:semiHidden="0" w:uiPriority="0" w:unhideWhenUsed="0"/>
-    <w:lsdException w:name="Normal (Web)" w:semiHidden="0" w:uiPriority="0" w:unhideWhenUsed="0" w:qFormat="1"/>
-    <w:lsdException w:name="HTML Acronym" w:semiHidden="0" w:uiPriority="0" w:unhideWhenUsed="0"/>
-    <w:lsdException w:name="HTML Address" w:semiHidden="0" w:uiPriority="0" w:unhideWhenUsed="0"/>
-    <w:lsdException w:name="HTML Cite" w:semiHidden="0" w:uiPriority="0" w:unhideWhenUsed="0"/>
-    <w:lsdException w:name="HTML Code" w:semiHidden="0" w:uiPriority="0" w:unhideWhenUsed="0"/>
-    <w:lsdException w:name="HTML Definition" w:semiHidden="0" w:uiPriority="0" w:unhideWhenUsed="0"/>
-    <w:lsdException w:name="HTML Keyboard" w:semiHidden="0" w:uiPriority="0" w:unhideWhenUsed="0"/>
-    <w:lsdException w:name="HTML Preformatted" w:semiHidden="0" w:uiPriority="0" w:unhideWhenUsed="0"/>
-    <w:lsdException w:name="HTML Sample" w:semiHidden="0" w:uiPriority="0" w:unhideWhenUsed="0"/>
-    <w:lsdException w:name="HTML Typewriter" w:semiHidden="0" w:uiPriority="0" w:unhideWhenUsed="0"/>
-    <w:lsdException w:name="HTML Variable" w:semiHidden="0" w:uiPriority="0" w:unhideWhenUsed="0"/>
-    <w:lsdException w:name="Normal Table" w:uiPriority="0" w:unhideWhenUsed="0" w:qFormat="1"/>
-    <w:lsdException w:name="annotation subject" w:semiHidden="0" w:uiPriority="0" w:unhideWhenUsed="0"/>
-    <w:lsdException w:name="Table Simple 1" w:semiHidden="0" w:uiPriority="0" w:unhideWhenUsed="0"/>
-    <w:lsdException w:name="Table Simple 2" w:semiHidden="0" w:uiPriority="0" w:unhideWhenUsed="0"/>
-    <w:lsdException w:name="Table Simple 3" w:semiHidden="0" w:uiPriority="0" w:unhideWhenUsed="0"/>
-    <w:lsdException w:name="Table Classic 1" w:semiHidden="0" w:uiPriority="0" w:unhideWhenUsed="0"/>
-    <w:lsdException w:name="Table Classic 2" w:semiHidden="0" w:uiPriority="0" w:unhideWhenUsed="0"/>
-    <w:lsdException w:name="Table Classic 3" w:semiHidden="0" w:uiPriority="0" w:unhideWhenUsed="0"/>
-    <w:lsdException w:name="Table Classic 4" w:semiHidden="0" w:uiPriority="0" w:unhideWhenUsed="0"/>
-    <w:lsdException w:name="Table Colorful 1" w:semiHidden="0" w:uiPriority="0" w:unhideWhenUsed="0"/>
-    <w:lsdException w:name="Table Colorful 2" w:semiHidden="0" w:uiPriority="0" w:unhideWhenUsed="0"/>
-    <w:lsdException w:name="Table Colorful 3" w:semiHidden="0" w:uiPriority="0" w:unhideWhenUsed="0"/>
-    <w:lsdException w:name="Table Columns 1" w:semiHidden="0" w:uiPriority="0" w:unhideWhenUsed="0"/>
-    <w:lsdException w:name="Table Columns 2" w:semiHidden="0" w:uiPriority="0" w:unhideWhenUsed="0"/>
-    <w:lsdException w:name="Table Columns 3" w:semiHidden="0" w:uiPriority="0" w:unhideWhenUsed="0"/>
-    <w:lsdException w:name="Table Columns 4" w:semiHidden="0" w:uiPriority="0" w:unhideWhenUsed="0"/>
-    <w:lsdException w:name="Table Columns 5" w:semiHidden="0" w:uiPriority="0" w:unhideWhenUsed="0"/>
-    <w:lsdException w:name="Table Grid 1" w:semiHidden="0" w:uiPriority="0" w:unhideWhenUsed="0"/>
-    <w:lsdException w:name="Table Grid 2" w:semiHidden="0" w:uiPriority="0" w:unhideWhenUsed="0"/>
-    <w:lsdException w:name="Table Grid 3" w:semiHidden="0" w:uiPriority="0" w:unhideWhenUsed="0"/>
-    <w:lsdException w:name="Table Grid 4" w:semiHidden="0" w:uiPriority="0" w:unhideWhenUsed="0"/>
-    <w:lsdException w:name="Table Grid 5" w:semiHidden="0" w:uiPriority="0" w:unhideWhenUsed="0"/>
-    <w:lsdException w:name="Table Grid 6" w:semiHidden="0" w:uiPriority="0" w:unhideWhenUsed="0"/>
-    <w:lsdException w:name="Table Grid 7" w:semiHidden="0" w:uiPriority="0" w:unhideWhenUsed="0"/>
-    <w:lsdException w:name="Table Grid 8" w:semiHidden="0" w:uiPriority="0" w:unhideWhenUsed="0"/>
-    <w:lsdException w:name="Table List 1" w:semiHidden="0" w:uiPriority="0" w:unhideWhenUsed="0"/>
-    <w:lsdException w:name="Table List 2" w:semiHidden="0" w:uiPriority="0" w:unhideWhenUsed="0"/>
-    <w:lsdException w:name="Table List 3" w:semiHidden="0" w:uiPriority="0" w:unhideWhenUsed="0"/>
-    <w:lsdException w:name="Table List 4" w:semiHidden="0" w:uiPriority="0" w:unhideWhenUsed="0"/>
-    <w:lsdException w:name="Table List 5" w:semiHidden="0" w:uiPriority="0" w:unhideWhenUsed="0"/>
-    <w:lsdException w:name="Table List 6" w:semiHidden="0" w:uiPriority="0" w:unhideWhenUsed="0"/>
-    <w:lsdException w:name="Table List 7" w:semiHidden="0" w:uiPriority="0" w:unhideWhenUsed="0"/>
-    <w:lsdException w:name="Table List 8" w:semiHidden="0" w:uiPriority="0" w:unhideWhenUsed="0"/>
-    <w:lsdException w:name="Table 3D effects 1" w:semiHidden="0" w:uiPriority="0" w:unhideWhenUsed="0"/>
-    <w:lsdException w:name="Table 3D effects 2" w:semiHidden="0" w:uiPriority="0" w:unhideWhenUsed="0"/>
-    <w:lsdException w:name="Table 3D effects 3" w:semiHidden="0" w:uiPriority="0" w:unhideWhenUsed="0"/>
-    <w:lsdException w:name="Table Contemporary" w:semiHidden="0" w:uiPriority="0" w:unhideWhenUsed="0"/>
-    <w:lsdException w:name="Table Elegant" w:semiHidden="0" w:uiPriority="0" w:unhideWhenUsed="0"/>
-    <w:lsdException w:name="Table Professional" w:semiHidden="0" w:uiPriority="0" w:unhideWhenUsed="0"/>
-    <w:lsdException w:name="Table Subtle 1" w:semiHidden="0" w:uiPriority="0" w:unhideWhenUsed="0"/>
-    <w:lsdException w:name="Table Subtle 2" w:semiHidden="0" w:uiPriority="0" w:unhideWhenUsed="0"/>
-    <w:lsdException w:name="Table Web 1" w:semiHidden="0" w:uiPriority="0" w:unhideWhenUsed="0"/>
-    <w:lsdException w:name="Table Web 2" w:semiHidden="0" w:uiPriority="0" w:unhideWhenUsed="0"/>
-    <w:lsdException w:name="Table Web 3" w:semiHidden="0" w:uiPriority="0" w:unhideWhenUsed="0"/>
-    <w:lsdException w:name="Balloon Text" w:semiHidden="0" w:uiPriority="0" w:unhideWhenUsed="0"/>
-    <w:lsdException w:name="Table Grid" w:semiHidden="0" w:uiPriority="0" w:unhideWhenUsed="0" w:qFormat="1"/>
-    <w:lsdException w:name="Table Theme" w:semiHidden="0" w:uiPriority="0" w:unhideWhenUsed="0"/>
-    <w:lsdException w:name="Light Shading" w:semiHidden="0" w:uiPriority="60" w:unhideWhenUsed="0"/>
-    <w:lsdException w:name="Light List" w:semiHidden="0" w:uiPriority="61" w:unhideWhenUsed="0"/>
-    <w:lsdException w:name="Light Grid" w:semiHidden="0" w:uiPriority="62" w:unhideWhenUsed="0"/>
-    <w:lsdException w:name="Medium Shading 1" w:semiHidden="0" w:uiPriority="63" w:unhideWhenUsed="0"/>
-    <w:lsdException w:name="Medium Shading 2" w:semiHidden="0" w:uiPriority="64" w:unhideWhenUsed="0"/>
-    <w:lsdException w:name="Medium List 1" w:semiHidden="0" w:uiPriority="65" w:unhideWhenUsed="0"/>
-    <w:lsdException w:name="Medium List 2" w:semiHidden="0" w:uiPriority="66" w:unhideWhenUsed="0"/>
-    <w:lsdException w:name="Medium Grid 1" w:semiHidden="0" w:uiPriority="67" w:unhideWhenUsed="0"/>
-    <w:lsdException w:name="Medium Grid 2" w:semiHidden="0" w:uiPriority="68" w:unhideWhenUsed="0"/>
-    <w:lsdException w:name="Medium Grid 3" w:semiHidden="0" w:uiPriority="69" w:unhideWhenUsed="0"/>
-    <w:lsdException w:name="Dark List" w:semiHidden="0" w:uiPriority="70" w:unhideWhenUsed="0"/>
-    <w:lsdException w:name="Colorful Shading" w:semiHidden="0" w:uiPriority="71" w:unhideWhenUsed="0"/>
-    <w:lsdException w:name="Colorful List" w:semiHidden="0" w:uiPriority="72" w:unhideWhenUsed="0"/>
-    <w:lsdException w:name="Colorful Grid" w:semiHidden="0" w:uiPriority="73" w:unhideWhenUsed="0"/>
-    <w:lsdException w:name="Light Shading Accent 1" w:semiHidden="0" w:uiPriority="60" w:unhideWhenUsed="0"/>
-    <w:lsdException w:name="Light List Accent 1" w:semiHidden="0" w:uiPriority="61" w:unhideWhenUsed="0"/>
-    <w:lsdException w:name="Light Grid Accent 1" w:semiHidden="0" w:uiPriority="62" w:unhideWhenUsed="0"/>
-    <w:lsdException w:name="Medium Shading 1 Accent 1" w:semiHidden="0" w:uiPriority="63" w:unhideWhenUsed="0"/>
-    <w:lsdException w:name="Medium Shading 2 Accent 1" w:semiHidden="0" w:uiPriority="64" w:unhideWhenUsed="0"/>
-    <w:lsdException w:name="Medium List 1 Accent 1" w:semiHidden="0" w:uiPriority="65" w:unhideWhenUsed="0"/>
-    <w:lsdException w:name="Medium List 2 Accent 1" w:semiHidden="0" w:uiPriority="66" w:unhideWhenUsed="0"/>
-    <w:lsdException w:name="Medium Grid 1 Accent 1" w:semiHidden="0" w:uiPriority="67" w:unhideWhenUsed="0"/>
-    <w:lsdException w:name="Medium Grid 2 Accent 1" w:semiHidden="0" w:uiPriority="68" w:unhideWhenUsed="0"/>
-    <w:lsdException w:name="Medium Grid 3 Accent 1" w:semiHidden="0" w:uiPriority="69" w:unhideWhenUsed="0"/>
-    <w:lsdException w:name="Dark List Accent 1" w:semiHidden="0" w:uiPriority="70" w:unhideWhenUsed="0"/>
-    <w:lsdException w:name="Colorful Shading Accent 1" w:semiHidden="0" w:uiPriority="71" w:unhideWhenUsed="0"/>
-    <w:lsdException w:name="Colorful List Accent 1" w:semiHidden="0" w:uiPriority="72" w:unhideWhenUsed="0"/>
-    <w:lsdException w:name="Colorful Grid Accent 1" w:semiHidden="0" w:uiPriority="73" w:unhideWhenUsed="0"/>
-    <w:lsdException w:name="Light Shading Accent 2" w:semiHidden="0" w:uiPriority="60" w:unhideWhenUsed="0"/>
-    <w:lsdException w:name="Light List Accent 2" w:semiHidden="0" w:uiPriority="61" w:unhideWhenUsed="0"/>
-    <w:lsdException w:name="Light Grid Accent 2" w:semiHidden="0" w:uiPriority="62" w:unhideWhenUsed="0"/>
-    <w:lsdException w:name="Medium Shading 1 Accent 2" w:semiHidden="0" w:uiPriority="63" w:unhideWhenUsed="0"/>
-    <w:lsdException w:name="Medium Shading 2 Accent 2" w:semiHidden="0" w:uiPriority="64" w:unhideWhenUsed="0"/>
-    <w:lsdException w:name="Medium List 1 Accent 2" w:semiHidden="0" w:uiPriority="65" w:unhideWhenUsed="0"/>
-    <w:lsdException w:name="Medium List 2 Accent 2" w:semiHidden="0" w:uiPriority="66" w:unhideWhenUsed="0"/>
-    <w:lsdException w:name="Medium Grid 1 Accent 2" w:semiHidden="0" w:uiPriority="67" w:unhideWhenUsed="0"/>
-    <w:lsdException w:name="Medium Grid 2 Accent 2" w:semiHidden="0" w:uiPriority="68" w:unhideWhenUsed="0"/>
-    <w:lsdException w:name="Medium Grid 3 Accent 2" w:semiHidden="0" w:uiPriority="69" w:unhideWhenUsed="0"/>
-    <w:lsdException w:name="Dark List Accent 2" w:semiHidden="0" w:uiPriority="70" w:unhideWhenUsed="0"/>
-    <w:lsdException w:name="Colorful Shading Accent 2" w:semiHidden="0" w:uiPriority="71" w:unhideWhenUsed="0"/>
-    <w:lsdException w:name="Colorful List Accent 2" w:semiHidden="0" w:uiPriority="72" w:unhideWhenUsed="0"/>
-    <w:lsdException w:name="Colorful Grid Accent 2" w:semiHidden="0" w:uiPriority="73" w:unhideWhenUsed="0"/>
-    <w:lsdException w:name="Light Shading Accent 3" w:semiHidden="0" w:uiPriority="60" w:unhideWhenUsed="0"/>
-    <w:lsdException w:name="Light List Accent 3" w:semiHidden="0" w:uiPriority="61" w:unhideWhenUsed="0"/>
-    <w:lsdException w:name="Light Grid Accent 3" w:semiHidden="0" w:uiPriority="62" w:unhideWhenUsed="0"/>
-    <w:lsdException w:name="Medium Shading 1 Accent 3" w:semiHidden="0" w:uiPriority="63" w:unhideWhenUsed="0"/>
-    <w:lsdException w:name="Medium Shading 2 Accent 3" w:semiHidden="0" w:uiPriority="64" w:unhideWhenUsed="0"/>
-    <w:lsdException w:name="Medium List 1 Accent 3" w:semiHidden="0" w:uiPriority="65" w:unhideWhenUsed="0"/>
-    <w:lsdException w:name="Medium List 2 Accent 3" w:semiHidden="0" w:uiPriority="66" w:unhideWhenUsed="0"/>
-    <w:lsdException w:name="Medium Grid 1 Accent 3" w:semiHidden="0" w:uiPriority="67" w:unhideWhenUsed="0"/>
-    <w:lsdException w:name="Medium Grid 2 Accent 3" w:semiHidden="0" w:uiPriority="68" w:unhideWhenUsed="0"/>
-    <w:lsdException w:name="Medium Grid 3 Accent 3" w:semiHidden="0" w:uiPriority="69" w:unhideWhenUsed="0"/>
-    <w:lsdException w:name="Dark List Accent 3" w:semiHidden="0" w:uiPriority="70" w:unhideWhenUsed="0"/>
-    <w:lsdException w:name="Colorful Shading Accent 3" w:semiHidden="0" w:uiPriority="71" w:unhideWhenUsed="0"/>
-    <w:lsdException w:name="Colorful List Accent 3" w:semiHidden="0" w:uiPriority="72" w:unhideWhenUsed="0"/>
-    <w:lsdException w:name="Colorful Grid Accent 3" w:semiHidden="0" w:uiPriority="73" w:unhideWhenUsed="0"/>
-    <w:lsdException w:name="Light Shading Accent 4" w:semiHidden="0" w:uiPriority="60" w:unhideWhenUsed="0"/>
-    <w:lsdException w:name="Light List Accent 4" w:semiHidden="0" w:uiPriority="61" w:unhideWhenUsed="0"/>
-    <w:lsdException w:name="Light Grid Accent 4" w:semiHidden="0" w:uiPriority="62" w:unhideWhenUsed="0"/>
-    <w:lsdException w:name="Medium Shading 1 Accent 4" w:semiHidden="0" w:uiPriority="63" w:unhideWhenUsed="0"/>
-    <w:lsdException w:name="Medium Shading 2 Accent 4" w:semiHidden="0" w:uiPriority="64" w:unhideWhenUsed="0"/>
-    <w:lsdException w:name="Medium List 1 Accent 4" w:semiHidden="0" w:uiPriority="65" w:unhideWhenUsed="0"/>
-    <w:lsdException w:name="Medium List 2 Accent 4" w:semiHidden="0" w:uiPriority="66" w:unhideWhenUsed="0"/>
-    <w:lsdException w:name="Medium Grid 1 Accent 4" w:semiHidden="0" w:uiPriority="67" w:unhideWhenUsed="0"/>
-    <w:lsdException w:name="Medium Grid 2 Accent 4" w:semiHidden="0" w:uiPriority="68" w:unhideWhenUsed="0"/>
-    <w:lsdException w:name="Medium Grid 3 Accent 4" w:semiHidden="0" w:uiPriority="69" w:unhideWhenUsed="0"/>
-    <w:lsdException w:name="Dark List Accent 4" w:semiHidden="0" w:uiPriority="70" w:unhideWhenUsed="0"/>
-    <w:lsdException w:name="Colorful Shading Accent 4" w:semiHidden="0" w:uiPriority="71" w:unhideWhenUsed="0"/>
-    <w:lsdException w:name="Colorful List Accent 4" w:semiHidden="0" w:uiPriority="72" w:unhideWhenUsed="0"/>
-    <w:lsdException w:name="Colorful Grid Accent 4" w:semiHidden="0" w:uiPriority="73" w:unhideWhenUsed="0"/>
-    <w:lsdException w:name="Light Shading Accent 5" w:semiHidden="0" w:uiPriority="60" w:unhideWhenUsed="0"/>
-    <w:lsdException w:name="Light List Accent 5" w:semiHidden="0" w:uiPriority="61" w:unhideWhenUsed="0"/>
-    <w:lsdException w:name="Light Grid Accent 5" w:semiHidden="0" w:uiPriority="62" w:unhideWhenUsed="0"/>
-    <w:lsdException w:name="Medium Shading 1 Accent 5" w:semiHidden="0" w:uiPriority="63" w:unhideWhenUsed="0"/>
-    <w:lsdException w:name="Medium Shading 2 Accent 5" w:semiHidden="0" w:uiPriority="64" w:unhideWhenUsed="0"/>
-    <w:lsdException w:name="Medium List 1 Accent 5" w:semiHidden="0" w:uiPriority="65" w:unhideWhenUsed="0"/>
-    <w:lsdException w:name="Medium List 2 Accent 5" w:semiHidden="0" w:uiPriority="66" w:unhideWhenUsed="0"/>
-    <w:lsdException w:name="Medium Grid 1 Accent 5" w:semiHidden="0" w:uiPriority="67" w:unhideWhenUsed="0"/>
-    <w:lsdException w:name="Medium Grid 2 Accent 5" w:semiHidden="0" w:uiPriority="68" w:unhideWhenUsed="0"/>
-    <w:lsdException w:name="Medium Grid 3 Accent 5" w:semiHidden="0" w:uiPriority="69" w:unhideWhenUsed="0"/>
-    <w:lsdException w:name="Dark List Accent 5" w:semiHidden="0" w:uiPriority="70" w:unhideWhenUsed="0"/>
-    <w:lsdException w:name="Colorful Shading Accent 5" w:semiHidden="0" w:uiPriority="71" w:unhideWhenUsed="0"/>
-    <w:lsdException w:name="Colorful List Accent 5" w:semiHidden="0" w:uiPriority="72" w:unhideWhenUsed="0"/>
-    <w:lsdException w:name="Colorful Grid Accent 5" w:semiHidden="0" w:uiPriority="73" w:unhideWhenUsed="0"/>
-    <w:lsdException w:name="Light Shading Accent 6" w:semiHidden="0" w:uiPriority="60" w:unhideWhenUsed="0"/>
-    <w:lsdException w:name="Light List Accent 6" w:semiHidden="0" w:uiPriority="61" w:unhideWhenUsed="0"/>
-    <w:lsdException w:name="Light Grid Accent 6" w:semiHidden="0" w:uiPriority="62" w:unhideWhenUsed="0"/>
-    <w:lsdException w:name="Medium Shading 1 Accent 6" w:semiHidden="0" w:uiPriority="63" w:unhideWhenUsed="0"/>
-    <w:lsdException w:name="Medium Shading 2 Accent 6" w:semiHidden="0" w:uiPriority="64" w:unhideWhenUsed="0"/>
-    <w:lsdException w:name="Medium List 1 Accent 6" w:semiHidden="0" w:uiPriority="65" w:unhideWhenUsed="0"/>
-    <w:lsdException w:name="Medium List 2 Accent 6" w:semiHidden="0" w:uiPriority="66" w:unhideWhenUsed="0"/>
-    <w:lsdException w:name="Medium Grid 1 Accent 6" w:semiHidden="0" w:uiPriority="67" w:unhideWhenUsed="0"/>
-    <w:lsdException w:name="Medium Grid 2 Accent 6" w:semiHidden="0" w:uiPriority="68" w:unhideWhenUsed="0"/>
-    <w:lsdException w:name="Medium Grid 3 Accent 6" w:semiHidden="0" w:uiPriority="69" w:unhideWhenUsed="0"/>
-    <w:lsdException w:name="Dark List Accent 6" w:semiHidden="0" w:uiPriority="70" w:unhideWhenUsed="0"/>
-    <w:lsdException w:name="Colorful Shading Accent 6" w:semiHidden="0" w:uiPriority="71" w:unhideWhenUsed="0"/>
-    <w:lsdException w:name="Colorful List Accent 6" w:semiHidden="0" w:uiPriority="72" w:unhideWhenUsed="0"/>
-    <w:lsdException w:name="Colorful Grid Accent 6" w:semiHidden="0" w:uiPriority="73" w:unhideWhenUsed="0"/>
+  <w:latentStyles w:count="260" w:defQFormat="0" w:defUnhideWhenUsed="1" w:defSemiHidden="1" w:defUIPriority="99" w:defLockedState="0">
+    <w:lsdException w:qFormat="1" w:unhideWhenUsed="0" w:uiPriority="0" w:semiHidden="0" w:name="Normal"/>
+    <w:lsdException w:qFormat="1" w:unhideWhenUsed="0" w:uiPriority="0" w:semiHidden="0" w:name="heading 1"/>
+    <w:lsdException w:qFormat="1" w:uiPriority="0" w:semiHidden="0" w:name="heading 2"/>
+    <w:lsdException w:qFormat="1" w:uiPriority="0" w:name="heading 3"/>
+    <w:lsdException w:qFormat="1" w:uiPriority="0" w:semiHidden="0" w:name="heading 4"/>
+    <w:lsdException w:qFormat="1" w:uiPriority="0" w:name="heading 5"/>
+    <w:lsdException w:qFormat="1" w:uiPriority="0" w:name="heading 6"/>
+    <w:lsdException w:qFormat="1" w:uiPriority="0" w:name="heading 7"/>
+    <w:lsdException w:qFormat="1" w:uiPriority="0" w:name="heading 8"/>
+    <w:lsdException w:qFormat="1" w:uiPriority="0" w:name="heading 9"/>
+    <w:lsdException w:unhideWhenUsed="0" w:uiPriority="0" w:semiHidden="0" w:name="index 1"/>
+    <w:lsdException w:unhideWhenUsed="0" w:uiPriority="0" w:semiHidden="0" w:name="index 2"/>
+    <w:lsdException w:unhideWhenUsed="0" w:uiPriority="0" w:semiHidden="0" w:name="index 3"/>
+    <w:lsdException w:unhideWhenUsed="0" w:uiPriority="0" w:semiHidden="0" w:name="index 4"/>
+    <w:lsdException w:unhideWhenUsed="0" w:uiPriority="0" w:semiHidden="0" w:name="index 5"/>
+    <w:lsdException w:unhideWhenUsed="0" w:uiPriority="0" w:semiHidden="0" w:name="index 6"/>
+    <w:lsdException w:unhideWhenUsed="0" w:uiPriority="0" w:semiHidden="0" w:name="index 7"/>
+    <w:lsdException w:unhideWhenUsed="0" w:uiPriority="0" w:semiHidden="0" w:name="index 8"/>
+    <w:lsdException w:unhideWhenUsed="0" w:uiPriority="0" w:semiHidden="0" w:name="index 9"/>
+    <w:lsdException w:qFormat="1" w:unhideWhenUsed="0" w:uiPriority="0" w:semiHidden="0" w:name="toc 1"/>
+    <w:lsdException w:qFormat="1" w:unhideWhenUsed="0" w:uiPriority="0" w:semiHidden="0" w:name="toc 2"/>
+    <w:lsdException w:qFormat="1" w:unhideWhenUsed="0" w:uiPriority="0" w:semiHidden="0" w:name="toc 3"/>
+    <w:lsdException w:unhideWhenUsed="0" w:uiPriority="0" w:semiHidden="0" w:name="toc 4"/>
+    <w:lsdException w:unhideWhenUsed="0" w:uiPriority="0" w:semiHidden="0" w:name="toc 5"/>
+    <w:lsdException w:unhideWhenUsed="0" w:uiPriority="0" w:semiHidden="0" w:name="toc 6"/>
+    <w:lsdException w:unhideWhenUsed="0" w:uiPriority="0" w:semiHidden="0" w:name="toc 7"/>
+    <w:lsdException w:unhideWhenUsed="0" w:uiPriority="0" w:semiHidden="0" w:name="toc 8"/>
+    <w:lsdException w:unhideWhenUsed="0" w:uiPriority="0" w:semiHidden="0" w:name="toc 9"/>
+    <w:lsdException w:unhideWhenUsed="0" w:uiPriority="0" w:semiHidden="0" w:name="Normal Indent"/>
+    <w:lsdException w:unhideWhenUsed="0" w:uiPriority="0" w:semiHidden="0" w:name="footnote text"/>
+    <w:lsdException w:qFormat="1" w:unhideWhenUsed="0" w:uiPriority="0" w:semiHidden="0" w:name="annotation text"/>
+    <w:lsdException w:qFormat="1" w:unhideWhenUsed="0" w:uiPriority="0" w:semiHidden="0" w:name="header"/>
+    <w:lsdException w:qFormat="1" w:unhideWhenUsed="0" w:uiPriority="0" w:semiHidden="0" w:name="footer"/>
+    <w:lsdException w:unhideWhenUsed="0" w:uiPriority="0" w:semiHidden="0" w:name="index heading"/>
+    <w:lsdException w:qFormat="1" w:uiPriority="0" w:name="caption"/>
+    <w:lsdException w:unhideWhenUsed="0" w:uiPriority="0" w:semiHidden="0" w:name="table of figures"/>
+    <w:lsdException w:unhideWhenUsed="0" w:uiPriority="0" w:semiHidden="0" w:name="envelope address"/>
+    <w:lsdException w:unhideWhenUsed="0" w:uiPriority="0" w:semiHidden="0" w:name="envelope return"/>
+    <w:lsdException w:unhideWhenUsed="0" w:uiPriority="0" w:semiHidden="0" w:name="footnote reference"/>
+    <w:lsdException w:unhideWhenUsed="0" w:uiPriority="0" w:semiHidden="0" w:name="annotation reference"/>
+    <w:lsdException w:unhideWhenUsed="0" w:uiPriority="0" w:semiHidden="0" w:name="line number"/>
+    <w:lsdException w:unhideWhenUsed="0" w:uiPriority="0" w:semiHidden="0" w:name="page number"/>
+    <w:lsdException w:unhideWhenUsed="0" w:uiPriority="0" w:semiHidden="0" w:name="endnote reference"/>
+    <w:lsdException w:unhideWhenUsed="0" w:uiPriority="0" w:semiHidden="0" w:name="endnote text"/>
+    <w:lsdException w:unhideWhenUsed="0" w:uiPriority="0" w:semiHidden="0" w:name="table of authorities"/>
+    <w:lsdException w:unhideWhenUsed="0" w:uiPriority="0" w:semiHidden="0" w:name="macro"/>
+    <w:lsdException w:unhideWhenUsed="0" w:uiPriority="0" w:semiHidden="0" w:name="toa heading"/>
+    <w:lsdException w:unhideWhenUsed="0" w:uiPriority="0" w:semiHidden="0" w:name="List"/>
+    <w:lsdException w:unhideWhenUsed="0" w:uiPriority="0" w:semiHidden="0" w:name="List Bullet"/>
+    <w:lsdException w:unhideWhenUsed="0" w:uiPriority="0" w:semiHidden="0" w:name="List Number"/>
+    <w:lsdException w:unhideWhenUsed="0" w:uiPriority="0" w:semiHidden="0" w:name="List 2"/>
+    <w:lsdException w:unhideWhenUsed="0" w:uiPriority="0" w:semiHidden="0" w:name="List 3"/>
+    <w:lsdException w:unhideWhenUsed="0" w:uiPriority="0" w:semiHidden="0" w:name="List 4"/>
+    <w:lsdException w:unhideWhenUsed="0" w:uiPriority="0" w:semiHidden="0" w:name="List 5"/>
+    <w:lsdException w:unhideWhenUsed="0" w:uiPriority="0" w:semiHidden="0" w:name="List Bullet 2"/>
+    <w:lsdException w:unhideWhenUsed="0" w:uiPriority="0" w:semiHidden="0" w:name="List Bullet 3"/>
+    <w:lsdException w:unhideWhenUsed="0" w:uiPriority="0" w:semiHidden="0" w:name="List Bullet 4"/>
+    <w:lsdException w:unhideWhenUsed="0" w:uiPriority="0" w:semiHidden="0" w:name="List Bullet 5"/>
+    <w:lsdException w:unhideWhenUsed="0" w:uiPriority="0" w:semiHidden="0" w:name="List Number 2"/>
+    <w:lsdException w:unhideWhenUsed="0" w:uiPriority="0" w:semiHidden="0" w:name="List Number 3"/>
+    <w:lsdException w:unhideWhenUsed="0" w:uiPriority="0" w:semiHidden="0" w:name="List Number 4"/>
+    <w:lsdException w:unhideWhenUsed="0" w:uiPriority="0" w:semiHidden="0" w:name="List Number 5"/>
+    <w:lsdException w:qFormat="1" w:unhideWhenUsed="0" w:uiPriority="0" w:semiHidden="0" w:name="Title"/>
+    <w:lsdException w:unhideWhenUsed="0" w:uiPriority="0" w:semiHidden="0" w:name="Closing"/>
+    <w:lsdException w:unhideWhenUsed="0" w:uiPriority="0" w:semiHidden="0" w:name="Signature"/>
+    <w:lsdException w:qFormat="1" w:unhideWhenUsed="0" w:uiPriority="0" w:name="Default Paragraph Font"/>
+    <w:lsdException w:qFormat="1" w:unhideWhenUsed="0" w:uiPriority="0" w:name="Body Text"/>
+    <w:lsdException w:unhideWhenUsed="0" w:uiPriority="0" w:semiHidden="0" w:name="Body Text Indent"/>
+    <w:lsdException w:unhideWhenUsed="0" w:uiPriority="0" w:semiHidden="0" w:name="List Continue"/>
+    <w:lsdException w:unhideWhenUsed="0" w:uiPriority="0" w:semiHidden="0" w:name="List Continue 2"/>
+    <w:lsdException w:unhideWhenUsed="0" w:uiPriority="0" w:semiHidden="0" w:name="List Continue 3"/>
+    <w:lsdException w:unhideWhenUsed="0" w:uiPriority="0" w:semiHidden="0" w:name="List Continue 4"/>
+    <w:lsdException w:unhideWhenUsed="0" w:uiPriority="0" w:semiHidden="0" w:name="List Continue 5"/>
+    <w:lsdException w:unhideWhenUsed="0" w:uiPriority="0" w:semiHidden="0" w:name="Message Header"/>
+    <w:lsdException w:qFormat="1" w:unhideWhenUsed="0" w:uiPriority="0" w:semiHidden="0" w:name="Subtitle"/>
+    <w:lsdException w:unhideWhenUsed="0" w:uiPriority="0" w:semiHidden="0" w:name="Salutation"/>
+    <w:lsdException w:unhideWhenUsed="0" w:uiPriority="0" w:semiHidden="0" w:name="Date"/>
+    <w:lsdException w:unhideWhenUsed="0" w:uiPriority="0" w:semiHidden="0" w:name="Body Text First Indent"/>
+    <w:lsdException w:unhideWhenUsed="0" w:uiPriority="0" w:semiHidden="0" w:name="Body Text First Indent 2"/>
+    <w:lsdException w:uiPriority="99" w:name="Note Heading"/>
+    <w:lsdException w:unhideWhenUsed="0" w:uiPriority="0" w:semiHidden="0" w:name="Body Text 2"/>
+    <w:lsdException w:unhideWhenUsed="0" w:uiPriority="0" w:semiHidden="0" w:name="Body Text 3"/>
+    <w:lsdException w:unhideWhenUsed="0" w:uiPriority="0" w:semiHidden="0" w:name="Body Text Indent 2"/>
+    <w:lsdException w:unhideWhenUsed="0" w:uiPriority="0" w:semiHidden="0" w:name="Body Text Indent 3"/>
+    <w:lsdException w:unhideWhenUsed="0" w:uiPriority="0" w:semiHidden="0" w:name="Block Text"/>
+    <w:lsdException w:unhideWhenUsed="0" w:uiPriority="0" w:semiHidden="0" w:name="Hyperlink"/>
+    <w:lsdException w:unhideWhenUsed="0" w:uiPriority="0" w:semiHidden="0" w:name="FollowedHyperlink"/>
+    <w:lsdException w:qFormat="1" w:unhideWhenUsed="0" w:uiPriority="0" w:semiHidden="0" w:name="Strong"/>
+    <w:lsdException w:qFormat="1" w:unhideWhenUsed="0" w:uiPriority="0" w:semiHidden="0" w:name="Emphasis"/>
+    <w:lsdException w:unhideWhenUsed="0" w:uiPriority="0" w:semiHidden="0" w:name="Document Map"/>
+    <w:lsdException w:unhideWhenUsed="0" w:uiPriority="0" w:semiHidden="0" w:name="Plain Text"/>
+    <w:lsdException w:unhideWhenUsed="0" w:uiPriority="0" w:semiHidden="0" w:name="E-mail Signature"/>
+    <w:lsdException w:qFormat="1" w:unhideWhenUsed="0" w:uiPriority="0" w:semiHidden="0" w:name="Normal (Web)"/>
+    <w:lsdException w:unhideWhenUsed="0" w:uiPriority="0" w:semiHidden="0" w:name="HTML Acronym"/>
+    <w:lsdException w:unhideWhenUsed="0" w:uiPriority="0" w:semiHidden="0" w:name="HTML Address"/>
+    <w:lsdException w:unhideWhenUsed="0" w:uiPriority="0" w:semiHidden="0" w:name="HTML Cite"/>
+    <w:lsdException w:unhideWhenUsed="0" w:uiPriority="0" w:semiHidden="0" w:name="HTML Code"/>
+    <w:lsdException w:unhideWhenUsed="0" w:uiPriority="0" w:semiHidden="0" w:name="HTML Definition"/>
+    <w:lsdException w:unhideWhenUsed="0" w:uiPriority="0" w:semiHidden="0" w:name="HTML Keyboard"/>
+    <w:lsdException w:unhideWhenUsed="0" w:uiPriority="0" w:semiHidden="0" w:name="HTML Preformatted"/>
+    <w:lsdException w:unhideWhenUsed="0" w:uiPriority="0" w:semiHidden="0" w:name="HTML Sample"/>
+    <w:lsdException w:unhideWhenUsed="0" w:uiPriority="0" w:semiHidden="0" w:name="HTML Typewriter"/>
+    <w:lsdException w:unhideWhenUsed="0" w:uiPriority="0" w:semiHidden="0" w:name="HTML Variable"/>
+    <w:lsdException w:qFormat="1" w:unhideWhenUsed="0" w:uiPriority="0" w:name="Normal Table"/>
+    <w:lsdException w:unhideWhenUsed="0" w:uiPriority="0" w:semiHidden="0" w:name="annotation subject"/>
+    <w:lsdException w:unhideWhenUsed="0" w:uiPriority="0" w:semiHidden="0" w:name="Table Simple 1"/>
+    <w:lsdException w:unhideWhenUsed="0" w:uiPriority="0" w:semiHidden="0" w:name="Table Simple 2"/>
+    <w:lsdException w:unhideWhenUsed="0" w:uiPriority="0" w:semiHidden="0" w:name="Table Simple 3"/>
+    <w:lsdException w:unhideWhenUsed="0" w:uiPriority="0" w:semiHidden="0" w:name="Table Classic 1"/>
+    <w:lsdException w:unhideWhenUsed="0" w:uiPriority="0" w:semiHidden="0" w:name="Table Classic 2"/>
+    <w:lsdException w:unhideWhenUsed="0" w:uiPriority="0" w:semiHidden="0" w:name="Table Classic 3"/>
+    <w:lsdException w:unhideWhenUsed="0" w:uiPriority="0" w:semiHidden="0" w:name="Table Classic 4"/>
+    <w:lsdException w:unhideWhenUsed="0" w:uiPriority="0" w:semiHidden="0" w:name="Table Colorful 1"/>
+    <w:lsdException w:unhideWhenUsed="0" w:uiPriority="0" w:semiHidden="0" w:name="Table Colorful 2"/>
+    <w:lsdException w:unhideWhenUsed="0" w:uiPriority="0" w:semiHidden="0" w:name="Table Colorful 3"/>
+    <w:lsdException w:unhideWhenUsed="0" w:uiPriority="0" w:semiHidden="0" w:name="Table Columns 1"/>
+    <w:lsdException w:unhideWhenUsed="0" w:uiPriority="0" w:semiHidden="0" w:name="Table Columns 2"/>
+    <w:lsdException w:unhideWhenUsed="0" w:uiPriority="0" w:semiHidden="0" w:name="Table Columns 3"/>
+    <w:lsdException w:unhideWhenUsed="0" w:uiPriority="0" w:semiHidden="0" w:name="Table Columns 4"/>
+    <w:lsdException w:unhideWhenUsed="0" w:uiPriority="0" w:semiHidden="0" w:name="Table Columns 5"/>
+    <w:lsdException w:unhideWhenUsed="0" w:uiPriority="0" w:semiHidden="0" w:name="Table Grid 1"/>
+    <w:lsdException w:unhideWhenUsed="0" w:uiPriority="0" w:semiHidden="0" w:name="Table Grid 2"/>
+    <w:lsdException w:unhideWhenUsed="0" w:uiPriority="0" w:semiHidden="0" w:name="Table Grid 3"/>
+    <w:lsdException w:unhideWhenUsed="0" w:uiPriority="0" w:semiHidden="0" w:name="Table Grid 4"/>
+    <w:lsdException w:unhideWhenUsed="0" w:uiPriority="0" w:semiHidden="0" w:name="Table Grid 5"/>
+    <w:lsdException w:unhideWhenUsed="0" w:uiPriority="0" w:semiHidden="0" w:name="Table Grid 6"/>
+    <w:lsdException w:unhideWhenUsed="0" w:uiPriority="0" w:semiHidden="0" w:name="Table Grid 7"/>
+    <w:lsdException w:unhideWhenUsed="0" w:uiPriority="0" w:semiHidden="0" w:name="Table Grid 8"/>
+    <w:lsdException w:unhideWhenUsed="0" w:uiPriority="0" w:semiHidden="0" w:name="Table List 1"/>
+    <w:lsdException w:unhideWhenUsed="0" w:uiPriority="0" w:semiHidden="0" w:name="Table List 2"/>
+    <w:lsdException w:unhideWhenUsed="0" w:uiPriority="0" w:semiHidden="0" w:name="Table List 3"/>
+    <w:lsdException w:unhideWhenUsed="0" w:uiPriority="0" w:semiHidden="0" w:name="Table List 4"/>
+    <w:lsdException w:unhideWhenUsed="0" w:uiPriority="0" w:semiHidden="0" w:name="Table List 5"/>
+    <w:lsdException w:unhideWhenUsed="0" w:uiPriority="0" w:semiHidden="0" w:name="Table List 6"/>
+    <w:lsdException w:unhideWhenUsed="0" w:uiPriority="0" w:semiHidden="0" w:name="Table List 7"/>
+    <w:lsdException w:unhideWhenUsed="0" w:uiPriority="0" w:semiHidden="0" w:name="Table List 8"/>
+    <w:lsdException w:unhideWhenUsed="0" w:uiPriority="0" w:semiHidden="0" w:name="Table 3D effects 1"/>
+    <w:lsdException w:unhideWhenUsed="0" w:uiPriority="0" w:semiHidden="0" w:name="Table 3D effects 2"/>
+    <w:lsdException w:unhideWhenUsed="0" w:uiPriority="0" w:semiHidden="0" w:name="Table 3D effects 3"/>
+    <w:lsdException w:unhideWhenUsed="0" w:uiPriority="0" w:semiHidden="0" w:name="Table Contemporary"/>
+    <w:lsdException w:unhideWhenUsed="0" w:uiPriority="0" w:semiHidden="0" w:name="Table Elegant"/>
+    <w:lsdException w:unhideWhenUsed="0" w:uiPriority="0" w:semiHidden="0" w:name="Table Professional"/>
+    <w:lsdException w:unhideWhenUsed="0" w:uiPriority="0" w:semiHidden="0" w:name="Table Subtle 1"/>
+    <w:lsdException w:unhideWhenUsed="0" w:uiPriority="0" w:semiHidden="0" w:name="Table Subtle 2"/>
+    <w:lsdException w:unhideWhenUsed="0" w:uiPriority="0" w:semiHidden="0" w:name="Table Web 1"/>
+    <w:lsdException w:unhideWhenUsed="0" w:uiPriority="0" w:semiHidden="0" w:name="Table Web 2"/>
+    <w:lsdException w:unhideWhenUsed="0" w:uiPriority="0" w:semiHidden="0" w:name="Table Web 3"/>
+    <w:lsdException w:unhideWhenUsed="0" w:uiPriority="0" w:semiHidden="0" w:name="Balloon Text"/>
+    <w:lsdException w:qFormat="1" w:unhideWhenUsed="0" w:uiPriority="0" w:semiHidden="0" w:name="Table Grid"/>
+    <w:lsdException w:unhideWhenUsed="0" w:uiPriority="0" w:semiHidden="0" w:name="Table Theme"/>
+    <w:lsdException w:unhideWhenUsed="0" w:uiPriority="60" w:semiHidden="0" w:name="Light Shading"/>
+    <w:lsdException w:unhideWhenUsed="0" w:uiPriority="61" w:semiHidden="0" w:name="Light List"/>
+    <w:lsdException w:unhideWhenUsed="0" w:uiPriority="62" w:semiHidden="0" w:name="Light Grid"/>
+    <w:lsdException w:unhideWhenUsed="0" w:uiPriority="63" w:semiHidden="0" w:name="Medium Shading 1"/>
+    <w:lsdException w:unhideWhenUsed="0" w:uiPriority="64" w:semiHidden="0" w:name="Medium Shading 2"/>
+    <w:lsdException w:unhideWhenUsed="0" w:uiPriority="65" w:semiHidden="0" w:name="Medium List 1"/>
+    <w:lsdException w:unhideWhenUsed="0" w:uiPriority="66" w:semiHidden="0" w:name="Medium List 2"/>
+    <w:lsdException w:unhideWhenUsed="0" w:uiPriority="67" w:semiHidden="0" w:name="Medium Grid 1"/>
+    <w:lsdException w:unhideWhenUsed="0" w:uiPriority="68" w:semiHidden="0" w:name="Medium Grid 2"/>
+    <w:lsdException w:unhideWhenUsed="0" w:uiPriority="69" w:semiHidden="0" w:name="Medium Grid 3"/>
+    <w:lsdException w:unhideWhenUsed="0" w:uiPriority="70" w:semiHidden="0" w:name="Dark List"/>
+    <w:lsdException w:unhideWhenUsed="0" w:uiPriority="71" w:semiHidden="0" w:name="Colorful Shading"/>
+    <w:lsdException w:unhideWhenUsed="0" w:uiPriority="72" w:semiHidden="0" w:name="Colorful List"/>
+    <w:lsdException w:unhideWhenUsed="0" w:uiPriority="73" w:semiHidden="0" w:name="Colorful Grid"/>
+    <w:lsdException w:unhideWhenUsed="0" w:uiPriority="60" w:semiHidden="0" w:name="Light Shading Accent 1"/>
+    <w:lsdException w:unhideWhenUsed="0" w:uiPriority="61" w:semiHidden="0" w:name="Light List Accent 1"/>
+    <w:lsdException w:unhideWhenUsed="0" w:uiPriority="62" w:semiHidden="0" w:name="Light Grid Accent 1"/>
+    <w:lsdException w:unhideWhenUsed="0" w:uiPriority="63" w:semiHidden="0" w:name="Medium Shading 1 Accent 1"/>
+    <w:lsdException w:unhideWhenUsed="0" w:uiPriority="64" w:semiHidden="0" w:name="Medium Shading 2 Accent 1"/>
+    <w:lsdException w:unhideWhenUsed="0" w:uiPriority="65" w:semiHidden="0" w:name="Medium List 1 Accent 1"/>
+    <w:lsdException w:unhideWhenUsed="0" w:uiPriority="66" w:semiHidden="0" w:name="Medium List 2 Accent 1"/>
+    <w:lsdException w:unhideWhenUsed="0" w:uiPriority="67" w:semiHidden="0" w:name="Medium Grid 1 Accent 1"/>
+    <w:lsdException w:unhideWhenUsed="0" w:uiPriority="68" w:semiHidden="0" w:name="Medium Grid 2 Accent 1"/>
+    <w:lsdException w:unhideWhenUsed="0" w:uiPriority="69" w:semiHidden="0" w:name="Medium Grid 3 Accent 1"/>
+    <w:lsdException w:unhideWhenUsed="0" w:uiPriority="70" w:semiHidden="0" w:name="Dark List Accent 1"/>
+    <w:lsdException w:unhideWhenUsed="0" w:uiPriority="71" w:semiHidden="0" w:name="Colorful Shading Accent 1"/>
+    <w:lsdException w:unhideWhenUsed="0" w:uiPriority="72" w:semiHidden="0" w:name="Colorful List Accent 1"/>
+    <w:lsdException w:unhideWhenUsed="0" w:uiPriority="73" w:semiHidden="0" w:name="Colorful Grid Accent 1"/>
+    <w:lsdException w:unhideWhenUsed="0" w:uiPriority="60" w:semiHidden="0" w:name="Light Shading Accent 2"/>
+    <w:lsdException w:unhideWhenUsed="0" w:uiPriority="61" w:semiHidden="0" w:name="Light List Accent 2"/>
+    <w:lsdException w:unhideWhenUsed="0" w:uiPriority="62" w:semiHidden="0" w:name="Light Grid Accent 2"/>
+    <w:lsdException w:unhideWhenUsed="0" w:uiPriority="63" w:semiHidden="0" w:name="Medium Shading 1 Accent 2"/>
+    <w:lsdException w:unhideWhenUsed="0" w:uiPriority="64" w:semiHidden="0" w:name="Medium Shading 2 Accent 2"/>
+    <w:lsdException w:unhideWhenUsed="0" w:uiPriority="65" w:semiHidden="0" w:name="Medium List 1 Accent 2"/>
+    <w:lsdException w:unhideWhenUsed="0" w:uiPriority="66" w:semiHidden="0" w:name="Medium List 2 Accent 2"/>
+    <w:lsdException w:unhideWhenUsed="0" w:uiPriority="67" w:semiHidden="0" w:name="Medium Grid 1 Accent 2"/>
+    <w:lsdException w:unhideWhenUsed="0" w:uiPriority="68" w:semiHidden="0" w:name="Medium Grid 2 Accent 2"/>
+    <w:lsdException w:unhideWhenUsed="0" w:uiPriority="69" w:semiHidden="0" w:name="Medium Grid 3 Accent 2"/>
+    <w:lsdException w:unhideWhenUsed="0" w:uiPriority="70" w:semiHidden="0" w:name="Dark List Accent 2"/>
+    <w:lsdException w:unhideWhenUsed="0" w:uiPriority="71" w:semiHidden="0" w:name="Colorful Shading Accent 2"/>
+    <w:lsdException w:unhideWhenUsed="0" w:uiPriority="72" w:semiHidden="0" w:name="Colorful List Accent 2"/>
+    <w:lsdException w:unhideWhenUsed="0" w:uiPriority="73" w:semiHidden="0" w:name="Colorful Grid Accent 2"/>
+    <w:lsdException w:unhideWhenUsed="0" w:uiPriority="60" w:semiHidden="0" w:name="Light Shading Accent 3"/>
+    <w:lsdException w:unhideWhenUsed="0" w:uiPriority="61" w:semiHidden="0" w:name="Light List Accent 3"/>
+    <w:lsdException w:unhideWhenUsed="0" w:uiPriority="62" w:semiHidden="0" w:name="Light Grid Accent 3"/>
+    <w:lsdException w:unhideWhenUsed="0" w:uiPriority="63" w:semiHidden="0" w:name="Medium Shading 1 Accent 3"/>
+    <w:lsdException w:unhideWhenUsed="0" w:uiPriority="64" w:semiHidden="0" w:name="Medium Shading 2 Accent 3"/>
+    <w:lsdException w:unhideWhenUsed="0" w:uiPriority="65" w:semiHidden="0" w:name="Medium List 1 Accent 3"/>
+    <w:lsdException w:unhideWhenUsed="0" w:uiPriority="66" w:semiHidden="0" w:name="Medium List 2 Accent 3"/>
+    <w:lsdException w:unhideWhenUsed="0" w:uiPriority="67" w:semiHidden="0" w:name="Medium Grid 1 Accent 3"/>
+    <w:lsdException w:unhideWhenUsed="0" w:uiPriority="68" w:semiHidden="0" w:name="Medium Grid 2 Accent 3"/>
+    <w:lsdException w:unhideWhenUsed="0" w:uiPriority="69" w:semiHidden="0" w:name="Medium Grid 3 Accent 3"/>
+    <w:lsdException w:unhideWhenUsed="0" w:uiPriority="70" w:semiHidden="0" w:name="Dark List Accent 3"/>
+    <w:lsdException w:unhideWhenUsed="0" w:uiPriority="71" w:semiHidden="0" w:name="Colorful Shading Accent 3"/>
+    <w:lsdException w:unhideWhenUsed="0" w:uiPriority="72" w:semiHidden="0" w:name="Colorful List Accent 3"/>
+    <w:lsdException w:unhideWhenUsed="0" w:uiPriority="73" w:semiHidden="0" w:name="Colorful Grid Accent 3"/>
+    <w:lsdException w:unhideWhenUsed="0" w:uiPriority="60" w:semiHidden="0" w:name="Light Shading Accent 4"/>
+    <w:lsdException w:unhideWhenUsed="0" w:uiPriority="61" w:semiHidden="0" w:name="Light List Accent 4"/>
+    <w:lsdException w:unhideWhenUsed="0" w:uiPriority="62" w:semiHidden="0" w:name="Light Grid Accent 4"/>
+    <w:lsdException w:unhideWhenUsed="0" w:uiPriority="63" w:semiHidden="0" w:name="Medium Shading 1 Accent 4"/>
+    <w:lsdException w:unhideWhenUsed="0" w:uiPriority="64" w:semiHidden="0" w:name="Medium Shading 2 Accent 4"/>
+    <w:lsdException w:unhideWhenUsed="0" w:uiPriority="65" w:semiHidden="0" w:name="Medium List 1 Accent 4"/>
+    <w:lsdException w:unhideWhenUsed="0" w:uiPriority="66" w:semiHidden="0" w:name="Medium List 2 Accent 4"/>
+    <w:lsdException w:unhideWhenUsed="0" w:uiPriority="67" w:semiHidden="0" w:name="Medium Grid 1 Accent 4"/>
+    <w:lsdException w:unhideWhenUsed="0" w:uiPriority="68" w:semiHidden="0" w:name="Medium Grid 2 Accent 4"/>
+    <w:lsdException w:unhideWhenUsed="0" w:uiPriority="69" w:semiHidden="0" w:name="Medium Grid 3 Accent 4"/>
+    <w:lsdException w:unhideWhenUsed="0" w:uiPriority="70" w:semiHidden="0" w:name="Dark List Accent 4"/>
+    <w:lsdException w:unhideWhenUsed="0" w:uiPriority="71" w:semiHidden="0" w:name="Colorful Shading Accent 4"/>
+    <w:lsdException w:unhideWhenUsed="0" w:uiPriority="72" w:semiHidden="0" w:name="Colorful List Accent 4"/>
+    <w:lsdException w:unhideWhenUsed="0" w:uiPriority="73" w:semiHidden="0" w:name="Colorful Grid Accent 4"/>
+    <w:lsdException w:unhideWhenUsed="0" w:uiPriority="60" w:semiHidden="0" w:name="Light Shading Accent 5"/>
+    <w:lsdException w:unhideWhenUsed="0" w:uiPriority="61" w:semiHidden="0" w:name="Light List Accent 5"/>
+    <w:lsdException w:unhideWhenUsed="0" w:uiPriority="62" w:semiHidden="0" w:name="Light Grid Accent 5"/>
+    <w:lsdException w:unhideWhenUsed="0" w:uiPriority="63" w:semiHidden="0" w:name="Medium Shading 1 Accent 5"/>
+    <w:lsdException w:unhideWhenUsed="0" w:uiPriority="64" w:semiHidden="0" w:name="Medium Shading 2 Accent 5"/>
+    <w:lsdException w:unhideWhenUsed="0" w:uiPriority="65" w:semiHidden="0" w:name="Medium List 1 Accent 5"/>
+    <w:lsdException w:unhideWhenUsed="0" w:uiPriority="66" w:semiHidden="0" w:name="Medium List 2 Accent 5"/>
+    <w:lsdException w:unhideWhenUsed="0" w:uiPriority="67" w:semiHidden="0" w:name="Medium Grid 1 Accent 5"/>
+    <w:lsdException w:unhideWhenUsed="0" w:uiPriority="68" w:semiHidden="0" w:name="Medium Grid 2 Accent 5"/>
+    <w:lsdException w:unhideWhenUsed="0" w:uiPriority="69" w:semiHidden="0" w:name="Medium Grid 3 Accent 5"/>
+    <w:lsdException w:unhideWhenUsed="0" w:uiPriority="70" w:semiHidden="0" w:name="Dark List Accent 5"/>
+    <w:lsdException w:unhideWhenUsed="0" w:uiPriority="71" w:semiHidden="0" w:name="Colorful Shading Accent 5"/>
+    <w:lsdException w:unhideWhenUsed="0" w:uiPriority="72" w:semiHidden="0" w:name="Colorful List Accent 5"/>
+    <w:lsdException w:unhideWhenUsed="0" w:uiPriority="73" w:semiHidden="0" w:name="Colorful Grid Accent 5"/>
+    <w:lsdException w:unhideWhenUsed="0" w:uiPriority="60" w:semiHidden="0" w:name="Light Shading Accent 6"/>
+    <w:lsdException w:unhideWhenUsed="0" w:uiPriority="61" w:semiHidden="0" w:name="Light List Accent 6"/>
+    <w:lsdException w:unhideWhenUsed="0" w:uiPriority="62" w:semiHidden="0" w:name="Light Grid Accent 6"/>
+    <w:lsdException w:unhideWhenUsed="0" w:uiPriority="63" w:semiHidden="0" w:name="Medium Shading 1 Accent 6"/>
+    <w:lsdException w:unhideWhenUsed="0" w:uiPriority="64" w:semiHidden="0" w:name="Medium Shading 2 Accent 6"/>
+    <w:lsdException w:unhideWhenUsed="0" w:uiPriority="65" w:semiHidden="0" w:name="Medium List 1 Accent 6"/>
+    <w:lsdException w:unhideWhenUsed="0" w:uiPriority="66" w:semiHidden="0" w:name="Medium List 2 Accent 6"/>
+    <w:lsdException w:unhideWhenUsed="0" w:uiPriority="67" w:semiHidden="0" w:name="Medium Grid 1 Accent 6"/>
+    <w:lsdException w:unhideWhenUsed="0" w:uiPriority="68" w:semiHidden="0" w:name="Medium Grid 2 Accent 6"/>
+    <w:lsdException w:unhideWhenUsed="0" w:uiPriority="69" w:semiHidden="0" w:name="Medium Grid 3 Accent 6"/>
+    <w:lsdException w:unhideWhenUsed="0" w:uiPriority="70" w:semiHidden="0" w:name="Dark List Accent 6"/>
+    <w:lsdException w:unhideWhenUsed="0" w:uiPriority="71" w:semiHidden="0" w:name="Colorful Shading Accent 6"/>
+    <w:lsdException w:unhideWhenUsed="0" w:uiPriority="72" w:semiHidden="0" w:name="Colorful List Accent 6"/>
+    <w:lsdException w:unhideWhenUsed="0" w:uiPriority="73" w:semiHidden="0" w:name="Colorful Grid Accent 6"/>
   </w:latentStyles>
-  <w:style w:type="paragraph" w:default="1" w:styleId="Normal">
+  <w:style w:type="paragraph" w:default="1" w:styleId="1">
     <w:name w:val="Normal"/>
     <w:qFormat/>
+    <w:uiPriority w:val="0"/>
     <w:pPr>
       <w:kinsoku w:val="0"/>
       <w:autoSpaceDE w:val="0"/>
@@ -6109,7 +6185,7 @@
       <w:textAlignment w:val="baseline"/>
     </w:pPr>
     <w:rPr>
-      <w:rFonts w:ascii="Arial" w:eastAsia="宋体" w:hAnsi="Arial" w:cs="Arial"/>
+      <w:rFonts w:ascii="Arial" w:hAnsi="Arial" w:eastAsia="宋体" w:cs="Arial"/>
       <w:snapToGrid w:val="0"/>
       <w:color w:val="000000"/>
       <w:kern w:val="0"/>
@@ -6118,11 +6194,12 @@
       <w:lang w:val="en-US" w:eastAsia="en-US" w:bidi="ar-SA"/>
     </w:rPr>
   </w:style>
-  <w:style w:type="paragraph" w:styleId="Heading1">
+  <w:style w:type="paragraph" w:styleId="2">
     <w:name w:val="heading 1"/>
-    <w:basedOn w:val="Normal"/>
-    <w:next w:val="Normal"/>
+    <w:basedOn w:val="1"/>
+    <w:next w:val="1"/>
     <w:qFormat/>
+    <w:uiPriority w:val="0"/>
     <w:pPr>
       <w:keepNext/>
       <w:keepLines/>
@@ -6140,12 +6217,13 @@
       <w:sz w:val="44"/>
     </w:rPr>
   </w:style>
-  <w:style w:type="paragraph" w:styleId="Heading2">
+  <w:style w:type="paragraph" w:styleId="3">
     <w:name w:val="heading 2"/>
-    <w:basedOn w:val="Normal"/>
-    <w:next w:val="Normal"/>
+    <w:basedOn w:val="1"/>
+    <w:next w:val="1"/>
     <w:unhideWhenUsed/>
     <w:qFormat/>
+    <w:uiPriority w:val="0"/>
     <w:pPr>
       <w:keepNext/>
       <w:keepLines/>
@@ -6158,18 +6236,19 @@
       <w:outlineLvl w:val="1"/>
     </w:pPr>
     <w:rPr>
-      <w:rFonts w:ascii="Arial" w:eastAsia="黑体" w:hAnsi="Arial"/>
+      <w:rFonts w:ascii="Arial" w:hAnsi="Arial" w:eastAsia="黑体"/>
       <w:b/>
       <w:sz w:val="32"/>
     </w:rPr>
   </w:style>
-  <w:style w:type="paragraph" w:styleId="Heading3">
+  <w:style w:type="paragraph" w:styleId="4">
     <w:name w:val="heading 3"/>
-    <w:basedOn w:val="Normal"/>
-    <w:next w:val="Normal"/>
+    <w:basedOn w:val="1"/>
+    <w:next w:val="1"/>
     <w:semiHidden/>
     <w:unhideWhenUsed/>
     <w:qFormat/>
+    <w:uiPriority w:val="0"/>
     <w:pPr>
       <w:keepNext/>
       <w:keepLines/>
@@ -6186,12 +6265,13 @@
       <w:sz w:val="32"/>
     </w:rPr>
   </w:style>
-  <w:style w:type="paragraph" w:styleId="Heading4">
+  <w:style w:type="paragraph" w:styleId="5">
     <w:name w:val="heading 4"/>
-    <w:basedOn w:val="Normal"/>
-    <w:next w:val="Normal"/>
+    <w:basedOn w:val="1"/>
+    <w:next w:val="1"/>
     <w:unhideWhenUsed/>
     <w:qFormat/>
+    <w:uiPriority w:val="0"/>
     <w:pPr>
       <w:keepNext/>
       <w:keepLines/>
@@ -6204,18 +6284,19 @@
       <w:outlineLvl w:val="3"/>
     </w:pPr>
     <w:rPr>
-      <w:rFonts w:ascii="Arial" w:eastAsia="黑体" w:hAnsi="Arial"/>
+      <w:rFonts w:ascii="Arial" w:hAnsi="Arial" w:eastAsia="黑体"/>
       <w:b/>
       <w:sz w:val="28"/>
     </w:rPr>
   </w:style>
-  <w:style w:type="paragraph" w:styleId="Heading5">
+  <w:style w:type="paragraph" w:styleId="6">
     <w:name w:val="heading 5"/>
-    <w:basedOn w:val="Normal"/>
-    <w:next w:val="Normal"/>
+    <w:basedOn w:val="1"/>
+    <w:next w:val="1"/>
     <w:semiHidden/>
     <w:unhideWhenUsed/>
     <w:qFormat/>
+    <w:uiPriority w:val="0"/>
     <w:pPr>
       <w:keepNext/>
       <w:keepLines/>
@@ -6232,13 +6313,14 @@
       <w:sz w:val="28"/>
     </w:rPr>
   </w:style>
-  <w:style w:type="paragraph" w:styleId="Heading6">
+  <w:style w:type="paragraph" w:styleId="7">
     <w:name w:val="heading 6"/>
-    <w:basedOn w:val="Normal"/>
-    <w:next w:val="Normal"/>
+    <w:basedOn w:val="1"/>
+    <w:next w:val="1"/>
     <w:semiHidden/>
     <w:unhideWhenUsed/>
     <w:qFormat/>
+    <w:uiPriority w:val="0"/>
     <w:pPr>
       <w:keepNext/>
       <w:keepLines/>
@@ -6251,18 +6333,19 @@
       <w:outlineLvl w:val="5"/>
     </w:pPr>
     <w:rPr>
-      <w:rFonts w:ascii="Arial" w:eastAsia="黑体" w:hAnsi="Arial"/>
+      <w:rFonts w:ascii="Arial" w:hAnsi="Arial" w:eastAsia="黑体"/>
       <w:b/>
       <w:sz w:val="24"/>
     </w:rPr>
   </w:style>
-  <w:style w:type="paragraph" w:styleId="Heading7">
+  <w:style w:type="paragraph" w:styleId="8">
     <w:name w:val="heading 7"/>
-    <w:basedOn w:val="Normal"/>
-    <w:next w:val="Normal"/>
+    <w:basedOn w:val="1"/>
+    <w:next w:val="1"/>
     <w:semiHidden/>
     <w:unhideWhenUsed/>
     <w:qFormat/>
+    <w:uiPriority w:val="0"/>
     <w:pPr>
       <w:keepNext/>
       <w:keepLines/>
@@ -6279,13 +6362,14 @@
       <w:sz w:val="24"/>
     </w:rPr>
   </w:style>
-  <w:style w:type="paragraph" w:styleId="Heading8">
+  <w:style w:type="paragraph" w:styleId="9">
     <w:name w:val="heading 8"/>
-    <w:basedOn w:val="Normal"/>
-    <w:next w:val="Normal"/>
+    <w:basedOn w:val="1"/>
+    <w:next w:val="1"/>
     <w:semiHidden/>
     <w:unhideWhenUsed/>
     <w:qFormat/>
+    <w:uiPriority w:val="0"/>
     <w:pPr>
       <w:keepNext/>
       <w:keepLines/>
@@ -6298,17 +6382,18 @@
       <w:outlineLvl w:val="7"/>
     </w:pPr>
     <w:rPr>
-      <w:rFonts w:ascii="Arial" w:eastAsia="黑体" w:hAnsi="Arial"/>
+      <w:rFonts w:ascii="Arial" w:hAnsi="Arial" w:eastAsia="黑体"/>
       <w:sz w:val="24"/>
     </w:rPr>
   </w:style>
-  <w:style w:type="paragraph" w:styleId="Heading9">
+  <w:style w:type="paragraph" w:styleId="10">
     <w:name w:val="heading 9"/>
-    <w:basedOn w:val="Normal"/>
-    <w:next w:val="Normal"/>
+    <w:basedOn w:val="1"/>
+    <w:next w:val="1"/>
     <w:semiHidden/>
     <w:unhideWhenUsed/>
     <w:qFormat/>
+    <w:uiPriority w:val="0"/>
     <w:pPr>
       <w:keepNext/>
       <w:keepLines/>
@@ -6321,19 +6406,21 @@
       <w:outlineLvl w:val="8"/>
     </w:pPr>
     <w:rPr>
-      <w:rFonts w:ascii="Arial" w:eastAsia="黑体" w:hAnsi="Arial"/>
+      <w:rFonts w:ascii="Arial" w:hAnsi="Arial" w:eastAsia="黑体"/>
       <w:sz w:val="21"/>
     </w:rPr>
   </w:style>
-  <w:style w:type="character" w:default="1" w:styleId="DefaultParagraphFont">
+  <w:style w:type="character" w:default="1" w:styleId="23">
     <w:name w:val="Default Paragraph Font"/>
     <w:semiHidden/>
     <w:qFormat/>
+    <w:uiPriority w:val="0"/>
   </w:style>
-  <w:style w:type="table" w:default="1" w:styleId="TableNormal">
+  <w:style w:type="table" w:default="1" w:styleId="21">
     <w:name w:val="Normal Table"/>
     <w:semiHidden/>
     <w:qFormat/>
+    <w:uiPriority w:val="0"/>
     <w:tblPr>
       <w:tblCellMar>
         <w:top w:w="0" w:type="dxa"/>
@@ -6343,51 +6430,56 @@
       </w:tblCellMar>
     </w:tblPr>
   </w:style>
-  <w:style w:type="paragraph" w:styleId="Caption">
+  <w:style w:type="paragraph" w:styleId="11">
     <w:name w:val="caption"/>
-    <w:basedOn w:val="Normal"/>
-    <w:next w:val="Normal"/>
+    <w:basedOn w:val="1"/>
+    <w:next w:val="1"/>
     <w:semiHidden/>
     <w:unhideWhenUsed/>
     <w:qFormat/>
+    <w:uiPriority w:val="0"/>
     <w:rPr>
-      <w:rFonts w:ascii="Arial" w:eastAsia="黑体" w:hAnsi="Arial"/>
+      <w:rFonts w:ascii="Arial" w:hAnsi="Arial" w:eastAsia="黑体"/>
       <w:sz w:val="20"/>
     </w:rPr>
   </w:style>
-  <w:style w:type="paragraph" w:styleId="CommentText">
+  <w:style w:type="paragraph" w:styleId="12">
     <w:name w:val="annotation text"/>
-    <w:basedOn w:val="Normal"/>
+    <w:basedOn w:val="1"/>
     <w:qFormat/>
+    <w:uiPriority w:val="0"/>
     <w:pPr>
       <w:jc w:val="left"/>
     </w:pPr>
   </w:style>
-  <w:style w:type="paragraph" w:styleId="BodyText">
+  <w:style w:type="paragraph" w:styleId="13">
     <w:name w:val="Body Text"/>
-    <w:basedOn w:val="Normal"/>
+    <w:basedOn w:val="1"/>
     <w:semiHidden/>
     <w:qFormat/>
+    <w:uiPriority w:val="0"/>
     <w:rPr>
-      <w:rFonts w:ascii="Arial" w:eastAsia="Arial" w:hAnsi="Arial" w:cs="Arial"/>
+      <w:rFonts w:ascii="Arial" w:hAnsi="Arial" w:eastAsia="Arial" w:cs="Arial"/>
       <w:sz w:val="21"/>
       <w:szCs w:val="21"/>
       <w:lang w:val="en-US" w:eastAsia="en-US" w:bidi="ar-SA"/>
     </w:rPr>
   </w:style>
-  <w:style w:type="paragraph" w:styleId="TOC3">
+  <w:style w:type="paragraph" w:styleId="14">
     <w:name w:val="toc 3"/>
-    <w:basedOn w:val="Normal"/>
-    <w:next w:val="Normal"/>
+    <w:basedOn w:val="1"/>
+    <w:next w:val="1"/>
     <w:qFormat/>
+    <w:uiPriority w:val="0"/>
     <w:pPr>
       <w:ind w:left="840" w:leftChars="400"/>
     </w:pPr>
   </w:style>
-  <w:style w:type="paragraph" w:styleId="Footer">
+  <w:style w:type="paragraph" w:styleId="15">
     <w:name w:val="footer"/>
-    <w:basedOn w:val="Normal"/>
+    <w:basedOn w:val="1"/>
     <w:qFormat/>
+    <w:uiPriority w:val="0"/>
     <w:pPr>
       <w:tabs>
         <w:tab w:val="center" w:pos="4153"/>
@@ -6400,16 +6492,17 @@
       <w:sz w:val="18"/>
     </w:rPr>
   </w:style>
-  <w:style w:type="paragraph" w:styleId="Header">
+  <w:style w:type="paragraph" w:styleId="16">
     <w:name w:val="header"/>
-    <w:basedOn w:val="Normal"/>
+    <w:basedOn w:val="1"/>
     <w:qFormat/>
+    <w:uiPriority w:val="0"/>
     <w:pPr>
       <w:pBdr>
-        <w:top w:val="nil"/>
-        <w:left w:val="nil"/>
-        <w:bottom w:val="nil"/>
-        <w:right w:val="nil"/>
+        <w:top w:val="none" w:color="auto" w:sz="0" w:space="0"/>
+        <w:left w:val="none" w:color="auto" w:sz="0" w:space="0"/>
+        <w:bottom w:val="none" w:color="auto" w:sz="0" w:space="0"/>
+        <w:right w:val="none" w:color="auto" w:sz="0" w:space="0"/>
       </w:pBdr>
       <w:tabs>
         <w:tab w:val="center" w:pos="4153"/>
@@ -6424,37 +6517,41 @@
       <w:sz w:val="18"/>
     </w:rPr>
   </w:style>
-  <w:style w:type="paragraph" w:styleId="TOC1">
+  <w:style w:type="paragraph" w:styleId="17">
     <w:name w:val="toc 1"/>
-    <w:basedOn w:val="Normal"/>
-    <w:next w:val="Normal"/>
+    <w:basedOn w:val="1"/>
+    <w:next w:val="1"/>
     <w:qFormat/>
+    <w:uiPriority w:val="0"/>
     <w:rPr>
-      <w:rFonts w:ascii="Arial" w:eastAsia="Microsoft JhengHei" w:hAnsi="Arial"/>
+      <w:rFonts w:ascii="Arial" w:hAnsi="Arial" w:eastAsia="Microsoft JhengHei"/>
       <w:sz w:val="24"/>
     </w:rPr>
   </w:style>
-  <w:style w:type="paragraph" w:styleId="TOC2">
+  <w:style w:type="paragraph" w:styleId="18">
     <w:name w:val="toc 2"/>
-    <w:basedOn w:val="Normal"/>
-    <w:next w:val="Normal"/>
+    <w:basedOn w:val="1"/>
+    <w:next w:val="1"/>
     <w:qFormat/>
+    <w:uiPriority w:val="0"/>
     <w:pPr>
       <w:ind w:left="420" w:leftChars="200"/>
     </w:pPr>
   </w:style>
-  <w:style w:type="paragraph" w:styleId="NormalWeb">
+  <w:style w:type="paragraph" w:styleId="19">
     <w:name w:val="Normal (Web)"/>
-    <w:basedOn w:val="Normal"/>
+    <w:basedOn w:val="1"/>
     <w:qFormat/>
+    <w:uiPriority w:val="0"/>
     <w:rPr>
       <w:sz w:val="24"/>
     </w:rPr>
   </w:style>
-  <w:style w:type="paragraph" w:styleId="Title">
+  <w:style w:type="paragraph" w:styleId="20">
     <w:name w:val="Title"/>
-    <w:basedOn w:val="Normal"/>
+    <w:basedOn w:val="1"/>
     <w:qFormat/>
+    <w:uiPriority w:val="0"/>
     <w:pPr>
       <w:spacing w:before="240" w:beforeLines="0" w:beforeAutospacing="0" w:after="60" w:afterLines="0" w:afterAutospacing="0"/>
       <w:jc w:val="center"/>
@@ -6466,68 +6563,73 @@
       <w:sz w:val="32"/>
     </w:rPr>
   </w:style>
-  <w:style w:type="table" w:styleId="TableGrid">
+  <w:style w:type="table" w:styleId="22">
     <w:name w:val="Table Grid"/>
-    <w:basedOn w:val="TableNormal"/>
+    <w:basedOn w:val="21"/>
     <w:qFormat/>
+    <w:uiPriority w:val="0"/>
     <w:pPr>
       <w:widowControl w:val="0"/>
       <w:jc w:val="both"/>
     </w:pPr>
     <w:tblPr>
       <w:tblBorders>
-        <w:top w:val="single" w:sz="4" w:space="0" w:color="auto"/>
-        <w:left w:val="single" w:sz="4" w:space="0" w:color="auto"/>
-        <w:bottom w:val="single" w:sz="4" w:space="0" w:color="auto"/>
-        <w:right w:val="single" w:sz="4" w:space="0" w:color="auto"/>
-        <w:insideH w:val="single" w:sz="4" w:space="0" w:color="auto"/>
-        <w:insideV w:val="single" w:sz="4" w:space="0" w:color="auto"/>
+        <w:top w:val="single" w:color="auto" w:sz="4" w:space="0"/>
+        <w:left w:val="single" w:color="auto" w:sz="4" w:space="0"/>
+        <w:bottom w:val="single" w:color="auto" w:sz="4" w:space="0"/>
+        <w:right w:val="single" w:color="auto" w:sz="4" w:space="0"/>
+        <w:insideH w:val="single" w:color="auto" w:sz="4" w:space="0"/>
+        <w:insideV w:val="single" w:color="auto" w:sz="4" w:space="0"/>
       </w:tblBorders>
     </w:tblPr>
   </w:style>
-  <w:style w:type="character" w:styleId="Strong">
+  <w:style w:type="character" w:styleId="24">
     <w:name w:val="Strong"/>
-    <w:basedOn w:val="DefaultParagraphFont"/>
+    <w:basedOn w:val="23"/>
     <w:qFormat/>
+    <w:uiPriority w:val="0"/>
     <w:rPr>
       <w:b/>
     </w:rPr>
   </w:style>
-  <w:style w:type="paragraph" w:customStyle="1" w:styleId="a">
+  <w:style w:type="paragraph" w:customStyle="1" w:styleId="25">
     <w:name w:val="柴_公司名"/>
-    <w:basedOn w:val="Title"/>
+    <w:basedOn w:val="20"/>
     <w:qFormat/>
+    <w:uiPriority w:val="0"/>
     <w:pPr>
       <w:spacing w:after="600" w:afterLines="600"/>
     </w:pPr>
     <w:rPr>
-      <w:rFonts w:ascii="宋体" w:eastAsia="宋体" w:hAnsi="宋体" w:cs="宋体" w:hint="eastAsia"/>
+      <w:rFonts w:hint="eastAsia" w:ascii="宋体" w:hAnsi="宋体" w:eastAsia="宋体" w:cs="宋体"/>
       <w:bCs/>
       <w:spacing w:val="-6"/>
       <w:sz w:val="52"/>
       <w:szCs w:val="52"/>
     </w:rPr>
   </w:style>
-  <w:style w:type="paragraph" w:customStyle="1" w:styleId="a0">
+  <w:style w:type="paragraph" w:customStyle="1" w:styleId="26">
     <w:name w:val="柴_文档名"/>
-    <w:basedOn w:val="Title"/>
+    <w:basedOn w:val="20"/>
     <w:qFormat/>
+    <w:uiPriority w:val="0"/>
     <w:pPr>
       <w:spacing w:after="900" w:afterLines="900"/>
     </w:pPr>
     <w:rPr>
-      <w:rFonts w:ascii="黑体" w:eastAsia="黑体" w:hAnsi="黑体" w:cs="黑体"/>
+      <w:rFonts w:ascii="黑体" w:hAnsi="黑体" w:eastAsia="黑体" w:cs="黑体"/>
       <w:bCs/>
       <w:spacing w:val="-7"/>
       <w:sz w:val="52"/>
       <w:szCs w:val="52"/>
     </w:rPr>
   </w:style>
-  <w:style w:type="table" w:customStyle="1" w:styleId="TableNormal0">
+  <w:style w:type="table" w:customStyle="1" w:styleId="27">
     <w:name w:val="Table Normal_0"/>
     <w:semiHidden/>
     <w:unhideWhenUsed/>
     <w:qFormat/>
+    <w:uiPriority w:val="0"/>
     <w:tblPr>
       <w:tblCellMar>
         <w:top w:w="0" w:type="dxa"/>
@@ -6537,81 +6639,87 @@
       </w:tblCellMar>
     </w:tblPr>
   </w:style>
-  <w:style w:type="paragraph" w:customStyle="1" w:styleId="TableText">
+  <w:style w:type="paragraph" w:customStyle="1" w:styleId="28">
     <w:name w:val="Table Text"/>
-    <w:basedOn w:val="Normal"/>
+    <w:basedOn w:val="1"/>
     <w:semiHidden/>
     <w:qFormat/>
+    <w:uiPriority w:val="0"/>
     <w:rPr>
-      <w:rFonts w:ascii="宋体" w:eastAsia="宋体" w:hAnsi="宋体" w:cs="宋体"/>
+      <w:rFonts w:ascii="宋体" w:hAnsi="宋体" w:eastAsia="宋体" w:cs="宋体"/>
       <w:sz w:val="21"/>
       <w:szCs w:val="21"/>
       <w:lang w:val="en-US" w:eastAsia="en-US" w:bidi="ar-SA"/>
     </w:rPr>
   </w:style>
-  <w:style w:type="paragraph" w:customStyle="1" w:styleId="1">
+  <w:style w:type="paragraph" w:customStyle="1" w:styleId="29">
     <w:name w:val="柴_标题1"/>
-    <w:basedOn w:val="Heading1"/>
-    <w:next w:val="a1"/>
-    <w:link w:val="1Char"/>
+    <w:basedOn w:val="2"/>
+    <w:next w:val="30"/>
+    <w:link w:val="39"/>
     <w:qFormat/>
+    <w:uiPriority w:val="0"/>
     <w:pPr>
       <w:spacing w:before="100" w:after="90" w:line="360" w:lineRule="auto"/>
     </w:pPr>
     <w:rPr>
-      <w:rFonts w:ascii="Arial" w:eastAsia="宋体" w:hAnsi="Arial"/>
+      <w:rFonts w:ascii="Arial" w:hAnsi="Arial" w:eastAsia="宋体"/>
       <w:sz w:val="32"/>
     </w:rPr>
   </w:style>
-  <w:style w:type="paragraph" w:customStyle="1" w:styleId="a1">
+  <w:style w:type="paragraph" w:customStyle="1" w:styleId="30">
     <w:name w:val="柴_正文"/>
-    <w:basedOn w:val="BodyText"/>
-    <w:link w:val="Char"/>
+    <w:basedOn w:val="13"/>
+    <w:link w:val="44"/>
     <w:qFormat/>
+    <w:uiPriority w:val="0"/>
     <w:pPr>
       <w:spacing w:line="360" w:lineRule="auto"/>
       <w:ind w:firstLine="470" w:firstLineChars="200"/>
     </w:pPr>
     <w:rPr>
-      <w:rFonts w:ascii="Arial" w:eastAsia="宋体" w:hAnsi="Arial"/>
+      <w:rFonts w:ascii="Arial" w:hAnsi="Arial" w:eastAsia="宋体"/>
       <w:sz w:val="24"/>
       <w:lang w:eastAsia="zh-CN"/>
     </w:rPr>
   </w:style>
-  <w:style w:type="paragraph" w:customStyle="1" w:styleId="2">
+  <w:style w:type="paragraph" w:customStyle="1" w:styleId="31">
     <w:name w:val="柴_标题2"/>
-    <w:basedOn w:val="Heading2"/>
-    <w:next w:val="a1"/>
+    <w:basedOn w:val="3"/>
+    <w:next w:val="30"/>
     <w:qFormat/>
+    <w:uiPriority w:val="0"/>
     <w:pPr>
       <w:spacing w:line="360" w:lineRule="auto"/>
     </w:pPr>
     <w:rPr>
-      <w:rFonts w:ascii="Arial" w:eastAsia="宋体" w:hAnsi="Arial"/>
+      <w:rFonts w:ascii="Arial" w:hAnsi="Arial" w:eastAsia="宋体"/>
       <w:sz w:val="28"/>
     </w:rPr>
   </w:style>
-  <w:style w:type="paragraph" w:customStyle="1" w:styleId="3">
+  <w:style w:type="paragraph" w:customStyle="1" w:styleId="32">
     <w:name w:val="柴_标题3"/>
-    <w:basedOn w:val="Heading3"/>
-    <w:next w:val="a1"/>
+    <w:basedOn w:val="4"/>
+    <w:next w:val="30"/>
     <w:qFormat/>
+    <w:uiPriority w:val="0"/>
     <w:pPr>
       <w:spacing w:line="360" w:lineRule="auto"/>
       <w:ind w:left="0" w:firstLine="472" w:firstLineChars="200"/>
     </w:pPr>
     <w:rPr>
-      <w:rFonts w:ascii="宋体" w:eastAsia="宋体" w:hAnsi="宋体" w:cs="宋体"/>
+      <w:rFonts w:ascii="宋体" w:hAnsi="宋体" w:eastAsia="宋体" w:cs="宋体"/>
       <w:spacing w:val="-2"/>
       <w:sz w:val="24"/>
       <w:szCs w:val="24"/>
     </w:rPr>
   </w:style>
-  <w:style w:type="paragraph" w:customStyle="1" w:styleId="a2">
+  <w:style w:type="paragraph" w:customStyle="1" w:styleId="33">
     <w:name w:val="柴_目录"/>
-    <w:basedOn w:val="Normal"/>
-    <w:next w:val="BodyText"/>
+    <w:basedOn w:val="1"/>
+    <w:next w:val="13"/>
     <w:qFormat/>
+    <w:uiPriority w:val="0"/>
     <w:pPr>
       <w:tabs>
         <w:tab w:val="right" w:leader="dot" w:pos="8442"/>
@@ -6619,59 +6727,64 @@
       <w:ind w:left="0" w:leftChars="0"/>
     </w:pPr>
     <w:rPr>
-      <w:rFonts w:ascii="Arial" w:eastAsia="Microsoft JhengHei" w:hAnsi="Arial"/>
+      <w:rFonts w:ascii="Arial" w:hAnsi="Arial" w:eastAsia="Microsoft JhengHei"/>
       <w:sz w:val="24"/>
     </w:rPr>
   </w:style>
-  <w:style w:type="paragraph" w:customStyle="1" w:styleId="WPSOffice1">
+  <w:style w:type="paragraph" w:customStyle="1" w:styleId="34">
     <w:name w:val="WPSOffice手动目录 1"/>
     <w:qFormat/>
+    <w:uiPriority w:val="0"/>
     <w:pPr>
       <w:ind w:leftChars="0"/>
     </w:pPr>
     <w:rPr>
-      <w:rFonts w:ascii="Times New Roman" w:eastAsia="宋体" w:hAnsi="Times New Roman" w:cs="Times New Roman"/>
+      <w:rFonts w:ascii="Times New Roman" w:hAnsi="Times New Roman" w:eastAsia="宋体" w:cs="Times New Roman"/>
       <w:sz w:val="20"/>
       <w:szCs w:val="20"/>
     </w:rPr>
   </w:style>
-  <w:style w:type="paragraph" w:customStyle="1" w:styleId="WPSOffice2">
+  <w:style w:type="paragraph" w:customStyle="1" w:styleId="35">
     <w:name w:val="WPSOffice手动目录 2"/>
     <w:qFormat/>
+    <w:uiPriority w:val="0"/>
     <w:pPr>
       <w:ind w:leftChars="200"/>
     </w:pPr>
     <w:rPr>
-      <w:rFonts w:ascii="Times New Roman" w:eastAsia="宋体" w:hAnsi="Times New Roman" w:cs="Times New Roman"/>
+      <w:rFonts w:ascii="Times New Roman" w:hAnsi="Times New Roman" w:eastAsia="宋体" w:cs="Times New Roman"/>
       <w:sz w:val="20"/>
       <w:szCs w:val="20"/>
     </w:rPr>
   </w:style>
-  <w:style w:type="paragraph" w:customStyle="1" w:styleId="WPSOffice3">
+  <w:style w:type="paragraph" w:customStyle="1" w:styleId="36">
     <w:name w:val="WPSOffice手动目录 3"/>
     <w:qFormat/>
+    <w:uiPriority w:val="0"/>
     <w:pPr>
       <w:ind w:leftChars="400"/>
     </w:pPr>
     <w:rPr>
-      <w:rFonts w:ascii="Times New Roman" w:eastAsia="宋体" w:hAnsi="Times New Roman" w:cs="Times New Roman"/>
+      <w:rFonts w:ascii="Times New Roman" w:hAnsi="Times New Roman" w:eastAsia="宋体" w:cs="Times New Roman"/>
       <w:sz w:val="20"/>
       <w:szCs w:val="20"/>
     </w:rPr>
   </w:style>
-  <w:style w:type="paragraph" w:customStyle="1" w:styleId="Compact">
+  <w:style w:type="paragraph" w:customStyle="1" w:styleId="37">
     <w:name w:val="Compact"/>
-    <w:basedOn w:val="BodyText"/>
+    <w:basedOn w:val="13"/>
     <w:qFormat/>
+    <w:uiPriority w:val="0"/>
     <w:pPr>
       <w:spacing w:before="36" w:after="36"/>
     </w:pPr>
   </w:style>
-  <w:style w:type="table" w:customStyle="1" w:styleId="Table">
+  <w:style w:type="table" w:customStyle="1" w:styleId="38">
     <w:name w:val="Table"/>
     <w:semiHidden/>
     <w:unhideWhenUsed/>
     <w:qFormat/>
+    <w:uiPriority w:val="0"/>
     <w:tblPr>
       <w:tblCellMar>
         <w:top w:w="0" w:type="dxa"/>
@@ -6683,41 +6796,44 @@
     <w:tblStylePr w:type="firstRow">
       <w:tcPr>
         <w:tcBorders>
-          <w:bottom w:val="single" w:sz="0" w:space="0" w:color="auto"/>
+          <w:bottom w:val="single" w:color="auto" w:sz="0" w:space="0"/>
         </w:tcBorders>
         <w:vAlign w:val="bottom"/>
       </w:tcPr>
     </w:tblStylePr>
   </w:style>
-  <w:style w:type="character" w:customStyle="1" w:styleId="1Char">
+  <w:style w:type="character" w:customStyle="1" w:styleId="39">
     <w:name w:val="柴_标题1 Char"/>
-    <w:link w:val="1"/>
+    <w:link w:val="29"/>
     <w:qFormat/>
+    <w:uiPriority w:val="0"/>
     <w:rPr>
-      <w:rFonts w:ascii="Arial" w:eastAsia="宋体" w:hAnsi="Arial"/>
+      <w:rFonts w:ascii="Arial" w:hAnsi="Arial" w:eastAsia="宋体"/>
       <w:sz w:val="32"/>
     </w:rPr>
   </w:style>
-  <w:style w:type="paragraph" w:customStyle="1" w:styleId="a3">
+  <w:style w:type="paragraph" w:customStyle="1" w:styleId="40">
     <w:name w:val="柴_表头"/>
-    <w:basedOn w:val="Caption"/>
+    <w:basedOn w:val="11"/>
     <w:qFormat/>
+    <w:uiPriority w:val="0"/>
     <w:pPr>
       <w:spacing w:line="360" w:lineRule="auto"/>
       <w:ind w:firstLine="470" w:firstLineChars="200"/>
     </w:pPr>
     <w:rPr>
-      <w:rFonts w:ascii="Arial" w:eastAsia="宋体" w:hAnsi="Arial"/>
+      <w:rFonts w:ascii="Arial" w:hAnsi="Arial" w:eastAsia="宋体"/>
       <w:b/>
       <w:sz w:val="24"/>
       <w:lang w:eastAsia="zh-CN"/>
     </w:rPr>
   </w:style>
-  <w:style w:type="table" w:customStyle="1" w:styleId="TableNormal1">
+  <w:style w:type="table" w:customStyle="1" w:styleId="41">
     <w:name w:val="Table Normal_1"/>
     <w:semiHidden/>
     <w:unhideWhenUsed/>
     <w:qFormat/>
+    <w:uiPriority w:val="0"/>
     <w:tblPr>
       <w:tblCellMar>
         <w:top w:w="0" w:type="dxa"/>
@@ -6727,10 +6843,11 @@
       </w:tblCellMar>
     </w:tblPr>
   </w:style>
-  <w:style w:type="paragraph" w:customStyle="1" w:styleId="a4">
+  <w:style w:type="paragraph" w:customStyle="1" w:styleId="42">
     <w:name w:val="柴_正文_无缩进"/>
-    <w:basedOn w:val="Normal"/>
+    <w:basedOn w:val="1"/>
     <w:qFormat/>
+    <w:uiPriority w:val="0"/>
     <w:pPr>
       <w:ind w:firstLine="0" w:firstLineChars="0"/>
     </w:pPr>
@@ -6740,29 +6857,31 @@
       <w:lang w:eastAsia="zh-CN"/>
     </w:rPr>
   </w:style>
-  <w:style w:type="paragraph" w:customStyle="1" w:styleId="4">
+  <w:style w:type="paragraph" w:customStyle="1" w:styleId="43">
     <w:name w:val="柴_标题4"/>
-    <w:basedOn w:val="Heading4"/>
-    <w:next w:val="Normal"/>
+    <w:basedOn w:val="5"/>
+    <w:next w:val="1"/>
     <w:qFormat/>
+    <w:uiPriority w:val="0"/>
     <w:pPr>
       <w:widowControl w:val="0"/>
       <w:spacing w:before="160" w:line="360" w:lineRule="auto"/>
-      <w:ind w:left="981" w:hanging="862" w:leftChars="300"/>
+      <w:ind w:left="981" w:leftChars="300" w:hanging="862"/>
     </w:pPr>
     <w:rPr>
-      <w:rFonts w:ascii="Calibri" w:eastAsia="宋体" w:hAnsi="Calibri" w:cs="宋体" w:hint="eastAsia"/>
+      <w:rFonts w:hint="eastAsia" w:ascii="Calibri" w:hAnsi="Calibri" w:eastAsia="宋体" w:cs="宋体"/>
       <w:sz w:val="24"/>
       <w:szCs w:val="24"/>
       <w:lang w:eastAsia="zh-CN" w:bidi="zh-CN"/>
     </w:rPr>
   </w:style>
-  <w:style w:type="character" w:customStyle="1" w:styleId="Char">
+  <w:style w:type="character" w:customStyle="1" w:styleId="44">
     <w:name w:val="柴_正文 Char"/>
-    <w:link w:val="a1"/>
+    <w:link w:val="30"/>
     <w:qFormat/>
+    <w:uiPriority w:val="0"/>
     <w:rPr>
-      <w:rFonts w:ascii="Arial" w:eastAsia="宋体" w:hAnsi="Arial"/>
+      <w:rFonts w:ascii="Arial" w:hAnsi="Arial" w:eastAsia="宋体"/>
       <w:sz w:val="24"/>
       <w:lang w:eastAsia="zh-CN"/>
     </w:rPr>
